--- a/templates/data-analysis-agent-requirement-form.docx
+++ b/templates/data-analysis-agent-requirement-form.docx
@@ -11,9 +11,9 @@
           <w:rFonts w:ascii="Calibri" w:hAnsi="Calibri"/>
           <w:b/>
           <w:color w:val="1F4D78"/>
-          <w:sz w:val="44"/>
+          <w:sz w:val="48"/>
         </w:rPr>
-        <w:t>데이터 분석 에이전트 요구사항 카드</w:t>
+        <w:t>데이터 분석 요청 카드</w:t>
       </w:r>
     </w:p>
     <w:p>
@@ -21,7 +21,7 @@
         <w:pStyle w:val="Subtitle"/>
       </w:pPr>
       <w:r>
-        <w:t>자연어 요구를 use case, workflow harness, 검증 기준, 승인 경계로 정리하는 실습 양식</w:t>
+        <w:t>비개발자가 먼저 채우고, 에이전트가 작업 방식과 검증 기준을 정리하는 쉬운 양식</w:t>
       </w:r>
     </w:p>
     <w:tbl>
@@ -72,7 +72,7 @@
                 <w:color w:val="1F4D78"/>
                 <w:sz w:val="21"/>
               </w:rPr>
-              <w:t>사용 방법</w:t>
+              <w:t>작성 방법</w:t>
             </w:r>
           </w:p>
           <w:p>
@@ -85,7 +85,7 @@
                 <w:color w:val="1F2937"/>
                 <w:sz w:val="20"/>
               </w:rPr>
-              <w:t>이 문서는 에이전트 실행 전 사용자의 자연어 요구를 정리하고, 실행 후 검증 기준으로 다시 확인하기 위한 양식입니다. 빈칸을 모두 채우는 것보다 확인된 사실, 추정, 확인 필요 사항을 분리하는 것이 더 중요합니다.</w:t>
+              <w:t>처음 작성자는 앞쪽의 쉬운 질문만 채우면 됩니다. use case, harness, 검증 방식 같은 어려운 분류는 에이전트가 이 내용을 보고 뒤쪽에 정리합니다.</w:t>
             </w:r>
           </w:p>
         </w:tc>
@@ -146,7 +146,7 @@
                 <w:color w:val="1F4D78"/>
                 <w:sz w:val="21"/>
               </w:rPr>
-              <w:t>0. 문서 정보</w:t>
+              <w:t>기본 정보</w:t>
             </w:r>
           </w:p>
         </w:tc>
@@ -173,7 +173,7 @@
                 <w:color w:val="1F4D78"/>
                 <w:sz w:val="20"/>
               </w:rPr>
-              <w:t>프로젝트</w:t>
+              <w:t>요청 이름</w:t>
             </w:r>
           </w:p>
         </w:tc>
@@ -194,7 +194,7 @@
                 <w:color w:val="667085"/>
                 <w:sz w:val="20"/>
               </w:rPr>
-              <w:t>프로젝트명 또는 분석 주제</w:t>
+              <w:t>예: 6월 마케팅 성과 분석, 수업 진행률 대시보드</w:t>
             </w:r>
           </w:p>
         </w:tc>
@@ -242,55 +242,7 @@
                 <w:color w:val="667085"/>
                 <w:sz w:val="20"/>
               </w:rPr>
-              <w:t>작성자 이름</w:t>
-            </w:r>
-          </w:p>
-        </w:tc>
-      </w:tr>
-      <w:tr>
-        <w:trPr>
-          <w:trHeight w:hRule="atLeast"/>
-        </w:trPr>
-        <w:tc>
-          <w:tcPr>
-            <w:tcW w:type="dxa" w:w="1850"/>
-            <w:vAlign w:val="center"/>
-            <w:shd w:fill="F2F4F7"/>
-          </w:tcPr>
-          <w:p>
-            <w:pPr>
-              <w:spacing w:after="0" w:line="276" w:lineRule="auto"/>
-            </w:pPr>
-            <w:r/>
-            <w:r>
-              <w:rPr>
-                <w:rFonts w:ascii="Calibri" w:hAnsi="Calibri"/>
-                <w:b/>
-                <w:color w:val="1F4D78"/>
-                <w:sz w:val="20"/>
-              </w:rPr>
-              <w:t>검토자</w:t>
-            </w:r>
-          </w:p>
-        </w:tc>
-        <w:tc>
-          <w:tcPr>
-            <w:tcW w:type="dxa" w:w="7510"/>
-            <w:vAlign w:val="center"/>
-          </w:tcPr>
-          <w:p>
-            <w:pPr>
-              <w:spacing w:after="0" w:line="276" w:lineRule="auto"/>
-            </w:pPr>
-            <w:r/>
-            <w:r>
-              <w:rPr>
-                <w:rFonts w:ascii="Calibri" w:hAnsi="Calibri"/>
-                <w:b w:val="0"/>
-                <w:color w:val="667085"/>
-                <w:sz w:val="20"/>
-              </w:rPr>
-              <w:t>데이터/도메인/승인 담당자</w:t>
+              <w:t>이름 또는 팀</w:t>
             </w:r>
           </w:p>
         </w:tc>
@@ -365,7 +317,7 @@
                 <w:color w:val="1F4D78"/>
                 <w:sz w:val="20"/>
               </w:rPr>
-              <w:t>버전</w:t>
+              <w:t>함께 볼 사람</w:t>
             </w:r>
           </w:p>
         </w:tc>
@@ -386,7 +338,7 @@
                 <w:color w:val="667085"/>
                 <w:sz w:val="20"/>
               </w:rPr>
-              <w:t>v0.1</w:t>
+              <w:t>예: 대표, 마케팅팀, 운영팀, 재무 담당자</w:t>
             </w:r>
           </w:p>
         </w:tc>
@@ -445,7 +397,7 @@
                 <w:color w:val="1F4D78"/>
                 <w:sz w:val="21"/>
               </w:rPr>
-              <w:t>1. 원 요구 기록</w:t>
+              <w:t>1. 무엇을 알고 싶나요?</w:t>
             </w:r>
           </w:p>
         </w:tc>
@@ -471,7 +423,7 @@
                 <w:color w:val="667085"/>
                 <w:sz w:val="20"/>
               </w:rPr>
-              <w:t>사용자 발화를 가능한 한 원문 그대로 붙여넣습니다. 요약하지 말고, 모호한 표현도 보존합니다.</w:t>
+              <w:t>예: 어떤 광고가 효과적인지 알고 싶다. 프로그램별 수업 진행률을 보고 싶다.</w:t>
             </w:r>
           </w:p>
           <w:p>
@@ -480,4084 +432,6 @@
             </w:pPr>
             <w:r>
               <w:t xml:space="preserve"> </w:t>
-            </w:r>
-          </w:p>
-          <w:p>
-            <w:pPr>
-              <w:spacing w:after="0"/>
-            </w:pPr>
-            <w:r>
-              <w:t xml:space="preserve"> </w:t>
-            </w:r>
-          </w:p>
-          <w:p>
-            <w:pPr>
-              <w:spacing w:after="0"/>
-            </w:pPr>
-            <w:r>
-              <w:t xml:space="preserve"> </w:t>
-            </w:r>
-          </w:p>
-          <w:p>
-            <w:pPr>
-              <w:spacing w:after="0"/>
-            </w:pPr>
-            <w:r>
-              <w:t xml:space="preserve"> </w:t>
-            </w:r>
-          </w:p>
-          <w:p>
-            <w:pPr>
-              <w:spacing w:after="0"/>
-            </w:pPr>
-            <w:r>
-              <w:t xml:space="preserve"> </w:t>
-            </w:r>
-          </w:p>
-        </w:tc>
-      </w:tr>
-    </w:tbl>
-    <w:p>
-      <w:pPr>
-        <w:spacing w:after="160" w:before="0"/>
-      </w:pPr>
-    </w:p>
-    <w:p>
-      <w:pPr>
-        <w:pStyle w:val="Heading1"/>
-      </w:pPr>
-      <w:r>
-        <w:t>2. 요구사항 카드</w:t>
-      </w:r>
-    </w:p>
-    <w:tbl>
-      <w:tblPr>
-        <w:tblStyle w:val="TableGrid"/>
-        <w:tblW w:type="dxa" w:w="9360"/>
-        <w:tblLook w:firstColumn="1" w:firstRow="1" w:lastColumn="0" w:lastRow="0" w:noHBand="0" w:noVBand="1" w:val="04A0"/>
-        <w:tblInd w:type="dxa" w:w="120"/>
-        <w:tblLayout w:type="fixed"/>
-        <w:tblCellMar>
-          <w:top w:w="80" w:type="dxa"/>
-          <w:bottom w:w="80" w:type="dxa"/>
-          <w:start w:w="120" w:type="dxa"/>
-          <w:end w:w="120" w:type="dxa"/>
-        </w:tblCellMar>
-        <w:tblBorders>
-          <w:top w:val="single" w:sz="4" w:space="0" w:color="C9D3DF"/>
-          <w:left w:val="single" w:sz="4" w:space="0" w:color="C9D3DF"/>
-          <w:bottom w:val="single" w:sz="4" w:space="0" w:color="C9D3DF"/>
-          <w:right w:val="single" w:sz="4" w:space="0" w:color="C9D3DF"/>
-          <w:insideH w:val="single" w:sz="4" w:space="0" w:color="C9D3DF"/>
-          <w:insideV w:val="single" w:sz="4" w:space="0" w:color="C9D3DF"/>
-        </w:tblBorders>
-      </w:tblPr>
-      <w:tblGrid>
-        <w:gridCol w:w="1620"/>
-        <w:gridCol w:w="7740"/>
-      </w:tblGrid>
-      <w:tr>
-        <w:trPr>
-          <w:trHeight w:hRule="atLeast"/>
-          <w:tblHeader w:val="true"/>
-        </w:trPr>
-        <w:tc>
-          <w:tcPr>
-            <w:tcW w:type="dxa" w:w="9360"/>
-            <w:gridSpan w:val="2"/>
-            <w:vAlign w:val="center"/>
-            <w:shd w:fill="E8EEF5"/>
-          </w:tcPr>
-          <w:p>
-            <w:pPr>
-              <w:spacing w:after="0" w:line="276" w:lineRule="auto"/>
-            </w:pPr>
-            <w:r/>
-            <w:r>
-              <w:rPr>
-                <w:rFonts w:ascii="Calibri" w:hAnsi="Calibri"/>
-                <w:b/>
-                <w:color w:val="1F4D78"/>
-                <w:sz w:val="21"/>
-              </w:rPr>
-              <w:t>요구사항 카드 작성란</w:t>
-            </w:r>
-          </w:p>
-        </w:tc>
-      </w:tr>
-      <w:tr>
-        <w:trPr>
-          <w:trHeight w:hRule="atLeast"/>
-        </w:trPr>
-        <w:tc>
-          <w:tcPr>
-            <w:tcW w:type="dxa" w:w="1620"/>
-            <w:vAlign w:val="center"/>
-            <w:shd w:fill="F2F4F7"/>
-          </w:tcPr>
-          <w:p>
-            <w:pPr>
-              <w:spacing w:after="0" w:line="276" w:lineRule="auto"/>
-            </w:pPr>
-            <w:r/>
-            <w:r>
-              <w:rPr>
-                <w:rFonts w:ascii="Calibri" w:hAnsi="Calibri"/>
-                <w:b/>
-                <w:color w:val="1F4D78"/>
-                <w:sz w:val="20"/>
-              </w:rPr>
-              <w:t>사용자</w:t>
-            </w:r>
-          </w:p>
-        </w:tc>
-        <w:tc>
-          <w:tcPr>
-            <w:tcW w:type="dxa" w:w="7740"/>
-            <w:vAlign w:val="center"/>
-          </w:tcPr>
-          <w:p>
-            <w:pPr>
-              <w:spacing w:after="0" w:line="276" w:lineRule="auto"/>
-            </w:pPr>
-            <w:r/>
-            <w:r>
-              <w:rPr>
-                <w:rFonts w:ascii="Calibri" w:hAnsi="Calibri"/>
-                <w:b w:val="0"/>
-                <w:color w:val="667085"/>
-                <w:sz w:val="20"/>
-              </w:rPr>
-              <w:t>누가 결과를 보는가? 예: 경영진, 재무 담당, 마케팅 담당, 운영자</w:t>
-            </w:r>
-          </w:p>
-        </w:tc>
-      </w:tr>
-      <w:tr>
-        <w:trPr>
-          <w:trHeight w:hRule="atLeast"/>
-        </w:trPr>
-        <w:tc>
-          <w:tcPr>
-            <w:tcW w:type="dxa" w:w="1620"/>
-            <w:vAlign w:val="center"/>
-            <w:shd w:fill="F2F4F7"/>
-          </w:tcPr>
-          <w:p>
-            <w:pPr>
-              <w:spacing w:after="0" w:line="276" w:lineRule="auto"/>
-            </w:pPr>
-            <w:r/>
-            <w:r>
-              <w:rPr>
-                <w:rFonts w:ascii="Calibri" w:hAnsi="Calibri"/>
-                <w:b/>
-                <w:color w:val="1F4D78"/>
-                <w:sz w:val="20"/>
-              </w:rPr>
-              <w:t>목적</w:t>
-            </w:r>
-          </w:p>
-        </w:tc>
-        <w:tc>
-          <w:tcPr>
-            <w:tcW w:type="dxa" w:w="7740"/>
-            <w:vAlign w:val="center"/>
-          </w:tcPr>
-          <w:p>
-            <w:pPr>
-              <w:spacing w:after="0" w:line="276" w:lineRule="auto"/>
-            </w:pPr>
-            <w:r/>
-            <w:r>
-              <w:rPr>
-                <w:rFonts w:ascii="Calibri" w:hAnsi="Calibri"/>
-                <w:b w:val="0"/>
-                <w:color w:val="667085"/>
-                <w:sz w:val="20"/>
-              </w:rPr>
-              <w:t>무엇을 알고 싶거나 개선하고 싶은가?</w:t>
-            </w:r>
-          </w:p>
-        </w:tc>
-      </w:tr>
-      <w:tr>
-        <w:trPr>
-          <w:trHeight w:hRule="atLeast"/>
-        </w:trPr>
-        <w:tc>
-          <w:tcPr>
-            <w:tcW w:type="dxa" w:w="1620"/>
-            <w:vAlign w:val="center"/>
-            <w:shd w:fill="F2F4F7"/>
-          </w:tcPr>
-          <w:p>
-            <w:pPr>
-              <w:spacing w:after="0" w:line="276" w:lineRule="auto"/>
-            </w:pPr>
-            <w:r/>
-            <w:r>
-              <w:rPr>
-                <w:rFonts w:ascii="Calibri" w:hAnsi="Calibri"/>
-                <w:b/>
-                <w:color w:val="1F4D78"/>
-                <w:sz w:val="20"/>
-              </w:rPr>
-              <w:t>데이터</w:t>
-            </w:r>
-          </w:p>
-        </w:tc>
-        <w:tc>
-          <w:tcPr>
-            <w:tcW w:type="dxa" w:w="7740"/>
-            <w:vAlign w:val="center"/>
-          </w:tcPr>
-          <w:p>
-            <w:pPr>
-              <w:spacing w:after="0" w:line="276" w:lineRule="auto"/>
-            </w:pPr>
-            <w:r/>
-            <w:r>
-              <w:rPr>
-                <w:rFonts w:ascii="Calibri" w:hAnsi="Calibri"/>
-                <w:b w:val="0"/>
-                <w:color w:val="667085"/>
-                <w:sz w:val="20"/>
-              </w:rPr>
-              <w:t>데이터는 어디 있는가? DB, GA, 광고 플랫폼, 어드민, CSV, 커뮤니티 등</w:t>
-            </w:r>
-          </w:p>
-        </w:tc>
-      </w:tr>
-      <w:tr>
-        <w:trPr>
-          <w:trHeight w:hRule="atLeast"/>
-        </w:trPr>
-        <w:tc>
-          <w:tcPr>
-            <w:tcW w:type="dxa" w:w="1620"/>
-            <w:vAlign w:val="center"/>
-            <w:shd w:fill="F2F4F7"/>
-          </w:tcPr>
-          <w:p>
-            <w:pPr>
-              <w:spacing w:after="0" w:line="276" w:lineRule="auto"/>
-            </w:pPr>
-            <w:r/>
-            <w:r>
-              <w:rPr>
-                <w:rFonts w:ascii="Calibri" w:hAnsi="Calibri"/>
-                <w:b/>
-                <w:color w:val="1F4D78"/>
-                <w:sz w:val="20"/>
-              </w:rPr>
-              <w:t>현재 방식</w:t>
-            </w:r>
-          </w:p>
-        </w:tc>
-        <w:tc>
-          <w:tcPr>
-            <w:tcW w:type="dxa" w:w="7740"/>
-            <w:vAlign w:val="center"/>
-          </w:tcPr>
-          <w:p>
-            <w:pPr>
-              <w:spacing w:after="0" w:line="276" w:lineRule="auto"/>
-            </w:pPr>
-            <w:r/>
-            <w:r>
-              <w:rPr>
-                <w:rFonts w:ascii="Calibri" w:hAnsi="Calibri"/>
-                <w:b w:val="0"/>
-                <w:color w:val="667085"/>
-                <w:sz w:val="20"/>
-              </w:rPr>
-              <w:t>지금은 어떻게 처리하는가? 수동 집계, export, 기존 agent, 대시보드 등</w:t>
-            </w:r>
-          </w:p>
-        </w:tc>
-      </w:tr>
-      <w:tr>
-        <w:trPr>
-          <w:trHeight w:hRule="atLeast"/>
-        </w:trPr>
-        <w:tc>
-          <w:tcPr>
-            <w:tcW w:type="dxa" w:w="1620"/>
-            <w:vAlign w:val="center"/>
-            <w:shd w:fill="F2F4F7"/>
-          </w:tcPr>
-          <w:p>
-            <w:pPr>
-              <w:spacing w:after="0" w:line="276" w:lineRule="auto"/>
-            </w:pPr>
-            <w:r/>
-            <w:r>
-              <w:rPr>
-                <w:rFonts w:ascii="Calibri" w:hAnsi="Calibri"/>
-                <w:b/>
-                <w:color w:val="1F4D78"/>
-                <w:sz w:val="20"/>
-              </w:rPr>
-              <w:t>원하는 변화</w:t>
-            </w:r>
-          </w:p>
-        </w:tc>
-        <w:tc>
-          <w:tcPr>
-            <w:tcW w:type="dxa" w:w="7740"/>
-            <w:vAlign w:val="center"/>
-          </w:tcPr>
-          <w:p>
-            <w:pPr>
-              <w:spacing w:after="0" w:line="276" w:lineRule="auto"/>
-            </w:pPr>
-            <w:r/>
-            <w:r>
-              <w:rPr>
-                <w:rFonts w:ascii="Calibri" w:hAnsi="Calibri"/>
-                <w:b w:val="0"/>
-                <w:color w:val="667085"/>
-                <w:sz w:val="20"/>
-              </w:rPr>
-              <w:t>무엇이 달라지길 원하는가? 자동화, 대시보드, 리포트, 개선안 등</w:t>
-            </w:r>
-          </w:p>
-        </w:tc>
-      </w:tr>
-      <w:tr>
-        <w:trPr>
-          <w:trHeight w:hRule="atLeast"/>
-        </w:trPr>
-        <w:tc>
-          <w:tcPr>
-            <w:tcW w:type="dxa" w:w="1620"/>
-            <w:vAlign w:val="center"/>
-            <w:shd w:fill="F2F4F7"/>
-          </w:tcPr>
-          <w:p>
-            <w:pPr>
-              <w:spacing w:after="0" w:line="276" w:lineRule="auto"/>
-            </w:pPr>
-            <w:r/>
-            <w:r>
-              <w:rPr>
-                <w:rFonts w:ascii="Calibri" w:hAnsi="Calibri"/>
-                <w:b/>
-                <w:color w:val="1F4D78"/>
-                <w:sz w:val="20"/>
-              </w:rPr>
-              <w:t>반복성</w:t>
-            </w:r>
-          </w:p>
-        </w:tc>
-        <w:tc>
-          <w:tcPr>
-            <w:tcW w:type="dxa" w:w="7740"/>
-            <w:vAlign w:val="center"/>
-          </w:tcPr>
-          <w:p>
-            <w:pPr>
-              <w:spacing w:after="0" w:line="276" w:lineRule="auto"/>
-            </w:pPr>
-            <w:r/>
-            <w:r>
-              <w:rPr>
-                <w:rFonts w:ascii="Calibri" w:hAnsi="Calibri"/>
-                <w:b w:val="0"/>
-                <w:color w:val="667085"/>
-                <w:sz w:val="20"/>
-              </w:rPr>
-              <w:t>일회성인가 반복 업무인가? 매일, 매주, 월간, 상시 모니터링 등</w:t>
-            </w:r>
-          </w:p>
-        </w:tc>
-      </w:tr>
-      <w:tr>
-        <w:trPr>
-          <w:trHeight w:hRule="atLeast"/>
-        </w:trPr>
-        <w:tc>
-          <w:tcPr>
-            <w:tcW w:type="dxa" w:w="1620"/>
-            <w:vAlign w:val="center"/>
-            <w:shd w:fill="F2F4F7"/>
-          </w:tcPr>
-          <w:p>
-            <w:pPr>
-              <w:spacing w:after="0" w:line="276" w:lineRule="auto"/>
-            </w:pPr>
-            <w:r/>
-            <w:r>
-              <w:rPr>
-                <w:rFonts w:ascii="Calibri" w:hAnsi="Calibri"/>
-                <w:b/>
-                <w:color w:val="1F4D78"/>
-                <w:sz w:val="20"/>
-              </w:rPr>
-              <w:t>위험</w:t>
-            </w:r>
-          </w:p>
-        </w:tc>
-        <w:tc>
-          <w:tcPr>
-            <w:tcW w:type="dxa" w:w="7740"/>
-            <w:vAlign w:val="center"/>
-          </w:tcPr>
-          <w:p>
-            <w:pPr>
-              <w:spacing w:after="0" w:line="276" w:lineRule="auto"/>
-            </w:pPr>
-            <w:r/>
-            <w:r>
-              <w:rPr>
-                <w:rFonts w:ascii="Calibri" w:hAnsi="Calibri"/>
-                <w:b w:val="0"/>
-                <w:color w:val="667085"/>
-                <w:sz w:val="20"/>
-              </w:rPr>
-              <w:t>민감정보, 잘못된 집계, 외부 발송, DB 변경, 비용 발생 등</w:t>
-            </w:r>
-          </w:p>
-        </w:tc>
-      </w:tr>
-      <w:tr>
-        <w:trPr>
-          <w:trHeight w:hRule="atLeast"/>
-        </w:trPr>
-        <w:tc>
-          <w:tcPr>
-            <w:tcW w:type="dxa" w:w="1620"/>
-            <w:vAlign w:val="center"/>
-            <w:shd w:fill="F2F4F7"/>
-          </w:tcPr>
-          <w:p>
-            <w:pPr>
-              <w:spacing w:after="0" w:line="276" w:lineRule="auto"/>
-            </w:pPr>
-            <w:r/>
-            <w:r>
-              <w:rPr>
-                <w:rFonts w:ascii="Calibri" w:hAnsi="Calibri"/>
-                <w:b/>
-                <w:color w:val="1F4D78"/>
-                <w:sz w:val="20"/>
-              </w:rPr>
-              <w:t>검증</w:t>
-            </w:r>
-          </w:p>
-        </w:tc>
-        <w:tc>
-          <w:tcPr>
-            <w:tcW w:type="dxa" w:w="7740"/>
-            <w:vAlign w:val="center"/>
-          </w:tcPr>
-          <w:p>
-            <w:pPr>
-              <w:spacing w:after="0" w:line="276" w:lineRule="auto"/>
-            </w:pPr>
-            <w:r/>
-            <w:r>
-              <w:rPr>
-                <w:rFonts w:ascii="Calibri" w:hAnsi="Calibri"/>
-                <w:b w:val="0"/>
-                <w:color w:val="667085"/>
-                <w:sz w:val="20"/>
-              </w:rPr>
-              <w:t>무엇과 대조하면 맞았다고 볼 수 있는가? 어드민 export, DB total, 기존 dashboard 등</w:t>
-            </w:r>
-          </w:p>
-        </w:tc>
-      </w:tr>
-    </w:tbl>
-    <w:p>
-      <w:pPr>
-        <w:spacing w:after="160" w:before="0"/>
-      </w:pPr>
-    </w:p>
-    <w:tbl>
-      <w:tblPr>
-        <w:tblStyle w:val="TableGrid"/>
-        <w:tblW w:type="dxa" w:w="9360"/>
-        <w:tblLook w:firstColumn="1" w:firstRow="1" w:lastColumn="0" w:lastRow="0" w:noHBand="0" w:noVBand="1" w:val="04A0"/>
-        <w:tblInd w:type="dxa" w:w="120"/>
-        <w:tblLayout w:type="fixed"/>
-        <w:tblCellMar>
-          <w:top w:w="80" w:type="dxa"/>
-          <w:bottom w:w="80" w:type="dxa"/>
-          <w:start w:w="120" w:type="dxa"/>
-          <w:end w:w="120" w:type="dxa"/>
-        </w:tblCellMar>
-        <w:tblBorders>
-          <w:top w:val="single" w:sz="4" w:space="0" w:color="C9D3DF"/>
-          <w:left w:val="single" w:sz="4" w:space="0" w:color="C9D3DF"/>
-          <w:bottom w:val="single" w:sz="4" w:space="0" w:color="C9D3DF"/>
-          <w:right w:val="single" w:sz="4" w:space="0" w:color="C9D3DF"/>
-          <w:insideH w:val="single" w:sz="4" w:space="0" w:color="C9D3DF"/>
-          <w:insideV w:val="single" w:sz="4" w:space="0" w:color="C9D3DF"/>
-        </w:tblBorders>
-      </w:tblPr>
-      <w:tblGrid>
-        <w:gridCol w:w="1560"/>
-        <w:gridCol w:w="4680"/>
-        <w:gridCol w:w="3120"/>
-      </w:tblGrid>
-      <w:tr>
-        <w:trPr>
-          <w:trHeight w:hRule="atLeast"/>
-          <w:tblHeader w:val="true"/>
-        </w:trPr>
-        <w:tc>
-          <w:tcPr>
-            <w:tcW w:type="dxa" w:w="1560"/>
-            <w:vAlign w:val="center"/>
-            <w:shd w:fill="E8EEF5"/>
-          </w:tcPr>
-          <w:p>
-            <w:pPr>
-              <w:spacing w:after="0" w:line="276" w:lineRule="auto"/>
-            </w:pPr>
-            <w:r/>
-            <w:r>
-              <w:rPr>
-                <w:rFonts w:ascii="Calibri" w:hAnsi="Calibri"/>
-                <w:b/>
-                <w:color w:val="1F4D78"/>
-                <w:sz w:val="20"/>
-              </w:rPr>
-              <w:t>구분</w:t>
-            </w:r>
-          </w:p>
-        </w:tc>
-        <w:tc>
-          <w:tcPr>
-            <w:tcW w:type="dxa" w:w="4680"/>
-            <w:vAlign w:val="center"/>
-            <w:shd w:fill="E8EEF5"/>
-          </w:tcPr>
-          <w:p>
-            <w:pPr>
-              <w:spacing w:after="0" w:line="276" w:lineRule="auto"/>
-            </w:pPr>
-            <w:r/>
-            <w:r>
-              <w:rPr>
-                <w:rFonts w:ascii="Calibri" w:hAnsi="Calibri"/>
-                <w:b/>
-                <w:color w:val="1F4D78"/>
-                <w:sz w:val="20"/>
-              </w:rPr>
-              <w:t>내용</w:t>
-            </w:r>
-          </w:p>
-        </w:tc>
-        <w:tc>
-          <w:tcPr>
-            <w:tcW w:type="dxa" w:w="3120"/>
-            <w:vAlign w:val="center"/>
-            <w:shd w:fill="E8EEF5"/>
-          </w:tcPr>
-          <w:p>
-            <w:pPr>
-              <w:spacing w:after="0" w:line="276" w:lineRule="auto"/>
-            </w:pPr>
-            <w:r/>
-            <w:r>
-              <w:rPr>
-                <w:rFonts w:ascii="Calibri" w:hAnsi="Calibri"/>
-                <w:b/>
-                <w:color w:val="1F4D78"/>
-                <w:sz w:val="20"/>
-              </w:rPr>
-              <w:t>메모</w:t>
-            </w:r>
-          </w:p>
-        </w:tc>
-      </w:tr>
-      <w:tr>
-        <w:trPr>
-          <w:trHeight w:hRule="atLeast"/>
-        </w:trPr>
-        <w:tc>
-          <w:tcPr>
-            <w:tcW w:type="dxa" w:w="1560"/>
-            <w:vAlign w:val="center"/>
-          </w:tcPr>
-          <w:p>
-            <w:pPr>
-              <w:spacing w:after="0" w:line="276" w:lineRule="auto"/>
-            </w:pPr>
-            <w:r/>
-            <w:r>
-              <w:rPr>
-                <w:rFonts w:ascii="Calibri" w:hAnsi="Calibri"/>
-                <w:b w:val="0"/>
-                <w:color w:val="1F2937"/>
-                <w:sz w:val="19"/>
-              </w:rPr>
-              <w:t>확인된 사실</w:t>
-            </w:r>
-          </w:p>
-        </w:tc>
-        <w:tc>
-          <w:tcPr>
-            <w:tcW w:type="dxa" w:w="4680"/>
-            <w:vAlign w:val="center"/>
-          </w:tcPr>
-          <w:p>
-            <w:pPr>
-              <w:spacing w:after="0" w:line="276" w:lineRule="auto"/>
-            </w:pPr>
-            <w:r/>
-            <w:r>
-              <w:rPr>
-                <w:rFonts w:ascii="Calibri" w:hAnsi="Calibri"/>
-                <w:b w:val="0"/>
-                <w:color w:val="667085"/>
-                <w:sz w:val="19"/>
-              </w:rPr>
-              <w:t>이미 사용자 또는 source로부터 확인한 내용</w:t>
-            </w:r>
-          </w:p>
-        </w:tc>
-        <w:tc>
-          <w:tcPr>
-            <w:tcW w:type="dxa" w:w="3120"/>
-            <w:vAlign w:val="center"/>
-          </w:tcPr>
-          <w:p>
-            <w:pPr>
-              <w:spacing w:after="0" w:line="276" w:lineRule="auto"/>
-            </w:pPr>
-            <w:r/>
-            <w:r>
-              <w:rPr>
-                <w:rFonts w:ascii="Calibri" w:hAnsi="Calibri"/>
-                <w:b w:val="0"/>
-                <w:color w:val="667085"/>
-                <w:sz w:val="19"/>
-              </w:rPr>
-            </w:r>
-          </w:p>
-        </w:tc>
-      </w:tr>
-      <w:tr>
-        <w:trPr>
-          <w:trHeight w:hRule="atLeast"/>
-        </w:trPr>
-        <w:tc>
-          <w:tcPr>
-            <w:tcW w:type="dxa" w:w="1560"/>
-            <w:vAlign w:val="center"/>
-          </w:tcPr>
-          <w:p>
-            <w:pPr>
-              <w:spacing w:after="0" w:line="276" w:lineRule="auto"/>
-            </w:pPr>
-            <w:r/>
-            <w:r>
-              <w:rPr>
-                <w:rFonts w:ascii="Calibri" w:hAnsi="Calibri"/>
-                <w:b w:val="0"/>
-                <w:color w:val="1F2937"/>
-                <w:sz w:val="19"/>
-              </w:rPr>
-              <w:t>추정</w:t>
-            </w:r>
-          </w:p>
-        </w:tc>
-        <w:tc>
-          <w:tcPr>
-            <w:tcW w:type="dxa" w:w="4680"/>
-            <w:vAlign w:val="center"/>
-          </w:tcPr>
-          <w:p>
-            <w:pPr>
-              <w:spacing w:after="0" w:line="276" w:lineRule="auto"/>
-            </w:pPr>
-            <w:r/>
-            <w:r>
-              <w:rPr>
-                <w:rFonts w:ascii="Calibri" w:hAnsi="Calibri"/>
-                <w:b w:val="0"/>
-                <w:color w:val="667085"/>
-                <w:sz w:val="19"/>
-              </w:rPr>
-              <w:t>그럴 가능성이 있으나 아직 확인되지 않은 내용</w:t>
-            </w:r>
-          </w:p>
-        </w:tc>
-        <w:tc>
-          <w:tcPr>
-            <w:tcW w:type="dxa" w:w="3120"/>
-            <w:vAlign w:val="center"/>
-          </w:tcPr>
-          <w:p>
-            <w:pPr>
-              <w:spacing w:after="0" w:line="276" w:lineRule="auto"/>
-            </w:pPr>
-            <w:r/>
-            <w:r>
-              <w:rPr>
-                <w:rFonts w:ascii="Calibri" w:hAnsi="Calibri"/>
-                <w:b w:val="0"/>
-                <w:color w:val="667085"/>
-                <w:sz w:val="19"/>
-              </w:rPr>
-            </w:r>
-          </w:p>
-        </w:tc>
-      </w:tr>
-      <w:tr>
-        <w:trPr>
-          <w:trHeight w:hRule="atLeast"/>
-        </w:trPr>
-        <w:tc>
-          <w:tcPr>
-            <w:tcW w:type="dxa" w:w="1560"/>
-            <w:vAlign w:val="center"/>
-          </w:tcPr>
-          <w:p>
-            <w:pPr>
-              <w:spacing w:after="0" w:line="276" w:lineRule="auto"/>
-            </w:pPr>
-            <w:r/>
-            <w:r>
-              <w:rPr>
-                <w:rFonts w:ascii="Calibri" w:hAnsi="Calibri"/>
-                <w:b w:val="0"/>
-                <w:color w:val="1F2937"/>
-                <w:sz w:val="19"/>
-              </w:rPr>
-              <w:t>확인 필요</w:t>
-            </w:r>
-          </w:p>
-        </w:tc>
-        <w:tc>
-          <w:tcPr>
-            <w:tcW w:type="dxa" w:w="4680"/>
-            <w:vAlign w:val="center"/>
-          </w:tcPr>
-          <w:p>
-            <w:pPr>
-              <w:spacing w:after="0" w:line="276" w:lineRule="auto"/>
-            </w:pPr>
-            <w:r/>
-            <w:r>
-              <w:rPr>
-                <w:rFonts w:ascii="Calibri" w:hAnsi="Calibri"/>
-                <w:b w:val="0"/>
-                <w:color w:val="667085"/>
-                <w:sz w:val="19"/>
-              </w:rPr>
-              <w:t>실행 전에 물어봐야 하는 질문</w:t>
-            </w:r>
-          </w:p>
-        </w:tc>
-        <w:tc>
-          <w:tcPr>
-            <w:tcW w:type="dxa" w:w="3120"/>
-            <w:vAlign w:val="center"/>
-          </w:tcPr>
-          <w:p>
-            <w:pPr>
-              <w:spacing w:after="0" w:line="276" w:lineRule="auto"/>
-            </w:pPr>
-            <w:r/>
-            <w:r>
-              <w:rPr>
-                <w:rFonts w:ascii="Calibri" w:hAnsi="Calibri"/>
-                <w:b w:val="0"/>
-                <w:color w:val="667085"/>
-                <w:sz w:val="19"/>
-              </w:rPr>
-            </w:r>
-          </w:p>
-        </w:tc>
-      </w:tr>
-    </w:tbl>
-    <w:p>
-      <w:pPr>
-        <w:spacing w:after="160" w:before="0"/>
-      </w:pPr>
-    </w:p>
-    <w:p>
-      <w:r>
-        <w:br w:type="page"/>
-      </w:r>
-    </w:p>
-    <w:p>
-      <w:pPr>
-        <w:pStyle w:val="Heading1"/>
-      </w:pPr>
-      <w:r>
-        <w:t>3. Use Case 라우팅</w:t>
-      </w:r>
-    </w:p>
-    <w:tbl>
-      <w:tblPr>
-        <w:tblStyle w:val="TableGrid"/>
-        <w:tblW w:type="dxa" w:w="9360"/>
-        <w:tblLook w:firstColumn="1" w:firstRow="1" w:lastColumn="0" w:lastRow="0" w:noHBand="0" w:noVBand="1" w:val="04A0"/>
-        <w:tblInd w:type="dxa" w:w="120"/>
-        <w:tblLayout w:type="fixed"/>
-        <w:tblCellMar>
-          <w:top w:w="80" w:type="dxa"/>
-          <w:bottom w:w="80" w:type="dxa"/>
-          <w:start w:w="120" w:type="dxa"/>
-          <w:end w:w="120" w:type="dxa"/>
-        </w:tblCellMar>
-        <w:tblBorders>
-          <w:top w:val="single" w:sz="4" w:space="0" w:color="C9D3DF"/>
-          <w:left w:val="single" w:sz="4" w:space="0" w:color="C9D3DF"/>
-          <w:bottom w:val="single" w:sz="4" w:space="0" w:color="C9D3DF"/>
-          <w:right w:val="single" w:sz="4" w:space="0" w:color="C9D3DF"/>
-          <w:insideH w:val="single" w:sz="4" w:space="0" w:color="C9D3DF"/>
-          <w:insideV w:val="single" w:sz="4" w:space="0" w:color="C9D3DF"/>
-        </w:tblBorders>
-      </w:tblPr>
-      <w:tblGrid>
-        <w:gridCol w:w="1850"/>
-        <w:gridCol w:w="7510"/>
-      </w:tblGrid>
-      <w:tr>
-        <w:trPr>
-          <w:trHeight w:hRule="atLeast"/>
-          <w:tblHeader w:val="true"/>
-        </w:trPr>
-        <w:tc>
-          <w:tcPr>
-            <w:tcW w:type="dxa" w:w="9360"/>
-            <w:gridSpan w:val="2"/>
-            <w:vAlign w:val="center"/>
-            <w:shd w:fill="E8EEF5"/>
-          </w:tcPr>
-          <w:p>
-            <w:pPr>
-              <w:spacing w:after="0" w:line="276" w:lineRule="auto"/>
-            </w:pPr>
-            <w:r/>
-            <w:r>
-              <w:rPr>
-                <w:rFonts w:ascii="Calibri" w:hAnsi="Calibri"/>
-                <w:b/>
-                <w:color w:val="1F4D78"/>
-                <w:sz w:val="21"/>
-              </w:rPr>
-              <w:t>라우팅 결정</w:t>
-            </w:r>
-          </w:p>
-        </w:tc>
-      </w:tr>
-      <w:tr>
-        <w:trPr>
-          <w:trHeight w:hRule="atLeast"/>
-        </w:trPr>
-        <w:tc>
-          <w:tcPr>
-            <w:tcW w:type="dxa" w:w="1850"/>
-            <w:vAlign w:val="center"/>
-            <w:shd w:fill="F2F4F7"/>
-          </w:tcPr>
-          <w:p>
-            <w:pPr>
-              <w:spacing w:after="0" w:line="276" w:lineRule="auto"/>
-            </w:pPr>
-            <w:r/>
-            <w:r>
-              <w:rPr>
-                <w:rFonts w:ascii="Calibri" w:hAnsi="Calibri"/>
-                <w:b/>
-                <w:color w:val="1F4D78"/>
-                <w:sz w:val="20"/>
-              </w:rPr>
-              <w:t>가까운 Codex use case</w:t>
-            </w:r>
-          </w:p>
-        </w:tc>
-        <w:tc>
-          <w:tcPr>
-            <w:tcW w:type="dxa" w:w="7510"/>
-            <w:vAlign w:val="center"/>
-          </w:tcPr>
-          <w:p>
-            <w:pPr>
-              <w:spacing w:after="0" w:line="276" w:lineRule="auto"/>
-            </w:pPr>
-            <w:r/>
-            <w:r>
-              <w:rPr>
-                <w:rFonts w:ascii="Calibri" w:hAnsi="Calibri"/>
-                <w:b w:val="0"/>
-                <w:color w:val="667085"/>
-                <w:sz w:val="20"/>
-              </w:rPr>
-              <w:t>예: Analyze datasets and ship reports, Query tabular data, Clean and prepare messy data</w:t>
-            </w:r>
-          </w:p>
-        </w:tc>
-      </w:tr>
-      <w:tr>
-        <w:trPr>
-          <w:trHeight w:hRule="atLeast"/>
-        </w:trPr>
-        <w:tc>
-          <w:tcPr>
-            <w:tcW w:type="dxa" w:w="1850"/>
-            <w:vAlign w:val="center"/>
-            <w:shd w:fill="F2F4F7"/>
-          </w:tcPr>
-          <w:p>
-            <w:pPr>
-              <w:spacing w:after="0" w:line="276" w:lineRule="auto"/>
-            </w:pPr>
-            <w:r/>
-            <w:r>
-              <w:rPr>
-                <w:rFonts w:ascii="Calibri" w:hAnsi="Calibri"/>
-                <w:b/>
-                <w:color w:val="1F4D78"/>
-                <w:sz w:val="20"/>
-              </w:rPr>
-              <w:t>선택한 Harness</w:t>
-            </w:r>
-          </w:p>
-        </w:tc>
-        <w:tc>
-          <w:tcPr>
-            <w:tcW w:type="dxa" w:w="7510"/>
-            <w:vAlign w:val="center"/>
-          </w:tcPr>
-          <w:p>
-            <w:pPr>
-              <w:spacing w:after="0" w:line="276" w:lineRule="auto"/>
-            </w:pPr>
-            <w:r/>
-            <w:r>
-              <w:rPr>
-                <w:rFonts w:ascii="Calibri" w:hAnsi="Calibri"/>
-                <w:b w:val="0"/>
-                <w:color w:val="667085"/>
-                <w:sz w:val="20"/>
-              </w:rPr>
-              <w:t>예: Data Analysis, Data Cleaning, Metric Discovery, Dashboard Automation, Agent Audit</w:t>
-            </w:r>
-          </w:p>
-        </w:tc>
-      </w:tr>
-      <w:tr>
-        <w:trPr>
-          <w:trHeight w:hRule="atLeast"/>
-        </w:trPr>
-        <w:tc>
-          <w:tcPr>
-            <w:tcW w:type="dxa" w:w="1850"/>
-            <w:vAlign w:val="center"/>
-            <w:shd w:fill="F2F4F7"/>
-          </w:tcPr>
-          <w:p>
-            <w:pPr>
-              <w:spacing w:after="0" w:line="276" w:lineRule="auto"/>
-            </w:pPr>
-            <w:r/>
-            <w:r>
-              <w:rPr>
-                <w:rFonts w:ascii="Calibri" w:hAnsi="Calibri"/>
-                <w:b/>
-                <w:color w:val="1F4D78"/>
-                <w:sz w:val="20"/>
-              </w:rPr>
-              <w:t>선택 이유</w:t>
-            </w:r>
-          </w:p>
-        </w:tc>
-        <w:tc>
-          <w:tcPr>
-            <w:tcW w:type="dxa" w:w="7510"/>
-            <w:vAlign w:val="center"/>
-          </w:tcPr>
-          <w:p>
-            <w:pPr>
-              <w:spacing w:after="0" w:line="276" w:lineRule="auto"/>
-            </w:pPr>
-            <w:r/>
-            <w:r>
-              <w:rPr>
-                <w:rFonts w:ascii="Calibri" w:hAnsi="Calibri"/>
-                <w:b w:val="0"/>
-                <w:color w:val="667085"/>
-                <w:sz w:val="20"/>
-              </w:rPr>
-              <w:t>요구사항 카드의 어떤 항목 때문에 이 harness가 맞는가?</w:t>
-            </w:r>
-          </w:p>
-        </w:tc>
-      </w:tr>
-      <w:tr>
-        <w:trPr>
-          <w:trHeight w:hRule="atLeast"/>
-        </w:trPr>
-        <w:tc>
-          <w:tcPr>
-            <w:tcW w:type="dxa" w:w="1850"/>
-            <w:vAlign w:val="center"/>
-            <w:shd w:fill="F2F4F7"/>
-          </w:tcPr>
-          <w:p>
-            <w:pPr>
-              <w:spacing w:after="0" w:line="276" w:lineRule="auto"/>
-            </w:pPr>
-            <w:r/>
-            <w:r>
-              <w:rPr>
-                <w:rFonts w:ascii="Calibri" w:hAnsi="Calibri"/>
-                <w:b/>
-                <w:color w:val="1F4D78"/>
-                <w:sz w:val="20"/>
-              </w:rPr>
-              <w:t>제외한 Harness</w:t>
-            </w:r>
-          </w:p>
-        </w:tc>
-        <w:tc>
-          <w:tcPr>
-            <w:tcW w:type="dxa" w:w="7510"/>
-            <w:vAlign w:val="center"/>
-          </w:tcPr>
-          <w:p>
-            <w:pPr>
-              <w:spacing w:after="0" w:line="276" w:lineRule="auto"/>
-            </w:pPr>
-            <w:r/>
-            <w:r>
-              <w:rPr>
-                <w:rFonts w:ascii="Calibri" w:hAnsi="Calibri"/>
-                <w:b w:val="0"/>
-                <w:color w:val="667085"/>
-                <w:sz w:val="20"/>
-              </w:rPr>
-              <w:t>비슷하지만 이번에는 선택하지 않은 harness와 이유</w:t>
-            </w:r>
-          </w:p>
-        </w:tc>
-      </w:tr>
-      <w:tr>
-        <w:trPr>
-          <w:trHeight w:hRule="atLeast"/>
-        </w:trPr>
-        <w:tc>
-          <w:tcPr>
-            <w:tcW w:type="dxa" w:w="1850"/>
-            <w:vAlign w:val="center"/>
-            <w:shd w:fill="F2F4F7"/>
-          </w:tcPr>
-          <w:p>
-            <w:pPr>
-              <w:spacing w:after="0" w:line="276" w:lineRule="auto"/>
-            </w:pPr>
-            <w:r/>
-            <w:r>
-              <w:rPr>
-                <w:rFonts w:ascii="Calibri" w:hAnsi="Calibri"/>
-                <w:b/>
-                <w:color w:val="1F4D78"/>
-                <w:sz w:val="20"/>
-              </w:rPr>
-              <w:t>필요 도구</w:t>
-            </w:r>
-          </w:p>
-        </w:tc>
-        <w:tc>
-          <w:tcPr>
-            <w:tcW w:type="dxa" w:w="7510"/>
-            <w:vAlign w:val="center"/>
-          </w:tcPr>
-          <w:p>
-            <w:pPr>
-              <w:spacing w:after="0" w:line="276" w:lineRule="auto"/>
-            </w:pPr>
-            <w:r/>
-            <w:r>
-              <w:rPr>
-                <w:rFonts w:ascii="Calibri" w:hAnsi="Calibri"/>
-                <w:b w:val="0"/>
-                <w:color w:val="667085"/>
-                <w:sz w:val="20"/>
-              </w:rPr>
-              <w:t>spreadsheet, DB connector, browser/chrome, Gmail/Slack, automation 등</w:t>
-            </w:r>
-          </w:p>
-        </w:tc>
-      </w:tr>
-    </w:tbl>
-    <w:p>
-      <w:pPr>
-        <w:spacing w:after="160" w:before="0"/>
-      </w:pPr>
-    </w:p>
-    <w:tbl>
-      <w:tblPr>
-        <w:tblStyle w:val="TableGrid"/>
-        <w:tblW w:type="dxa" w:w="9360"/>
-        <w:tblLook w:firstColumn="1" w:firstRow="1" w:lastColumn="0" w:lastRow="0" w:noHBand="0" w:noVBand="1" w:val="04A0"/>
-        <w:tblInd w:type="dxa" w:w="120"/>
-        <w:tblLayout w:type="fixed"/>
-        <w:tblCellMar>
-          <w:top w:w="80" w:type="dxa"/>
-          <w:bottom w:w="80" w:type="dxa"/>
-          <w:start w:w="120" w:type="dxa"/>
-          <w:end w:w="120" w:type="dxa"/>
-        </w:tblCellMar>
-        <w:tblBorders>
-          <w:top w:val="single" w:sz="4" w:space="0" w:color="C9D3DF"/>
-          <w:left w:val="single" w:sz="4" w:space="0" w:color="C9D3DF"/>
-          <w:bottom w:val="single" w:sz="4" w:space="0" w:color="C9D3DF"/>
-          <w:right w:val="single" w:sz="4" w:space="0" w:color="C9D3DF"/>
-          <w:insideH w:val="single" w:sz="4" w:space="0" w:color="C9D3DF"/>
-          <w:insideV w:val="single" w:sz="4" w:space="0" w:color="C9D3DF"/>
-        </w:tblBorders>
-      </w:tblPr>
-      <w:tblGrid>
-        <w:gridCol w:w="520"/>
-        <w:gridCol w:w="8840"/>
-      </w:tblGrid>
-      <w:tr>
-        <w:trPr>
-          <w:trHeight w:hRule="atLeast"/>
-          <w:tblHeader w:val="true"/>
-        </w:trPr>
-        <w:tc>
-          <w:tcPr>
-            <w:tcW w:type="dxa" w:w="9360"/>
-            <w:gridSpan w:val="2"/>
-            <w:vAlign w:val="center"/>
-            <w:shd w:fill="E8EEF5"/>
-          </w:tcPr>
-          <w:p>
-            <w:pPr>
-              <w:spacing w:after="0" w:line="276" w:lineRule="auto"/>
-            </w:pPr>
-            <w:r/>
-            <w:r>
-              <w:rPr>
-                <w:rFonts w:ascii="Calibri" w:hAnsi="Calibri"/>
-                <w:b/>
-                <w:color w:val="1F4D78"/>
-                <w:sz w:val="21"/>
-              </w:rPr>
-              <w:t>라우팅 점검</w:t>
-            </w:r>
-          </w:p>
-        </w:tc>
-      </w:tr>
-      <w:tr>
-        <w:trPr>
-          <w:trHeight w:hRule="atLeast"/>
-        </w:trPr>
-        <w:tc>
-          <w:tcPr>
-            <w:tcW w:type="dxa" w:w="520"/>
-            <w:vAlign w:val="center"/>
-          </w:tcPr>
-          <w:p>
-            <w:pPr>
-              <w:spacing w:after="0" w:line="276" w:lineRule="auto"/>
-              <w:jc w:val="center"/>
-            </w:pPr>
-            <w:r/>
-            <w:r>
-              <w:rPr>
-                <w:rFonts w:ascii="Calibri" w:hAnsi="Calibri"/>
-                <w:b w:val="0"/>
-                <w:color w:val="1F4D78"/>
-                <w:sz w:val="20"/>
-              </w:rPr>
-              <w:t>[ ]</w:t>
-            </w:r>
-          </w:p>
-        </w:tc>
-        <w:tc>
-          <w:tcPr>
-            <w:tcW w:type="dxa" w:w="8840"/>
-            <w:vAlign w:val="center"/>
-          </w:tcPr>
-          <w:p>
-            <w:pPr>
-              <w:spacing w:after="0" w:line="276" w:lineRule="auto"/>
-            </w:pPr>
-            <w:r/>
-            <w:r>
-              <w:rPr>
-                <w:rFonts w:ascii="Calibri" w:hAnsi="Calibri"/>
-                <w:b w:val="0"/>
-                <w:color w:val="1F2937"/>
-                <w:sz w:val="20"/>
-              </w:rPr>
-              <w:t>결과물이 일회성 분석인지 반복 대시보드인지 구분했다.</w:t>
-            </w:r>
-          </w:p>
-        </w:tc>
-      </w:tr>
-      <w:tr>
-        <w:trPr>
-          <w:trHeight w:hRule="atLeast"/>
-        </w:trPr>
-        <w:tc>
-          <w:tcPr>
-            <w:tcW w:type="dxa" w:w="520"/>
-            <w:vAlign w:val="center"/>
-          </w:tcPr>
-          <w:p>
-            <w:pPr>
-              <w:spacing w:after="0" w:line="276" w:lineRule="auto"/>
-              <w:jc w:val="center"/>
-            </w:pPr>
-            <w:r/>
-            <w:r>
-              <w:rPr>
-                <w:rFonts w:ascii="Calibri" w:hAnsi="Calibri"/>
-                <w:b w:val="0"/>
-                <w:color w:val="1F4D78"/>
-                <w:sz w:val="20"/>
-              </w:rPr>
-              <w:t>[ ]</w:t>
-            </w:r>
-          </w:p>
-        </w:tc>
-        <w:tc>
-          <w:tcPr>
-            <w:tcW w:type="dxa" w:w="8840"/>
-            <w:vAlign w:val="center"/>
-          </w:tcPr>
-          <w:p>
-            <w:pPr>
-              <w:spacing w:after="0" w:line="276" w:lineRule="auto"/>
-            </w:pPr>
-            <w:r/>
-            <w:r>
-              <w:rPr>
-                <w:rFonts w:ascii="Calibri" w:hAnsi="Calibri"/>
-                <w:b w:val="0"/>
-                <w:color w:val="1F2937"/>
-                <w:sz w:val="20"/>
-              </w:rPr>
-              <w:t>데이터 정제가 먼저 필요한지 판단했다.</w:t>
-            </w:r>
-          </w:p>
-        </w:tc>
-      </w:tr>
-      <w:tr>
-        <w:trPr>
-          <w:trHeight w:hRule="atLeast"/>
-        </w:trPr>
-        <w:tc>
-          <w:tcPr>
-            <w:tcW w:type="dxa" w:w="520"/>
-            <w:vAlign w:val="center"/>
-          </w:tcPr>
-          <w:p>
-            <w:pPr>
-              <w:spacing w:after="0" w:line="276" w:lineRule="auto"/>
-              <w:jc w:val="center"/>
-            </w:pPr>
-            <w:r/>
-            <w:r>
-              <w:rPr>
-                <w:rFonts w:ascii="Calibri" w:hAnsi="Calibri"/>
-                <w:b w:val="0"/>
-                <w:color w:val="1F4D78"/>
-                <w:sz w:val="20"/>
-              </w:rPr>
-              <w:t>[ ]</w:t>
-            </w:r>
-          </w:p>
-        </w:tc>
-        <w:tc>
-          <w:tcPr>
-            <w:tcW w:type="dxa" w:w="8840"/>
-            <w:vAlign w:val="center"/>
-          </w:tcPr>
-          <w:p>
-            <w:pPr>
-              <w:spacing w:after="0" w:line="276" w:lineRule="auto"/>
-            </w:pPr>
-            <w:r/>
-            <w:r>
-              <w:rPr>
-                <w:rFonts w:ascii="Calibri" w:hAnsi="Calibri"/>
-                <w:b w:val="0"/>
-                <w:color w:val="1F2937"/>
-                <w:sz w:val="20"/>
-              </w:rPr>
-              <w:t>공식 metric이 있는지, metric discovery가 필요한지 판단했다.</w:t>
-            </w:r>
-          </w:p>
-        </w:tc>
-      </w:tr>
-      <w:tr>
-        <w:trPr>
-          <w:trHeight w:hRule="atLeast"/>
-        </w:trPr>
-        <w:tc>
-          <w:tcPr>
-            <w:tcW w:type="dxa" w:w="520"/>
-            <w:vAlign w:val="center"/>
-          </w:tcPr>
-          <w:p>
-            <w:pPr>
-              <w:spacing w:after="0" w:line="276" w:lineRule="auto"/>
-              <w:jc w:val="center"/>
-            </w:pPr>
-            <w:r/>
-            <w:r>
-              <w:rPr>
-                <w:rFonts w:ascii="Calibri" w:hAnsi="Calibri"/>
-                <w:b w:val="0"/>
-                <w:color w:val="1F4D78"/>
-                <w:sz w:val="20"/>
-              </w:rPr>
-              <w:t>[ ]</w:t>
-            </w:r>
-          </w:p>
-        </w:tc>
-        <w:tc>
-          <w:tcPr>
-            <w:tcW w:type="dxa" w:w="8840"/>
-            <w:vAlign w:val="center"/>
-          </w:tcPr>
-          <w:p>
-            <w:pPr>
-              <w:spacing w:after="0" w:line="276" w:lineRule="auto"/>
-            </w:pPr>
-            <w:r/>
-            <w:r>
-              <w:rPr>
-                <w:rFonts w:ascii="Calibri" w:hAnsi="Calibri"/>
-                <w:b w:val="0"/>
-                <w:color w:val="1F2937"/>
-                <w:sz w:val="20"/>
-              </w:rPr>
-              <w:t>외부 발송, 삭제, 배포, DB write 같은 승인 action을 확인했다.</w:t>
-            </w:r>
-          </w:p>
-        </w:tc>
-      </w:tr>
-      <w:tr>
-        <w:trPr>
-          <w:trHeight w:hRule="atLeast"/>
-        </w:trPr>
-        <w:tc>
-          <w:tcPr>
-            <w:tcW w:type="dxa" w:w="520"/>
-            <w:vAlign w:val="center"/>
-          </w:tcPr>
-          <w:p>
-            <w:pPr>
-              <w:spacing w:after="0" w:line="276" w:lineRule="auto"/>
-              <w:jc w:val="center"/>
-            </w:pPr>
-            <w:r/>
-            <w:r>
-              <w:rPr>
-                <w:rFonts w:ascii="Calibri" w:hAnsi="Calibri"/>
-                <w:b w:val="0"/>
-                <w:color w:val="1F4D78"/>
-                <w:sz w:val="20"/>
-              </w:rPr>
-              <w:t>[ ]</w:t>
-            </w:r>
-          </w:p>
-        </w:tc>
-        <w:tc>
-          <w:tcPr>
-            <w:tcW w:type="dxa" w:w="8840"/>
-            <w:vAlign w:val="center"/>
-          </w:tcPr>
-          <w:p>
-            <w:pPr>
-              <w:spacing w:after="0" w:line="276" w:lineRule="auto"/>
-            </w:pPr>
-            <w:r/>
-            <w:r>
-              <w:rPr>
-                <w:rFonts w:ascii="Calibri" w:hAnsi="Calibri"/>
-                <w:b w:val="0"/>
-                <w:color w:val="1F2937"/>
-                <w:sz w:val="20"/>
-              </w:rPr>
-              <w:t>모르는 내용은 추정하지 않고 확인 필요로 남겼다.</w:t>
-            </w:r>
-          </w:p>
-        </w:tc>
-      </w:tr>
-    </w:tbl>
-    <w:p>
-      <w:pPr>
-        <w:spacing w:after="160" w:before="0"/>
-      </w:pPr>
-    </w:p>
-    <w:p>
-      <w:pPr>
-        <w:pStyle w:val="Heading1"/>
-      </w:pPr>
-      <w:r>
-        <w:t>4. Harness Spec</w:t>
-      </w:r>
-    </w:p>
-    <w:tbl>
-      <w:tblPr>
-        <w:tblStyle w:val="TableGrid"/>
-        <w:tblW w:type="dxa" w:w="9360"/>
-        <w:tblLook w:firstColumn="1" w:firstRow="1" w:lastColumn="0" w:lastRow="0" w:noHBand="0" w:noVBand="1" w:val="04A0"/>
-        <w:tblInd w:type="dxa" w:w="120"/>
-        <w:tblLayout w:type="fixed"/>
-        <w:tblCellMar>
-          <w:top w:w="80" w:type="dxa"/>
-          <w:bottom w:w="80" w:type="dxa"/>
-          <w:start w:w="120" w:type="dxa"/>
-          <w:end w:w="120" w:type="dxa"/>
-        </w:tblCellMar>
-        <w:tblBorders>
-          <w:top w:val="single" w:sz="4" w:space="0" w:color="C9D3DF"/>
-          <w:left w:val="single" w:sz="4" w:space="0" w:color="C9D3DF"/>
-          <w:bottom w:val="single" w:sz="4" w:space="0" w:color="C9D3DF"/>
-          <w:right w:val="single" w:sz="4" w:space="0" w:color="C9D3DF"/>
-          <w:insideH w:val="single" w:sz="4" w:space="0" w:color="C9D3DF"/>
-          <w:insideV w:val="single" w:sz="4" w:space="0" w:color="C9D3DF"/>
-        </w:tblBorders>
-      </w:tblPr>
-      <w:tblGrid>
-        <w:gridCol w:w="9360"/>
-      </w:tblGrid>
-      <w:tr>
-        <w:trPr>
-          <w:trHeight w:hRule="atLeast"/>
-          <w:tblHeader w:val="true"/>
-        </w:trPr>
-        <w:tc>
-          <w:tcPr>
-            <w:tcW w:type="dxa" w:w="9360"/>
-            <w:vAlign w:val="center"/>
-            <w:shd w:fill="E8EEF5"/>
-          </w:tcPr>
-          <w:p>
-            <w:pPr>
-              <w:spacing w:after="0" w:line="276" w:lineRule="auto"/>
-            </w:pPr>
-            <w:r/>
-            <w:r>
-              <w:rPr>
-                <w:rFonts w:ascii="Calibri" w:hAnsi="Calibri"/>
-                <w:b/>
-                <w:color w:val="1F4D78"/>
-                <w:sz w:val="21"/>
-              </w:rPr>
-              <w:t>Goal</w:t>
-            </w:r>
-          </w:p>
-        </w:tc>
-      </w:tr>
-      <w:tr>
-        <w:trPr>
-          <w:trHeight w:hRule="atLeast"/>
-        </w:trPr>
-        <w:tc>
-          <w:tcPr>
-            <w:tcW w:type="dxa" w:w="9360"/>
-            <w:vAlign w:val="center"/>
-          </w:tcPr>
-          <w:p>
-            <w:pPr>
-              <w:spacing w:after="0" w:line="276" w:lineRule="auto"/>
-            </w:pPr>
-            <w:r/>
-            <w:r>
-              <w:rPr>
-                <w:rFonts w:ascii="Calibri" w:hAnsi="Calibri"/>
-                <w:b w:val="0"/>
-                <w:color w:val="667085"/>
-                <w:sz w:val="20"/>
-              </w:rPr>
-              <w:t>최종적으로 무엇이 완성되어야 하는가?</w:t>
-            </w:r>
-          </w:p>
-          <w:p>
-            <w:pPr>
-              <w:spacing w:after="0"/>
-            </w:pPr>
-            <w:r>
-              <w:t xml:space="preserve"> </w:t>
-            </w:r>
-          </w:p>
-          <w:p>
-            <w:pPr>
-              <w:spacing w:after="0"/>
-            </w:pPr>
-            <w:r>
-              <w:t xml:space="preserve"> </w:t>
-            </w:r>
-          </w:p>
-        </w:tc>
-      </w:tr>
-    </w:tbl>
-    <w:p>
-      <w:pPr>
-        <w:spacing w:after="160" w:before="0"/>
-      </w:pPr>
-    </w:p>
-    <w:tbl>
-      <w:tblPr>
-        <w:tblStyle w:val="TableGrid"/>
-        <w:tblW w:type="dxa" w:w="9360"/>
-        <w:tblLook w:firstColumn="1" w:firstRow="1" w:lastColumn="0" w:lastRow="0" w:noHBand="0" w:noVBand="1" w:val="04A0"/>
-        <w:tblInd w:type="dxa" w:w="120"/>
-        <w:tblLayout w:type="fixed"/>
-        <w:tblCellMar>
-          <w:top w:w="80" w:type="dxa"/>
-          <w:bottom w:w="80" w:type="dxa"/>
-          <w:start w:w="120" w:type="dxa"/>
-          <w:end w:w="120" w:type="dxa"/>
-        </w:tblCellMar>
-        <w:tblBorders>
-          <w:top w:val="single" w:sz="4" w:space="0" w:color="C9D3DF"/>
-          <w:left w:val="single" w:sz="4" w:space="0" w:color="C9D3DF"/>
-          <w:bottom w:val="single" w:sz="4" w:space="0" w:color="C9D3DF"/>
-          <w:right w:val="single" w:sz="4" w:space="0" w:color="C9D3DF"/>
-          <w:insideH w:val="single" w:sz="4" w:space="0" w:color="C9D3DF"/>
-          <w:insideV w:val="single" w:sz="4" w:space="0" w:color="C9D3DF"/>
-        </w:tblBorders>
-      </w:tblPr>
-      <w:tblGrid>
-        <w:gridCol w:w="2600"/>
-        <w:gridCol w:w="3220"/>
-        <w:gridCol w:w="3540"/>
-      </w:tblGrid>
-      <w:tr>
-        <w:trPr>
-          <w:trHeight w:hRule="atLeast"/>
-          <w:tblHeader w:val="true"/>
-        </w:trPr>
-        <w:tc>
-          <w:tcPr>
-            <w:tcW w:type="dxa" w:w="2600"/>
-            <w:vAlign w:val="center"/>
-            <w:shd w:fill="E8EEF5"/>
-          </w:tcPr>
-          <w:p>
-            <w:pPr>
-              <w:spacing w:after="0" w:line="276" w:lineRule="auto"/>
-            </w:pPr>
-            <w:r/>
-            <w:r>
-              <w:rPr>
-                <w:rFonts w:ascii="Calibri" w:hAnsi="Calibri"/>
-                <w:b/>
-                <w:color w:val="1F4D78"/>
-                <w:sz w:val="20"/>
-              </w:rPr>
-              <w:t>Input Source</w:t>
-            </w:r>
-          </w:p>
-        </w:tc>
-        <w:tc>
-          <w:tcPr>
-            <w:tcW w:type="dxa" w:w="3220"/>
-            <w:vAlign w:val="center"/>
-            <w:shd w:fill="E8EEF5"/>
-          </w:tcPr>
-          <w:p>
-            <w:pPr>
-              <w:spacing w:after="0" w:line="276" w:lineRule="auto"/>
-            </w:pPr>
-            <w:r/>
-            <w:r>
-              <w:rPr>
-                <w:rFonts w:ascii="Calibri" w:hAnsi="Calibri"/>
-                <w:b/>
-                <w:color w:val="1F4D78"/>
-                <w:sz w:val="20"/>
-              </w:rPr>
-              <w:t>위치/권한</w:t>
-            </w:r>
-          </w:p>
-        </w:tc>
-        <w:tc>
-          <w:tcPr>
-            <w:tcW w:type="dxa" w:w="3540"/>
-            <w:vAlign w:val="center"/>
-            <w:shd w:fill="E8EEF5"/>
-          </w:tcPr>
-          <w:p>
-            <w:pPr>
-              <w:spacing w:after="0" w:line="276" w:lineRule="auto"/>
-            </w:pPr>
-            <w:r/>
-            <w:r>
-              <w:rPr>
-                <w:rFonts w:ascii="Calibri" w:hAnsi="Calibri"/>
-                <w:b/>
-                <w:color w:val="1F4D78"/>
-                <w:sz w:val="20"/>
-              </w:rPr>
-              <w:t>기간/필터/Grain</w:t>
-            </w:r>
-          </w:p>
-        </w:tc>
-      </w:tr>
-      <w:tr>
-        <w:trPr>
-          <w:trHeight w:hRule="atLeast"/>
-        </w:trPr>
-        <w:tc>
-          <w:tcPr>
-            <w:tcW w:type="dxa" w:w="2600"/>
-            <w:vAlign w:val="center"/>
-          </w:tcPr>
-          <w:p>
-            <w:pPr>
-              <w:spacing w:after="0" w:line="276" w:lineRule="auto"/>
-            </w:pPr>
-            <w:r/>
-            <w:r>
-              <w:rPr>
-                <w:rFonts w:ascii="Calibri" w:hAnsi="Calibri"/>
-                <w:b w:val="0"/>
-                <w:color w:val="1F2937"/>
-                <w:sz w:val="19"/>
-              </w:rPr>
-            </w:r>
-          </w:p>
-        </w:tc>
-        <w:tc>
-          <w:tcPr>
-            <w:tcW w:type="dxa" w:w="3220"/>
-            <w:vAlign w:val="center"/>
-          </w:tcPr>
-          <w:p>
-            <w:pPr>
-              <w:spacing w:after="0" w:line="276" w:lineRule="auto"/>
-            </w:pPr>
-            <w:r/>
-            <w:r>
-              <w:rPr>
-                <w:rFonts w:ascii="Calibri" w:hAnsi="Calibri"/>
-                <w:b w:val="0"/>
-                <w:color w:val="667085"/>
-                <w:sz w:val="19"/>
-              </w:rPr>
-            </w:r>
-          </w:p>
-        </w:tc>
-        <w:tc>
-          <w:tcPr>
-            <w:tcW w:type="dxa" w:w="3540"/>
-            <w:vAlign w:val="center"/>
-          </w:tcPr>
-          <w:p>
-            <w:pPr>
-              <w:spacing w:after="0" w:line="276" w:lineRule="auto"/>
-            </w:pPr>
-            <w:r/>
-            <w:r>
-              <w:rPr>
-                <w:rFonts w:ascii="Calibri" w:hAnsi="Calibri"/>
-                <w:b w:val="0"/>
-                <w:color w:val="667085"/>
-                <w:sz w:val="19"/>
-              </w:rPr>
-            </w:r>
-          </w:p>
-        </w:tc>
-      </w:tr>
-      <w:tr>
-        <w:trPr>
-          <w:trHeight w:hRule="atLeast"/>
-        </w:trPr>
-        <w:tc>
-          <w:tcPr>
-            <w:tcW w:type="dxa" w:w="2600"/>
-            <w:vAlign w:val="center"/>
-          </w:tcPr>
-          <w:p>
-            <w:pPr>
-              <w:spacing w:after="0" w:line="276" w:lineRule="auto"/>
-            </w:pPr>
-            <w:r/>
-            <w:r>
-              <w:rPr>
-                <w:rFonts w:ascii="Calibri" w:hAnsi="Calibri"/>
-                <w:b w:val="0"/>
-                <w:color w:val="1F2937"/>
-                <w:sz w:val="19"/>
-              </w:rPr>
-            </w:r>
-          </w:p>
-        </w:tc>
-        <w:tc>
-          <w:tcPr>
-            <w:tcW w:type="dxa" w:w="3220"/>
-            <w:vAlign w:val="center"/>
-          </w:tcPr>
-          <w:p>
-            <w:pPr>
-              <w:spacing w:after="0" w:line="276" w:lineRule="auto"/>
-            </w:pPr>
-            <w:r/>
-            <w:r>
-              <w:rPr>
-                <w:rFonts w:ascii="Calibri" w:hAnsi="Calibri"/>
-                <w:b w:val="0"/>
-                <w:color w:val="667085"/>
-                <w:sz w:val="19"/>
-              </w:rPr>
-            </w:r>
-          </w:p>
-        </w:tc>
-        <w:tc>
-          <w:tcPr>
-            <w:tcW w:type="dxa" w:w="3540"/>
-            <w:vAlign w:val="center"/>
-          </w:tcPr>
-          <w:p>
-            <w:pPr>
-              <w:spacing w:after="0" w:line="276" w:lineRule="auto"/>
-            </w:pPr>
-            <w:r/>
-            <w:r>
-              <w:rPr>
-                <w:rFonts w:ascii="Calibri" w:hAnsi="Calibri"/>
-                <w:b w:val="0"/>
-                <w:color w:val="667085"/>
-                <w:sz w:val="19"/>
-              </w:rPr>
-            </w:r>
-          </w:p>
-        </w:tc>
-      </w:tr>
-      <w:tr>
-        <w:trPr>
-          <w:trHeight w:hRule="atLeast"/>
-        </w:trPr>
-        <w:tc>
-          <w:tcPr>
-            <w:tcW w:type="dxa" w:w="2600"/>
-            <w:vAlign w:val="center"/>
-          </w:tcPr>
-          <w:p>
-            <w:pPr>
-              <w:spacing w:after="0" w:line="276" w:lineRule="auto"/>
-            </w:pPr>
-            <w:r/>
-            <w:r>
-              <w:rPr>
-                <w:rFonts w:ascii="Calibri" w:hAnsi="Calibri"/>
-                <w:b w:val="0"/>
-                <w:color w:val="1F2937"/>
-                <w:sz w:val="19"/>
-              </w:rPr>
-            </w:r>
-          </w:p>
-        </w:tc>
-        <w:tc>
-          <w:tcPr>
-            <w:tcW w:type="dxa" w:w="3220"/>
-            <w:vAlign w:val="center"/>
-          </w:tcPr>
-          <w:p>
-            <w:pPr>
-              <w:spacing w:after="0" w:line="276" w:lineRule="auto"/>
-            </w:pPr>
-            <w:r/>
-            <w:r>
-              <w:rPr>
-                <w:rFonts w:ascii="Calibri" w:hAnsi="Calibri"/>
-                <w:b w:val="0"/>
-                <w:color w:val="667085"/>
-                <w:sz w:val="19"/>
-              </w:rPr>
-            </w:r>
-          </w:p>
-        </w:tc>
-        <w:tc>
-          <w:tcPr>
-            <w:tcW w:type="dxa" w:w="3540"/>
-            <w:vAlign w:val="center"/>
-          </w:tcPr>
-          <w:p>
-            <w:pPr>
-              <w:spacing w:after="0" w:line="276" w:lineRule="auto"/>
-            </w:pPr>
-            <w:r/>
-            <w:r>
-              <w:rPr>
-                <w:rFonts w:ascii="Calibri" w:hAnsi="Calibri"/>
-                <w:b w:val="0"/>
-                <w:color w:val="667085"/>
-                <w:sz w:val="19"/>
-              </w:rPr>
-            </w:r>
-          </w:p>
-        </w:tc>
-      </w:tr>
-    </w:tbl>
-    <w:p>
-      <w:pPr>
-        <w:spacing w:after="160" w:before="0"/>
-      </w:pPr>
-    </w:p>
-    <w:tbl>
-      <w:tblPr>
-        <w:tblStyle w:val="TableGrid"/>
-        <w:tblW w:type="dxa" w:w="9360"/>
-        <w:tblLook w:firstColumn="1" w:firstRow="1" w:lastColumn="0" w:lastRow="0" w:noHBand="0" w:noVBand="1" w:val="04A0"/>
-        <w:tblInd w:type="dxa" w:w="120"/>
-        <w:tblLayout w:type="fixed"/>
-        <w:tblCellMar>
-          <w:top w:w="80" w:type="dxa"/>
-          <w:bottom w:w="80" w:type="dxa"/>
-          <w:start w:w="120" w:type="dxa"/>
-          <w:end w:w="120" w:type="dxa"/>
-        </w:tblCellMar>
-        <w:tblBorders>
-          <w:top w:val="single" w:sz="4" w:space="0" w:color="C9D3DF"/>
-          <w:left w:val="single" w:sz="4" w:space="0" w:color="C9D3DF"/>
-          <w:bottom w:val="single" w:sz="4" w:space="0" w:color="C9D3DF"/>
-          <w:right w:val="single" w:sz="4" w:space="0" w:color="C9D3DF"/>
-          <w:insideH w:val="single" w:sz="4" w:space="0" w:color="C9D3DF"/>
-          <w:insideV w:val="single" w:sz="4" w:space="0" w:color="C9D3DF"/>
-        </w:tblBorders>
-      </w:tblPr>
-      <w:tblGrid>
-        <w:gridCol w:w="2700"/>
-        <w:gridCol w:w="3660"/>
-        <w:gridCol w:w="3000"/>
-      </w:tblGrid>
-      <w:tr>
-        <w:trPr>
-          <w:trHeight w:hRule="atLeast"/>
-          <w:tblHeader w:val="true"/>
-        </w:trPr>
-        <w:tc>
-          <w:tcPr>
-            <w:tcW w:type="dxa" w:w="2700"/>
-            <w:vAlign w:val="center"/>
-            <w:shd w:fill="E8EEF5"/>
-          </w:tcPr>
-          <w:p>
-            <w:pPr>
-              <w:spacing w:after="0" w:line="276" w:lineRule="auto"/>
-            </w:pPr>
-            <w:r/>
-            <w:r>
-              <w:rPr>
-                <w:rFonts w:ascii="Calibri" w:hAnsi="Calibri"/>
-                <w:b/>
-                <w:color w:val="1F4D78"/>
-                <w:sz w:val="20"/>
-              </w:rPr>
-              <w:t>Tool / Skill / Plugin</w:t>
-            </w:r>
-          </w:p>
-        </w:tc>
-        <w:tc>
-          <w:tcPr>
-            <w:tcW w:type="dxa" w:w="3660"/>
-            <w:vAlign w:val="center"/>
-            <w:shd w:fill="E8EEF5"/>
-          </w:tcPr>
-          <w:p>
-            <w:pPr>
-              <w:spacing w:after="0" w:line="276" w:lineRule="auto"/>
-            </w:pPr>
-            <w:r/>
-            <w:r>
-              <w:rPr>
-                <w:rFonts w:ascii="Calibri" w:hAnsi="Calibri"/>
-                <w:b/>
-                <w:color w:val="1F4D78"/>
-                <w:sz w:val="20"/>
-              </w:rPr>
-              <w:t>사용 목적</w:t>
-            </w:r>
-          </w:p>
-        </w:tc>
-        <w:tc>
-          <w:tcPr>
-            <w:tcW w:type="dxa" w:w="3000"/>
-            <w:vAlign w:val="center"/>
-            <w:shd w:fill="E8EEF5"/>
-          </w:tcPr>
-          <w:p>
-            <w:pPr>
-              <w:spacing w:after="0" w:line="276" w:lineRule="auto"/>
-            </w:pPr>
-            <w:r/>
-            <w:r>
-              <w:rPr>
-                <w:rFonts w:ascii="Calibri" w:hAnsi="Calibri"/>
-                <w:b/>
-                <w:color w:val="1F4D78"/>
-                <w:sz w:val="20"/>
-              </w:rPr>
-              <w:t>권한 경계</w:t>
-            </w:r>
-          </w:p>
-        </w:tc>
-      </w:tr>
-      <w:tr>
-        <w:trPr>
-          <w:trHeight w:hRule="atLeast"/>
-        </w:trPr>
-        <w:tc>
-          <w:tcPr>
-            <w:tcW w:type="dxa" w:w="2700"/>
-            <w:vAlign w:val="center"/>
-          </w:tcPr>
-          <w:p>
-            <w:pPr>
-              <w:spacing w:after="0" w:line="276" w:lineRule="auto"/>
-            </w:pPr>
-            <w:r/>
-            <w:r>
-              <w:rPr>
-                <w:rFonts w:ascii="Calibri" w:hAnsi="Calibri"/>
-                <w:b w:val="0"/>
-                <w:color w:val="1F2937"/>
-                <w:sz w:val="19"/>
-              </w:rPr>
-            </w:r>
-          </w:p>
-        </w:tc>
-        <w:tc>
-          <w:tcPr>
-            <w:tcW w:type="dxa" w:w="3660"/>
-            <w:vAlign w:val="center"/>
-          </w:tcPr>
-          <w:p>
-            <w:pPr>
-              <w:spacing w:after="0" w:line="276" w:lineRule="auto"/>
-            </w:pPr>
-            <w:r/>
-            <w:r>
-              <w:rPr>
-                <w:rFonts w:ascii="Calibri" w:hAnsi="Calibri"/>
-                <w:b w:val="0"/>
-                <w:color w:val="667085"/>
-                <w:sz w:val="19"/>
-              </w:rPr>
-            </w:r>
-          </w:p>
-        </w:tc>
-        <w:tc>
-          <w:tcPr>
-            <w:tcW w:type="dxa" w:w="3000"/>
-            <w:vAlign w:val="center"/>
-          </w:tcPr>
-          <w:p>
-            <w:pPr>
-              <w:spacing w:after="0" w:line="276" w:lineRule="auto"/>
-            </w:pPr>
-            <w:r/>
-            <w:r>
-              <w:rPr>
-                <w:rFonts w:ascii="Calibri" w:hAnsi="Calibri"/>
-                <w:b w:val="0"/>
-                <w:color w:val="667085"/>
-                <w:sz w:val="19"/>
-              </w:rPr>
-            </w:r>
-          </w:p>
-        </w:tc>
-      </w:tr>
-      <w:tr>
-        <w:trPr>
-          <w:trHeight w:hRule="atLeast"/>
-        </w:trPr>
-        <w:tc>
-          <w:tcPr>
-            <w:tcW w:type="dxa" w:w="2700"/>
-            <w:vAlign w:val="center"/>
-          </w:tcPr>
-          <w:p>
-            <w:pPr>
-              <w:spacing w:after="0" w:line="276" w:lineRule="auto"/>
-            </w:pPr>
-            <w:r/>
-            <w:r>
-              <w:rPr>
-                <w:rFonts w:ascii="Calibri" w:hAnsi="Calibri"/>
-                <w:b w:val="0"/>
-                <w:color w:val="1F2937"/>
-                <w:sz w:val="19"/>
-              </w:rPr>
-            </w:r>
-          </w:p>
-        </w:tc>
-        <w:tc>
-          <w:tcPr>
-            <w:tcW w:type="dxa" w:w="3660"/>
-            <w:vAlign w:val="center"/>
-          </w:tcPr>
-          <w:p>
-            <w:pPr>
-              <w:spacing w:after="0" w:line="276" w:lineRule="auto"/>
-            </w:pPr>
-            <w:r/>
-            <w:r>
-              <w:rPr>
-                <w:rFonts w:ascii="Calibri" w:hAnsi="Calibri"/>
-                <w:b w:val="0"/>
-                <w:color w:val="667085"/>
-                <w:sz w:val="19"/>
-              </w:rPr>
-            </w:r>
-          </w:p>
-        </w:tc>
-        <w:tc>
-          <w:tcPr>
-            <w:tcW w:type="dxa" w:w="3000"/>
-            <w:vAlign w:val="center"/>
-          </w:tcPr>
-          <w:p>
-            <w:pPr>
-              <w:spacing w:after="0" w:line="276" w:lineRule="auto"/>
-            </w:pPr>
-            <w:r/>
-            <w:r>
-              <w:rPr>
-                <w:rFonts w:ascii="Calibri" w:hAnsi="Calibri"/>
-                <w:b w:val="0"/>
-                <w:color w:val="667085"/>
-                <w:sz w:val="19"/>
-              </w:rPr>
-            </w:r>
-          </w:p>
-        </w:tc>
-      </w:tr>
-      <w:tr>
-        <w:trPr>
-          <w:trHeight w:hRule="atLeast"/>
-        </w:trPr>
-        <w:tc>
-          <w:tcPr>
-            <w:tcW w:type="dxa" w:w="2700"/>
-            <w:vAlign w:val="center"/>
-          </w:tcPr>
-          <w:p>
-            <w:pPr>
-              <w:spacing w:after="0" w:line="276" w:lineRule="auto"/>
-            </w:pPr>
-            <w:r/>
-            <w:r>
-              <w:rPr>
-                <w:rFonts w:ascii="Calibri" w:hAnsi="Calibri"/>
-                <w:b w:val="0"/>
-                <w:color w:val="1F2937"/>
-                <w:sz w:val="19"/>
-              </w:rPr>
-            </w:r>
-          </w:p>
-        </w:tc>
-        <w:tc>
-          <w:tcPr>
-            <w:tcW w:type="dxa" w:w="3660"/>
-            <w:vAlign w:val="center"/>
-          </w:tcPr>
-          <w:p>
-            <w:pPr>
-              <w:spacing w:after="0" w:line="276" w:lineRule="auto"/>
-            </w:pPr>
-            <w:r/>
-            <w:r>
-              <w:rPr>
-                <w:rFonts w:ascii="Calibri" w:hAnsi="Calibri"/>
-                <w:b w:val="0"/>
-                <w:color w:val="667085"/>
-                <w:sz w:val="19"/>
-              </w:rPr>
-            </w:r>
-          </w:p>
-        </w:tc>
-        <w:tc>
-          <w:tcPr>
-            <w:tcW w:type="dxa" w:w="3000"/>
-            <w:vAlign w:val="center"/>
-          </w:tcPr>
-          <w:p>
-            <w:pPr>
-              <w:spacing w:after="0" w:line="276" w:lineRule="auto"/>
-            </w:pPr>
-            <w:r/>
-            <w:r>
-              <w:rPr>
-                <w:rFonts w:ascii="Calibri" w:hAnsi="Calibri"/>
-                <w:b w:val="0"/>
-                <w:color w:val="667085"/>
-                <w:sz w:val="19"/>
-              </w:rPr>
-            </w:r>
-          </w:p>
-        </w:tc>
-      </w:tr>
-    </w:tbl>
-    <w:p>
-      <w:pPr>
-        <w:spacing w:after="160" w:before="0"/>
-      </w:pPr>
-    </w:p>
-    <w:p>
-      <w:r>
-        <w:br w:type="page"/>
-      </w:r>
-    </w:p>
-    <w:p>
-      <w:pPr>
-        <w:pStyle w:val="Heading1"/>
-      </w:pPr>
-      <w:r>
-        <w:t>5. 실행 절차와 제약</w:t>
-      </w:r>
-    </w:p>
-    <w:tbl>
-      <w:tblPr>
-        <w:tblStyle w:val="TableGrid"/>
-        <w:tblW w:type="dxa" w:w="9360"/>
-        <w:tblLook w:firstColumn="1" w:firstRow="1" w:lastColumn="0" w:lastRow="0" w:noHBand="0" w:noVBand="1" w:val="04A0"/>
-        <w:tblInd w:type="dxa" w:w="120"/>
-        <w:tblLayout w:type="fixed"/>
-        <w:tblCellMar>
-          <w:top w:w="80" w:type="dxa"/>
-          <w:bottom w:w="80" w:type="dxa"/>
-          <w:start w:w="120" w:type="dxa"/>
-          <w:end w:w="120" w:type="dxa"/>
-        </w:tblCellMar>
-        <w:tblBorders>
-          <w:top w:val="single" w:sz="4" w:space="0" w:color="C9D3DF"/>
-          <w:left w:val="single" w:sz="4" w:space="0" w:color="C9D3DF"/>
-          <w:bottom w:val="single" w:sz="4" w:space="0" w:color="C9D3DF"/>
-          <w:right w:val="single" w:sz="4" w:space="0" w:color="C9D3DF"/>
-          <w:insideH w:val="single" w:sz="4" w:space="0" w:color="C9D3DF"/>
-          <w:insideV w:val="single" w:sz="4" w:space="0" w:color="C9D3DF"/>
-        </w:tblBorders>
-      </w:tblPr>
-      <w:tblGrid>
-        <w:gridCol w:w="820"/>
-        <w:gridCol w:w="4440"/>
-        <w:gridCol w:w="4100"/>
-      </w:tblGrid>
-      <w:tr>
-        <w:trPr>
-          <w:trHeight w:hRule="atLeast"/>
-          <w:tblHeader w:val="true"/>
-        </w:trPr>
-        <w:tc>
-          <w:tcPr>
-            <w:tcW w:type="dxa" w:w="820"/>
-            <w:vAlign w:val="center"/>
-            <w:shd w:fill="E8EEF5"/>
-          </w:tcPr>
-          <w:p>
-            <w:pPr>
-              <w:spacing w:after="0" w:line="276" w:lineRule="auto"/>
-            </w:pPr>
-            <w:r/>
-            <w:r>
-              <w:rPr>
-                <w:rFonts w:ascii="Calibri" w:hAnsi="Calibri"/>
-                <w:b/>
-                <w:color w:val="1F4D78"/>
-                <w:sz w:val="20"/>
-              </w:rPr>
-              <w:t>Step</w:t>
-            </w:r>
-          </w:p>
-        </w:tc>
-        <w:tc>
-          <w:tcPr>
-            <w:tcW w:type="dxa" w:w="4440"/>
-            <w:vAlign w:val="center"/>
-            <w:shd w:fill="E8EEF5"/>
-          </w:tcPr>
-          <w:p>
-            <w:pPr>
-              <w:spacing w:after="0" w:line="276" w:lineRule="auto"/>
-            </w:pPr>
-            <w:r/>
-            <w:r>
-              <w:rPr>
-                <w:rFonts w:ascii="Calibri" w:hAnsi="Calibri"/>
-                <w:b/>
-                <w:color w:val="1F4D78"/>
-                <w:sz w:val="20"/>
-              </w:rPr>
-              <w:t>작업</w:t>
-            </w:r>
-          </w:p>
-        </w:tc>
-        <w:tc>
-          <w:tcPr>
-            <w:tcW w:type="dxa" w:w="4100"/>
-            <w:vAlign w:val="center"/>
-            <w:shd w:fill="E8EEF5"/>
-          </w:tcPr>
-          <w:p>
-            <w:pPr>
-              <w:spacing w:after="0" w:line="276" w:lineRule="auto"/>
-            </w:pPr>
-            <w:r/>
-            <w:r>
-              <w:rPr>
-                <w:rFonts w:ascii="Calibri" w:hAnsi="Calibri"/>
-                <w:b/>
-                <w:color w:val="1F4D78"/>
-                <w:sz w:val="20"/>
-              </w:rPr>
-              <w:t>완료 기준</w:t>
-            </w:r>
-          </w:p>
-        </w:tc>
-      </w:tr>
-      <w:tr>
-        <w:trPr>
-          <w:trHeight w:hRule="atLeast"/>
-        </w:trPr>
-        <w:tc>
-          <w:tcPr>
-            <w:tcW w:type="dxa" w:w="820"/>
-            <w:vAlign w:val="center"/>
-          </w:tcPr>
-          <w:p>
-            <w:pPr>
-              <w:spacing w:after="0" w:line="276" w:lineRule="auto"/>
-            </w:pPr>
-            <w:r/>
-            <w:r>
-              <w:rPr>
-                <w:rFonts w:ascii="Calibri" w:hAnsi="Calibri"/>
-                <w:b w:val="0"/>
-                <w:color w:val="1F2937"/>
-                <w:sz w:val="19"/>
-              </w:rPr>
-              <w:t>1</w:t>
-            </w:r>
-          </w:p>
-        </w:tc>
-        <w:tc>
-          <w:tcPr>
-            <w:tcW w:type="dxa" w:w="4440"/>
-            <w:vAlign w:val="center"/>
-          </w:tcPr>
-          <w:p>
-            <w:pPr>
-              <w:spacing w:after="0" w:line="276" w:lineRule="auto"/>
-            </w:pPr>
-            <w:r/>
-            <w:r>
-              <w:rPr>
-                <w:rFonts w:ascii="Calibri" w:hAnsi="Calibri"/>
-                <w:b w:val="0"/>
-                <w:color w:val="667085"/>
-                <w:sz w:val="19"/>
-              </w:rPr>
-              <w:t>데이터 inventory</w:t>
-            </w:r>
-          </w:p>
-        </w:tc>
-        <w:tc>
-          <w:tcPr>
-            <w:tcW w:type="dxa" w:w="4100"/>
-            <w:vAlign w:val="center"/>
-          </w:tcPr>
-          <w:p>
-            <w:pPr>
-              <w:spacing w:after="0" w:line="276" w:lineRule="auto"/>
-            </w:pPr>
-            <w:r/>
-            <w:r>
-              <w:rPr>
-                <w:rFonts w:ascii="Calibri" w:hAnsi="Calibri"/>
-                <w:b w:val="0"/>
-                <w:color w:val="667085"/>
-                <w:sz w:val="19"/>
-              </w:rPr>
-            </w:r>
-          </w:p>
-        </w:tc>
-      </w:tr>
-      <w:tr>
-        <w:trPr>
-          <w:trHeight w:hRule="atLeast"/>
-        </w:trPr>
-        <w:tc>
-          <w:tcPr>
-            <w:tcW w:type="dxa" w:w="820"/>
-            <w:vAlign w:val="center"/>
-          </w:tcPr>
-          <w:p>
-            <w:pPr>
-              <w:spacing w:after="0" w:line="276" w:lineRule="auto"/>
-            </w:pPr>
-            <w:r/>
-            <w:r>
-              <w:rPr>
-                <w:rFonts w:ascii="Calibri" w:hAnsi="Calibri"/>
-                <w:b w:val="0"/>
-                <w:color w:val="1F2937"/>
-                <w:sz w:val="19"/>
-              </w:rPr>
-              <w:t>2</w:t>
-            </w:r>
-          </w:p>
-        </w:tc>
-        <w:tc>
-          <w:tcPr>
-            <w:tcW w:type="dxa" w:w="4440"/>
-            <w:vAlign w:val="center"/>
-          </w:tcPr>
-          <w:p>
-            <w:pPr>
-              <w:spacing w:after="0" w:line="276" w:lineRule="auto"/>
-            </w:pPr>
-            <w:r/>
-            <w:r>
-              <w:rPr>
-                <w:rFonts w:ascii="Calibri" w:hAnsi="Calibri"/>
-                <w:b w:val="0"/>
-                <w:color w:val="667085"/>
-                <w:sz w:val="19"/>
-              </w:rPr>
-              <w:t>품질 점검 또는 정제</w:t>
-            </w:r>
-          </w:p>
-        </w:tc>
-        <w:tc>
-          <w:tcPr>
-            <w:tcW w:type="dxa" w:w="4100"/>
-            <w:vAlign w:val="center"/>
-          </w:tcPr>
-          <w:p>
-            <w:pPr>
-              <w:spacing w:after="0" w:line="276" w:lineRule="auto"/>
-            </w:pPr>
-            <w:r/>
-            <w:r>
-              <w:rPr>
-                <w:rFonts w:ascii="Calibri" w:hAnsi="Calibri"/>
-                <w:b w:val="0"/>
-                <w:color w:val="667085"/>
-                <w:sz w:val="19"/>
-              </w:rPr>
-            </w:r>
-          </w:p>
-        </w:tc>
-      </w:tr>
-      <w:tr>
-        <w:trPr>
-          <w:trHeight w:hRule="atLeast"/>
-        </w:trPr>
-        <w:tc>
-          <w:tcPr>
-            <w:tcW w:type="dxa" w:w="820"/>
-            <w:vAlign w:val="center"/>
-          </w:tcPr>
-          <w:p>
-            <w:pPr>
-              <w:spacing w:after="0" w:line="276" w:lineRule="auto"/>
-            </w:pPr>
-            <w:r/>
-            <w:r>
-              <w:rPr>
-                <w:rFonts w:ascii="Calibri" w:hAnsi="Calibri"/>
-                <w:b w:val="0"/>
-                <w:color w:val="1F2937"/>
-                <w:sz w:val="19"/>
-              </w:rPr>
-              <w:t>3</w:t>
-            </w:r>
-          </w:p>
-        </w:tc>
-        <w:tc>
-          <w:tcPr>
-            <w:tcW w:type="dxa" w:w="4440"/>
-            <w:vAlign w:val="center"/>
-          </w:tcPr>
-          <w:p>
-            <w:pPr>
-              <w:spacing w:after="0" w:line="276" w:lineRule="auto"/>
-            </w:pPr>
-            <w:r/>
-            <w:r>
-              <w:rPr>
-                <w:rFonts w:ascii="Calibri" w:hAnsi="Calibri"/>
-                <w:b w:val="0"/>
-                <w:color w:val="667085"/>
-                <w:sz w:val="19"/>
-              </w:rPr>
-              <w:t>metric 정의 또는 discovery</w:t>
-            </w:r>
-          </w:p>
-        </w:tc>
-        <w:tc>
-          <w:tcPr>
-            <w:tcW w:type="dxa" w:w="4100"/>
-            <w:vAlign w:val="center"/>
-          </w:tcPr>
-          <w:p>
-            <w:pPr>
-              <w:spacing w:after="0" w:line="276" w:lineRule="auto"/>
-            </w:pPr>
-            <w:r/>
-            <w:r>
-              <w:rPr>
-                <w:rFonts w:ascii="Calibri" w:hAnsi="Calibri"/>
-                <w:b w:val="0"/>
-                <w:color w:val="667085"/>
-                <w:sz w:val="19"/>
-              </w:rPr>
-            </w:r>
-          </w:p>
-        </w:tc>
-      </w:tr>
-      <w:tr>
-        <w:trPr>
-          <w:trHeight w:hRule="atLeast"/>
-        </w:trPr>
-        <w:tc>
-          <w:tcPr>
-            <w:tcW w:type="dxa" w:w="820"/>
-            <w:vAlign w:val="center"/>
-          </w:tcPr>
-          <w:p>
-            <w:pPr>
-              <w:spacing w:after="0" w:line="276" w:lineRule="auto"/>
-            </w:pPr>
-            <w:r/>
-            <w:r>
-              <w:rPr>
-                <w:rFonts w:ascii="Calibri" w:hAnsi="Calibri"/>
-                <w:b w:val="0"/>
-                <w:color w:val="1F2937"/>
-                <w:sz w:val="19"/>
-              </w:rPr>
-              <w:t>4</w:t>
-            </w:r>
-          </w:p>
-        </w:tc>
-        <w:tc>
-          <w:tcPr>
-            <w:tcW w:type="dxa" w:w="4440"/>
-            <w:vAlign w:val="center"/>
-          </w:tcPr>
-          <w:p>
-            <w:pPr>
-              <w:spacing w:after="0" w:line="276" w:lineRule="auto"/>
-            </w:pPr>
-            <w:r/>
-            <w:r>
-              <w:rPr>
-                <w:rFonts w:ascii="Calibri" w:hAnsi="Calibri"/>
-                <w:b w:val="0"/>
-                <w:color w:val="667085"/>
-                <w:sz w:val="19"/>
-              </w:rPr>
-              <w:t>분석/자동화/대시보드 설계</w:t>
-            </w:r>
-          </w:p>
-        </w:tc>
-        <w:tc>
-          <w:tcPr>
-            <w:tcW w:type="dxa" w:w="4100"/>
-            <w:vAlign w:val="center"/>
-          </w:tcPr>
-          <w:p>
-            <w:pPr>
-              <w:spacing w:after="0" w:line="276" w:lineRule="auto"/>
-            </w:pPr>
-            <w:r/>
-            <w:r>
-              <w:rPr>
-                <w:rFonts w:ascii="Calibri" w:hAnsi="Calibri"/>
-                <w:b w:val="0"/>
-                <w:color w:val="667085"/>
-                <w:sz w:val="19"/>
-              </w:rPr>
-            </w:r>
-          </w:p>
-        </w:tc>
-      </w:tr>
-      <w:tr>
-        <w:trPr>
-          <w:trHeight w:hRule="atLeast"/>
-        </w:trPr>
-        <w:tc>
-          <w:tcPr>
-            <w:tcW w:type="dxa" w:w="820"/>
-            <w:vAlign w:val="center"/>
-          </w:tcPr>
-          <w:p>
-            <w:pPr>
-              <w:spacing w:after="0" w:line="276" w:lineRule="auto"/>
-            </w:pPr>
-            <w:r/>
-            <w:r>
-              <w:rPr>
-                <w:rFonts w:ascii="Calibri" w:hAnsi="Calibri"/>
-                <w:b w:val="0"/>
-                <w:color w:val="1F2937"/>
-                <w:sz w:val="19"/>
-              </w:rPr>
-              <w:t>5</w:t>
-            </w:r>
-          </w:p>
-        </w:tc>
-        <w:tc>
-          <w:tcPr>
-            <w:tcW w:type="dxa" w:w="4440"/>
-            <w:vAlign w:val="center"/>
-          </w:tcPr>
-          <w:p>
-            <w:pPr>
-              <w:spacing w:after="0" w:line="276" w:lineRule="auto"/>
-            </w:pPr>
-            <w:r/>
-            <w:r>
-              <w:rPr>
-                <w:rFonts w:ascii="Calibri" w:hAnsi="Calibri"/>
-                <w:b w:val="0"/>
-                <w:color w:val="667085"/>
-                <w:sz w:val="19"/>
-              </w:rPr>
-              <w:t>검증과 산출물 정리</w:t>
-            </w:r>
-          </w:p>
-        </w:tc>
-        <w:tc>
-          <w:tcPr>
-            <w:tcW w:type="dxa" w:w="4100"/>
-            <w:vAlign w:val="center"/>
-          </w:tcPr>
-          <w:p>
-            <w:pPr>
-              <w:spacing w:after="0" w:line="276" w:lineRule="auto"/>
-            </w:pPr>
-            <w:r/>
-            <w:r>
-              <w:rPr>
-                <w:rFonts w:ascii="Calibri" w:hAnsi="Calibri"/>
-                <w:b w:val="0"/>
-                <w:color w:val="667085"/>
-                <w:sz w:val="19"/>
-              </w:rPr>
-            </w:r>
-          </w:p>
-        </w:tc>
-      </w:tr>
-    </w:tbl>
-    <w:p>
-      <w:pPr>
-        <w:spacing w:after="160" w:before="0"/>
-      </w:pPr>
-    </w:p>
-    <w:tbl>
-      <w:tblPr>
-        <w:tblStyle w:val="TableGrid"/>
-        <w:tblW w:type="dxa" w:w="9360"/>
-        <w:tblLook w:firstColumn="1" w:firstRow="1" w:lastColumn="0" w:lastRow="0" w:noHBand="0" w:noVBand="1" w:val="04A0"/>
-        <w:tblInd w:type="dxa" w:w="120"/>
-        <w:tblLayout w:type="fixed"/>
-        <w:tblCellMar>
-          <w:top w:w="80" w:type="dxa"/>
-          <w:bottom w:w="80" w:type="dxa"/>
-          <w:start w:w="120" w:type="dxa"/>
-          <w:end w:w="120" w:type="dxa"/>
-        </w:tblCellMar>
-        <w:tblBorders>
-          <w:top w:val="single" w:sz="4" w:space="0" w:color="C9D3DF"/>
-          <w:left w:val="single" w:sz="4" w:space="0" w:color="C9D3DF"/>
-          <w:bottom w:val="single" w:sz="4" w:space="0" w:color="C9D3DF"/>
-          <w:right w:val="single" w:sz="4" w:space="0" w:color="C9D3DF"/>
-          <w:insideH w:val="single" w:sz="4" w:space="0" w:color="C9D3DF"/>
-          <w:insideV w:val="single" w:sz="4" w:space="0" w:color="C9D3DF"/>
-        </w:tblBorders>
-      </w:tblPr>
-      <w:tblGrid>
-        <w:gridCol w:w="520"/>
-        <w:gridCol w:w="8840"/>
-      </w:tblGrid>
-      <w:tr>
-        <w:trPr>
-          <w:trHeight w:hRule="atLeast"/>
-          <w:tblHeader w:val="true"/>
-        </w:trPr>
-        <w:tc>
-          <w:tcPr>
-            <w:tcW w:type="dxa" w:w="9360"/>
-            <w:gridSpan w:val="2"/>
-            <w:vAlign w:val="center"/>
-            <w:shd w:fill="E8EEF5"/>
-          </w:tcPr>
-          <w:p>
-            <w:pPr>
-              <w:spacing w:after="0" w:line="276" w:lineRule="auto"/>
-            </w:pPr>
-            <w:r/>
-            <w:r>
-              <w:rPr>
-                <w:rFonts w:ascii="Calibri" w:hAnsi="Calibri"/>
-                <w:b/>
-                <w:color w:val="1F4D78"/>
-                <w:sz w:val="21"/>
-              </w:rPr>
-              <w:t>제약 조건</w:t>
-            </w:r>
-          </w:p>
-        </w:tc>
-      </w:tr>
-      <w:tr>
-        <w:trPr>
-          <w:trHeight w:hRule="atLeast"/>
-        </w:trPr>
-        <w:tc>
-          <w:tcPr>
-            <w:tcW w:type="dxa" w:w="520"/>
-            <w:vAlign w:val="center"/>
-          </w:tcPr>
-          <w:p>
-            <w:pPr>
-              <w:spacing w:after="0" w:line="276" w:lineRule="auto"/>
-              <w:jc w:val="center"/>
-            </w:pPr>
-            <w:r/>
-            <w:r>
-              <w:rPr>
-                <w:rFonts w:ascii="Calibri" w:hAnsi="Calibri"/>
-                <w:b w:val="0"/>
-                <w:color w:val="1F4D78"/>
-                <w:sz w:val="20"/>
-              </w:rPr>
-              <w:t>[ ]</w:t>
-            </w:r>
-          </w:p>
-        </w:tc>
-        <w:tc>
-          <w:tcPr>
-            <w:tcW w:type="dxa" w:w="8840"/>
-            <w:vAlign w:val="center"/>
-          </w:tcPr>
-          <w:p>
-            <w:pPr>
-              <w:spacing w:after="0" w:line="276" w:lineRule="auto"/>
-            </w:pPr>
-            <w:r/>
-            <w:r>
-              <w:rPr>
-                <w:rFonts w:ascii="Calibri" w:hAnsi="Calibri"/>
-                <w:b w:val="0"/>
-                <w:color w:val="1F2937"/>
-                <w:sz w:val="20"/>
-              </w:rPr>
-              <w:t>원본 데이터와 기존 코드를 임의로 수정하지 않는다.</w:t>
-            </w:r>
-          </w:p>
-        </w:tc>
-      </w:tr>
-      <w:tr>
-        <w:trPr>
-          <w:trHeight w:hRule="atLeast"/>
-        </w:trPr>
-        <w:tc>
-          <w:tcPr>
-            <w:tcW w:type="dxa" w:w="520"/>
-            <w:vAlign w:val="center"/>
-          </w:tcPr>
-          <w:p>
-            <w:pPr>
-              <w:spacing w:after="0" w:line="276" w:lineRule="auto"/>
-              <w:jc w:val="center"/>
-            </w:pPr>
-            <w:r/>
-            <w:r>
-              <w:rPr>
-                <w:rFonts w:ascii="Calibri" w:hAnsi="Calibri"/>
-                <w:b w:val="0"/>
-                <w:color w:val="1F4D78"/>
-                <w:sz w:val="20"/>
-              </w:rPr>
-              <w:t>[ ]</w:t>
-            </w:r>
-          </w:p>
-        </w:tc>
-        <w:tc>
-          <w:tcPr>
-            <w:tcW w:type="dxa" w:w="8840"/>
-            <w:vAlign w:val="center"/>
-          </w:tcPr>
-          <w:p>
-            <w:pPr>
-              <w:spacing w:after="0" w:line="276" w:lineRule="auto"/>
-            </w:pPr>
-            <w:r/>
-            <w:r>
-              <w:rPr>
-                <w:rFonts w:ascii="Calibri" w:hAnsi="Calibri"/>
-                <w:b w:val="0"/>
-                <w:color w:val="1F2937"/>
-                <w:sz w:val="20"/>
-              </w:rPr>
-              <w:t>기본 데이터 접근은 read-only로 둔다.</w:t>
-            </w:r>
-          </w:p>
-        </w:tc>
-      </w:tr>
-      <w:tr>
-        <w:trPr>
-          <w:trHeight w:hRule="atLeast"/>
-        </w:trPr>
-        <w:tc>
-          <w:tcPr>
-            <w:tcW w:type="dxa" w:w="520"/>
-            <w:vAlign w:val="center"/>
-          </w:tcPr>
-          <w:p>
-            <w:pPr>
-              <w:spacing w:after="0" w:line="276" w:lineRule="auto"/>
-              <w:jc w:val="center"/>
-            </w:pPr>
-            <w:r/>
-            <w:r>
-              <w:rPr>
-                <w:rFonts w:ascii="Calibri" w:hAnsi="Calibri"/>
-                <w:b w:val="0"/>
-                <w:color w:val="1F4D78"/>
-                <w:sz w:val="20"/>
-              </w:rPr>
-              <w:t>[ ]</w:t>
-            </w:r>
-          </w:p>
-        </w:tc>
-        <w:tc>
-          <w:tcPr>
-            <w:tcW w:type="dxa" w:w="8840"/>
-            <w:vAlign w:val="center"/>
-          </w:tcPr>
-          <w:p>
-            <w:pPr>
-              <w:spacing w:after="0" w:line="276" w:lineRule="auto"/>
-            </w:pPr>
-            <w:r/>
-            <w:r>
-              <w:rPr>
-                <w:rFonts w:ascii="Calibri" w:hAnsi="Calibri"/>
-                <w:b w:val="0"/>
-                <w:color w:val="1F2937"/>
-                <w:sz w:val="20"/>
-              </w:rPr>
-              <w:t>민감정보는 필요한 범위만 사용하고 외부 전송하지 않는다.</w:t>
-            </w:r>
-          </w:p>
-        </w:tc>
-      </w:tr>
-      <w:tr>
-        <w:trPr>
-          <w:trHeight w:hRule="atLeast"/>
-        </w:trPr>
-        <w:tc>
-          <w:tcPr>
-            <w:tcW w:type="dxa" w:w="520"/>
-            <w:vAlign w:val="center"/>
-          </w:tcPr>
-          <w:p>
-            <w:pPr>
-              <w:spacing w:after="0" w:line="276" w:lineRule="auto"/>
-              <w:jc w:val="center"/>
-            </w:pPr>
-            <w:r/>
-            <w:r>
-              <w:rPr>
-                <w:rFonts w:ascii="Calibri" w:hAnsi="Calibri"/>
-                <w:b w:val="0"/>
-                <w:color w:val="1F4D78"/>
-                <w:sz w:val="20"/>
-              </w:rPr>
-              <w:t>[ ]</w:t>
-            </w:r>
-          </w:p>
-        </w:tc>
-        <w:tc>
-          <w:tcPr>
-            <w:tcW w:type="dxa" w:w="8840"/>
-            <w:vAlign w:val="center"/>
-          </w:tcPr>
-          <w:p>
-            <w:pPr>
-              <w:spacing w:after="0" w:line="276" w:lineRule="auto"/>
-            </w:pPr>
-            <w:r/>
-            <w:r>
-              <w:rPr>
-                <w:rFonts w:ascii="Calibri" w:hAnsi="Calibri"/>
-                <w:b w:val="0"/>
-                <w:color w:val="1F2937"/>
-                <w:sz w:val="20"/>
-              </w:rPr>
-              <w:t>발송, 삭제, 배포, 권한 변경, DB write는 승인 전 실행하지 않는다.</w:t>
-            </w:r>
-          </w:p>
-        </w:tc>
-      </w:tr>
-      <w:tr>
-        <w:trPr>
-          <w:trHeight w:hRule="atLeast"/>
-        </w:trPr>
-        <w:tc>
-          <w:tcPr>
-            <w:tcW w:type="dxa" w:w="520"/>
-            <w:vAlign w:val="center"/>
-          </w:tcPr>
-          <w:p>
-            <w:pPr>
-              <w:spacing w:after="0" w:line="276" w:lineRule="auto"/>
-              <w:jc w:val="center"/>
-            </w:pPr>
-            <w:r/>
-            <w:r>
-              <w:rPr>
-                <w:rFonts w:ascii="Calibri" w:hAnsi="Calibri"/>
-                <w:b w:val="0"/>
-                <w:color w:val="1F4D78"/>
-                <w:sz w:val="20"/>
-              </w:rPr>
-              <w:t>[ ]</w:t>
-            </w:r>
-          </w:p>
-        </w:tc>
-        <w:tc>
-          <w:tcPr>
-            <w:tcW w:type="dxa" w:w="8840"/>
-            <w:vAlign w:val="center"/>
-          </w:tcPr>
-          <w:p>
-            <w:pPr>
-              <w:spacing w:after="0" w:line="276" w:lineRule="auto"/>
-            </w:pPr>
-            <w:r/>
-            <w:r>
-              <w:rPr>
-                <w:rFonts w:ascii="Calibri" w:hAnsi="Calibri"/>
-                <w:b w:val="0"/>
-                <w:color w:val="1F2937"/>
-                <w:sz w:val="20"/>
-              </w:rPr>
-              <w:t>실패하면 실패 단계, 입력 범위, 마지막 성공 상태를 남긴다.</w:t>
-            </w:r>
-          </w:p>
-        </w:tc>
-      </w:tr>
-    </w:tbl>
-    <w:p>
-      <w:pPr>
-        <w:spacing w:after="160" w:before="0"/>
-      </w:pPr>
-    </w:p>
-    <w:p>
-      <w:pPr>
-        <w:pStyle w:val="Heading1"/>
-      </w:pPr>
-      <w:r>
-        <w:t>6. 정적 검증 기준</w:t>
-      </w:r>
-    </w:p>
-    <w:tbl>
-      <w:tblPr>
-        <w:tblStyle w:val="TableGrid"/>
-        <w:tblW w:type="dxa" w:w="9360"/>
-        <w:tblLook w:firstColumn="1" w:firstRow="1" w:lastColumn="0" w:lastRow="0" w:noHBand="0" w:noVBand="1" w:val="04A0"/>
-        <w:tblInd w:type="dxa" w:w="120"/>
-        <w:tblLayout w:type="fixed"/>
-        <w:tblCellMar>
-          <w:top w:w="80" w:type="dxa"/>
-          <w:bottom w:w="80" w:type="dxa"/>
-          <w:start w:w="120" w:type="dxa"/>
-          <w:end w:w="120" w:type="dxa"/>
-        </w:tblCellMar>
-        <w:tblBorders>
-          <w:top w:val="single" w:sz="4" w:space="0" w:color="C9D3DF"/>
-          <w:left w:val="single" w:sz="4" w:space="0" w:color="C9D3DF"/>
-          <w:bottom w:val="single" w:sz="4" w:space="0" w:color="C9D3DF"/>
-          <w:right w:val="single" w:sz="4" w:space="0" w:color="C9D3DF"/>
-          <w:insideH w:val="single" w:sz="4" w:space="0" w:color="C9D3DF"/>
-          <w:insideV w:val="single" w:sz="4" w:space="0" w:color="C9D3DF"/>
-        </w:tblBorders>
-      </w:tblPr>
-      <w:tblGrid>
-        <w:gridCol w:w="520"/>
-        <w:gridCol w:w="8840"/>
-      </w:tblGrid>
-      <w:tr>
-        <w:trPr>
-          <w:trHeight w:hRule="atLeast"/>
-          <w:tblHeader w:val="true"/>
-        </w:trPr>
-        <w:tc>
-          <w:tcPr>
-            <w:tcW w:type="dxa" w:w="9360"/>
-            <w:gridSpan w:val="2"/>
-            <w:vAlign w:val="center"/>
-            <w:shd w:fill="E8EEF5"/>
-          </w:tcPr>
-          <w:p>
-            <w:pPr>
-              <w:spacing w:after="0" w:line="276" w:lineRule="auto"/>
-            </w:pPr>
-            <w:r/>
-            <w:r>
-              <w:rPr>
-                <w:rFonts w:ascii="Calibri" w:hAnsi="Calibri"/>
-                <w:b/>
-                <w:color w:val="1F4D78"/>
-                <w:sz w:val="21"/>
-              </w:rPr>
-              <w:t>검증 체크리스트</w:t>
-            </w:r>
-          </w:p>
-        </w:tc>
-      </w:tr>
-      <w:tr>
-        <w:trPr>
-          <w:trHeight w:hRule="atLeast"/>
-        </w:trPr>
-        <w:tc>
-          <w:tcPr>
-            <w:tcW w:type="dxa" w:w="520"/>
-            <w:vAlign w:val="center"/>
-          </w:tcPr>
-          <w:p>
-            <w:pPr>
-              <w:spacing w:after="0" w:line="276" w:lineRule="auto"/>
-              <w:jc w:val="center"/>
-            </w:pPr>
-            <w:r/>
-            <w:r>
-              <w:rPr>
-                <w:rFonts w:ascii="Calibri" w:hAnsi="Calibri"/>
-                <w:b w:val="0"/>
-                <w:color w:val="1F4D78"/>
-                <w:sz w:val="20"/>
-              </w:rPr>
-              <w:t>[ ]</w:t>
-            </w:r>
-          </w:p>
-        </w:tc>
-        <w:tc>
-          <w:tcPr>
-            <w:tcW w:type="dxa" w:w="8840"/>
-            <w:vAlign w:val="center"/>
-          </w:tcPr>
-          <w:p>
-            <w:pPr>
-              <w:spacing w:after="0" w:line="276" w:lineRule="auto"/>
-            </w:pPr>
-            <w:r/>
-            <w:r>
-              <w:rPr>
-                <w:rFonts w:ascii="Calibri" w:hAnsi="Calibri"/>
-                <w:b w:val="0"/>
-                <w:color w:val="1F2937"/>
-                <w:sz w:val="20"/>
-              </w:rPr>
-              <w:t>사용한 파일, DB, API, 화면, 문서를 기록했다.</w:t>
-            </w:r>
-          </w:p>
-        </w:tc>
-      </w:tr>
-      <w:tr>
-        <w:trPr>
-          <w:trHeight w:hRule="atLeast"/>
-        </w:trPr>
-        <w:tc>
-          <w:tcPr>
-            <w:tcW w:type="dxa" w:w="520"/>
-            <w:vAlign w:val="center"/>
-          </w:tcPr>
-          <w:p>
-            <w:pPr>
-              <w:spacing w:after="0" w:line="276" w:lineRule="auto"/>
-              <w:jc w:val="center"/>
-            </w:pPr>
-            <w:r/>
-            <w:r>
-              <w:rPr>
-                <w:rFonts w:ascii="Calibri" w:hAnsi="Calibri"/>
-                <w:b w:val="0"/>
-                <w:color w:val="1F4D78"/>
-                <w:sz w:val="20"/>
-              </w:rPr>
-              <w:t>[ ]</w:t>
-            </w:r>
-          </w:p>
-        </w:tc>
-        <w:tc>
-          <w:tcPr>
-            <w:tcW w:type="dxa" w:w="8840"/>
-            <w:vAlign w:val="center"/>
-          </w:tcPr>
-          <w:p>
-            <w:pPr>
-              <w:spacing w:after="0" w:line="276" w:lineRule="auto"/>
-            </w:pPr>
-            <w:r/>
-            <w:r>
-              <w:rPr>
-                <w:rFonts w:ascii="Calibri" w:hAnsi="Calibri"/>
-                <w:b w:val="0"/>
-                <w:color w:val="1F2937"/>
-                <w:sz w:val="20"/>
-              </w:rPr>
-              <w:t>분석 기간과 필터를 기록했다.</w:t>
-            </w:r>
-          </w:p>
-        </w:tc>
-      </w:tr>
-      <w:tr>
-        <w:trPr>
-          <w:trHeight w:hRule="atLeast"/>
-        </w:trPr>
-        <w:tc>
-          <w:tcPr>
-            <w:tcW w:type="dxa" w:w="520"/>
-            <w:vAlign w:val="center"/>
-          </w:tcPr>
-          <w:p>
-            <w:pPr>
-              <w:spacing w:after="0" w:line="276" w:lineRule="auto"/>
-              <w:jc w:val="center"/>
-            </w:pPr>
-            <w:r/>
-            <w:r>
-              <w:rPr>
-                <w:rFonts w:ascii="Calibri" w:hAnsi="Calibri"/>
-                <w:b w:val="0"/>
-                <w:color w:val="1F4D78"/>
-                <w:sz w:val="20"/>
-              </w:rPr>
-              <w:t>[ ]</w:t>
-            </w:r>
-          </w:p>
-        </w:tc>
-        <w:tc>
-          <w:tcPr>
-            <w:tcW w:type="dxa" w:w="8840"/>
-            <w:vAlign w:val="center"/>
-          </w:tcPr>
-          <w:p>
-            <w:pPr>
-              <w:spacing w:after="0" w:line="276" w:lineRule="auto"/>
-            </w:pPr>
-            <w:r/>
-            <w:r>
-              <w:rPr>
-                <w:rFonts w:ascii="Calibri" w:hAnsi="Calibri"/>
-                <w:b w:val="0"/>
-                <w:color w:val="1F2937"/>
-                <w:sz w:val="20"/>
-              </w:rPr>
-              <w:t>row count와 total/subtotal을 source와 대조했다.</w:t>
-            </w:r>
-          </w:p>
-        </w:tc>
-      </w:tr>
-      <w:tr>
-        <w:trPr>
-          <w:trHeight w:hRule="atLeast"/>
-        </w:trPr>
-        <w:tc>
-          <w:tcPr>
-            <w:tcW w:type="dxa" w:w="520"/>
-            <w:vAlign w:val="center"/>
-          </w:tcPr>
-          <w:p>
-            <w:pPr>
-              <w:spacing w:after="0" w:line="276" w:lineRule="auto"/>
-              <w:jc w:val="center"/>
-            </w:pPr>
-            <w:r/>
-            <w:r>
-              <w:rPr>
-                <w:rFonts w:ascii="Calibri" w:hAnsi="Calibri"/>
-                <w:b w:val="0"/>
-                <w:color w:val="1F4D78"/>
-                <w:sz w:val="20"/>
-              </w:rPr>
-              <w:t>[ ]</w:t>
-            </w:r>
-          </w:p>
-        </w:tc>
-        <w:tc>
-          <w:tcPr>
-            <w:tcW w:type="dxa" w:w="8840"/>
-            <w:vAlign w:val="center"/>
-          </w:tcPr>
-          <w:p>
-            <w:pPr>
-              <w:spacing w:after="0" w:line="276" w:lineRule="auto"/>
-            </w:pPr>
-            <w:r/>
-            <w:r>
-              <w:rPr>
-                <w:rFonts w:ascii="Calibri" w:hAnsi="Calibri"/>
-                <w:b w:val="0"/>
-                <w:color w:val="1F2937"/>
-                <w:sz w:val="20"/>
-              </w:rPr>
-              <w:t>계산식의 분자, 분모, 제외 조건을 명시했다.</w:t>
-            </w:r>
-          </w:p>
-        </w:tc>
-      </w:tr>
-      <w:tr>
-        <w:trPr>
-          <w:trHeight w:hRule="atLeast"/>
-        </w:trPr>
-        <w:tc>
-          <w:tcPr>
-            <w:tcW w:type="dxa" w:w="520"/>
-            <w:vAlign w:val="center"/>
-          </w:tcPr>
-          <w:p>
-            <w:pPr>
-              <w:spacing w:after="0" w:line="276" w:lineRule="auto"/>
-              <w:jc w:val="center"/>
-            </w:pPr>
-            <w:r/>
-            <w:r>
-              <w:rPr>
-                <w:rFonts w:ascii="Calibri" w:hAnsi="Calibri"/>
-                <w:b w:val="0"/>
-                <w:color w:val="1F4D78"/>
-                <w:sz w:val="20"/>
-              </w:rPr>
-              <w:t>[ ]</w:t>
-            </w:r>
-          </w:p>
-        </w:tc>
-        <w:tc>
-          <w:tcPr>
-            <w:tcW w:type="dxa" w:w="8840"/>
-            <w:vAlign w:val="center"/>
-          </w:tcPr>
-          <w:p>
-            <w:pPr>
-              <w:spacing w:after="0" w:line="276" w:lineRule="auto"/>
-            </w:pPr>
-            <w:r/>
-            <w:r>
-              <w:rPr>
-                <w:rFonts w:ascii="Calibri" w:hAnsi="Calibri"/>
-                <w:b w:val="0"/>
-                <w:color w:val="1F2937"/>
-                <w:sz w:val="20"/>
-              </w:rPr>
-              <w:t>join key, match rate, unmatched row를 기록했다.</w:t>
-            </w:r>
-          </w:p>
-        </w:tc>
-      </w:tr>
-      <w:tr>
-        <w:trPr>
-          <w:trHeight w:hRule="atLeast"/>
-        </w:trPr>
-        <w:tc>
-          <w:tcPr>
-            <w:tcW w:type="dxa" w:w="520"/>
-            <w:vAlign w:val="center"/>
-          </w:tcPr>
-          <w:p>
-            <w:pPr>
-              <w:spacing w:after="0" w:line="276" w:lineRule="auto"/>
-              <w:jc w:val="center"/>
-            </w:pPr>
-            <w:r/>
-            <w:r>
-              <w:rPr>
-                <w:rFonts w:ascii="Calibri" w:hAnsi="Calibri"/>
-                <w:b w:val="0"/>
-                <w:color w:val="1F4D78"/>
-                <w:sz w:val="20"/>
-              </w:rPr>
-              <w:t>[ ]</w:t>
-            </w:r>
-          </w:p>
-        </w:tc>
-        <w:tc>
-          <w:tcPr>
-            <w:tcW w:type="dxa" w:w="8840"/>
-            <w:vAlign w:val="center"/>
-          </w:tcPr>
-          <w:p>
-            <w:pPr>
-              <w:spacing w:after="0" w:line="276" w:lineRule="auto"/>
-            </w:pPr>
-            <w:r/>
-            <w:r>
-              <w:rPr>
-                <w:rFonts w:ascii="Calibri" w:hAnsi="Calibri"/>
-                <w:b w:val="0"/>
-                <w:color w:val="1F2937"/>
-                <w:sz w:val="20"/>
-              </w:rPr>
-              <w:t>샘플 row를 수동 검산하거나 계산식을 설명했다.</w:t>
-            </w:r>
-          </w:p>
-        </w:tc>
-      </w:tr>
-      <w:tr>
-        <w:trPr>
-          <w:trHeight w:hRule="atLeast"/>
-        </w:trPr>
-        <w:tc>
-          <w:tcPr>
-            <w:tcW w:type="dxa" w:w="520"/>
-            <w:vAlign w:val="center"/>
-          </w:tcPr>
-          <w:p>
-            <w:pPr>
-              <w:spacing w:after="0" w:line="276" w:lineRule="auto"/>
-              <w:jc w:val="center"/>
-            </w:pPr>
-            <w:r/>
-            <w:r>
-              <w:rPr>
-                <w:rFonts w:ascii="Calibri" w:hAnsi="Calibri"/>
-                <w:b w:val="0"/>
-                <w:color w:val="1F4D78"/>
-                <w:sz w:val="20"/>
-              </w:rPr>
-              <w:t>[ ]</w:t>
-            </w:r>
-          </w:p>
-        </w:tc>
-        <w:tc>
-          <w:tcPr>
-            <w:tcW w:type="dxa" w:w="8840"/>
-            <w:vAlign w:val="center"/>
-          </w:tcPr>
-          <w:p>
-            <w:pPr>
-              <w:spacing w:after="0" w:line="276" w:lineRule="auto"/>
-            </w:pPr>
-            <w:r/>
-            <w:r>
-              <w:rPr>
-                <w:rFonts w:ascii="Calibri" w:hAnsi="Calibri"/>
-                <w:b w:val="0"/>
-                <w:color w:val="1F2937"/>
-                <w:sz w:val="20"/>
-              </w:rPr>
-              <w:t>확인한 사실, 추정, 사람 확인 필요 사항을 분리했다.</w:t>
-            </w:r>
-          </w:p>
-        </w:tc>
-      </w:tr>
-      <w:tr>
-        <w:trPr>
-          <w:trHeight w:hRule="atLeast"/>
-        </w:trPr>
-        <w:tc>
-          <w:tcPr>
-            <w:tcW w:type="dxa" w:w="520"/>
-            <w:vAlign w:val="center"/>
-          </w:tcPr>
-          <w:p>
-            <w:pPr>
-              <w:spacing w:after="0" w:line="276" w:lineRule="auto"/>
-              <w:jc w:val="center"/>
-            </w:pPr>
-            <w:r/>
-            <w:r>
-              <w:rPr>
-                <w:rFonts w:ascii="Calibri" w:hAnsi="Calibri"/>
-                <w:b w:val="0"/>
-                <w:color w:val="1F4D78"/>
-                <w:sz w:val="20"/>
-              </w:rPr>
-              <w:t>[ ]</w:t>
-            </w:r>
-          </w:p>
-        </w:tc>
-        <w:tc>
-          <w:tcPr>
-            <w:tcW w:type="dxa" w:w="8840"/>
-            <w:vAlign w:val="center"/>
-          </w:tcPr>
-          <w:p>
-            <w:pPr>
-              <w:spacing w:after="0" w:line="276" w:lineRule="auto"/>
-            </w:pPr>
-            <w:r/>
-            <w:r>
-              <w:rPr>
-                <w:rFonts w:ascii="Calibri" w:hAnsi="Calibri"/>
-                <w:b w:val="0"/>
-                <w:color w:val="1F2937"/>
-                <w:sz w:val="20"/>
-              </w:rPr>
-              <w:t>사람이 리뷰 가능한 산출물로 남겼다.</w:t>
-            </w:r>
-          </w:p>
-        </w:tc>
-      </w:tr>
-    </w:tbl>
-    <w:p>
-      <w:pPr>
-        <w:spacing w:after="160" w:before="0"/>
-      </w:pPr>
-    </w:p>
-    <w:p>
-      <w:r>
-        <w:br w:type="page"/>
-      </w:r>
-    </w:p>
-    <w:p>
-      <w:pPr>
-        <w:pStyle w:val="Heading1"/>
-      </w:pPr>
-      <w:r>
-        <w:t>7. 승인 경계</w:t>
-      </w:r>
-    </w:p>
-    <w:tbl>
-      <w:tblPr>
-        <w:tblStyle w:val="TableGrid"/>
-        <w:tblW w:type="dxa" w:w="9360"/>
-        <w:tblLook w:firstColumn="1" w:firstRow="1" w:lastColumn="0" w:lastRow="0" w:noHBand="0" w:noVBand="1" w:val="04A0"/>
-        <w:tblInd w:type="dxa" w:w="120"/>
-        <w:tblLayout w:type="fixed"/>
-        <w:tblCellMar>
-          <w:top w:w="80" w:type="dxa"/>
-          <w:bottom w:w="80" w:type="dxa"/>
-          <w:start w:w="120" w:type="dxa"/>
-          <w:end w:w="120" w:type="dxa"/>
-        </w:tblCellMar>
-        <w:tblBorders>
-          <w:top w:val="single" w:sz="4" w:space="0" w:color="C9D3DF"/>
-          <w:left w:val="single" w:sz="4" w:space="0" w:color="C9D3DF"/>
-          <w:bottom w:val="single" w:sz="4" w:space="0" w:color="C9D3DF"/>
-          <w:right w:val="single" w:sz="4" w:space="0" w:color="C9D3DF"/>
-          <w:insideH w:val="single" w:sz="4" w:space="0" w:color="C9D3DF"/>
-          <w:insideV w:val="single" w:sz="4" w:space="0" w:color="C9D3DF"/>
-        </w:tblBorders>
-      </w:tblPr>
-      <w:tblGrid>
-        <w:gridCol w:w="520"/>
-        <w:gridCol w:w="8840"/>
-      </w:tblGrid>
-      <w:tr>
-        <w:trPr>
-          <w:trHeight w:hRule="atLeast"/>
-          <w:tblHeader w:val="true"/>
-        </w:trPr>
-        <w:tc>
-          <w:tcPr>
-            <w:tcW w:type="dxa" w:w="9360"/>
-            <w:gridSpan w:val="2"/>
-            <w:vAlign w:val="center"/>
-            <w:shd w:fill="E8EEF5"/>
-          </w:tcPr>
-          <w:p>
-            <w:pPr>
-              <w:spacing w:after="0" w:line="276" w:lineRule="auto"/>
-            </w:pPr>
-            <w:r/>
-            <w:r>
-              <w:rPr>
-                <w:rFonts w:ascii="Calibri" w:hAnsi="Calibri"/>
-                <w:b/>
-                <w:color w:val="1F4D78"/>
-                <w:sz w:val="21"/>
-              </w:rPr>
-              <w:t>승인 없이 실행하지 않을 Action</w:t>
-            </w:r>
-          </w:p>
-        </w:tc>
-      </w:tr>
-      <w:tr>
-        <w:trPr>
-          <w:trHeight w:hRule="atLeast"/>
-        </w:trPr>
-        <w:tc>
-          <w:tcPr>
-            <w:tcW w:type="dxa" w:w="520"/>
-            <w:vAlign w:val="center"/>
-          </w:tcPr>
-          <w:p>
-            <w:pPr>
-              <w:spacing w:after="0" w:line="276" w:lineRule="auto"/>
-              <w:jc w:val="center"/>
-            </w:pPr>
-            <w:r/>
-            <w:r>
-              <w:rPr>
-                <w:rFonts w:ascii="Calibri" w:hAnsi="Calibri"/>
-                <w:b w:val="0"/>
-                <w:color w:val="1F4D78"/>
-                <w:sz w:val="20"/>
-              </w:rPr>
-              <w:t>[ ]</w:t>
-            </w:r>
-          </w:p>
-        </w:tc>
-        <w:tc>
-          <w:tcPr>
-            <w:tcW w:type="dxa" w:w="8840"/>
-            <w:vAlign w:val="center"/>
-          </w:tcPr>
-          <w:p>
-            <w:pPr>
-              <w:spacing w:after="0" w:line="276" w:lineRule="auto"/>
-            </w:pPr>
-            <w:r/>
-            <w:r>
-              <w:rPr>
-                <w:rFonts w:ascii="Calibri" w:hAnsi="Calibri"/>
-                <w:b w:val="0"/>
-                <w:color w:val="1F2937"/>
-                <w:sz w:val="20"/>
-              </w:rPr>
-              <w:t>이메일, Slack, DM, 댓글, 게시글 발송</w:t>
-            </w:r>
-          </w:p>
-        </w:tc>
-      </w:tr>
-      <w:tr>
-        <w:trPr>
-          <w:trHeight w:hRule="atLeast"/>
-        </w:trPr>
-        <w:tc>
-          <w:tcPr>
-            <w:tcW w:type="dxa" w:w="520"/>
-            <w:vAlign w:val="center"/>
-          </w:tcPr>
-          <w:p>
-            <w:pPr>
-              <w:spacing w:after="0" w:line="276" w:lineRule="auto"/>
-              <w:jc w:val="center"/>
-            </w:pPr>
-            <w:r/>
-            <w:r>
-              <w:rPr>
-                <w:rFonts w:ascii="Calibri" w:hAnsi="Calibri"/>
-                <w:b w:val="0"/>
-                <w:color w:val="1F4D78"/>
-                <w:sz w:val="20"/>
-              </w:rPr>
-              <w:t>[ ]</w:t>
-            </w:r>
-          </w:p>
-        </w:tc>
-        <w:tc>
-          <w:tcPr>
-            <w:tcW w:type="dxa" w:w="8840"/>
-            <w:vAlign w:val="center"/>
-          </w:tcPr>
-          <w:p>
-            <w:pPr>
-              <w:spacing w:after="0" w:line="276" w:lineRule="auto"/>
-            </w:pPr>
-            <w:r/>
-            <w:r>
-              <w:rPr>
-                <w:rFonts w:ascii="Calibri" w:hAnsi="Calibri"/>
-                <w:b w:val="0"/>
-                <w:color w:val="1F2937"/>
-                <w:sz w:val="20"/>
-              </w:rPr>
-              <w:t>파일 삭제 또는 원본 덮어쓰기</w:t>
-            </w:r>
-          </w:p>
-        </w:tc>
-      </w:tr>
-      <w:tr>
-        <w:trPr>
-          <w:trHeight w:hRule="atLeast"/>
-        </w:trPr>
-        <w:tc>
-          <w:tcPr>
-            <w:tcW w:type="dxa" w:w="520"/>
-            <w:vAlign w:val="center"/>
-          </w:tcPr>
-          <w:p>
-            <w:pPr>
-              <w:spacing w:after="0" w:line="276" w:lineRule="auto"/>
-              <w:jc w:val="center"/>
-            </w:pPr>
-            <w:r/>
-            <w:r>
-              <w:rPr>
-                <w:rFonts w:ascii="Calibri" w:hAnsi="Calibri"/>
-                <w:b w:val="0"/>
-                <w:color w:val="1F4D78"/>
-                <w:sz w:val="20"/>
-              </w:rPr>
-              <w:t>[ ]</w:t>
-            </w:r>
-          </w:p>
-        </w:tc>
-        <w:tc>
-          <w:tcPr>
-            <w:tcW w:type="dxa" w:w="8840"/>
-            <w:vAlign w:val="center"/>
-          </w:tcPr>
-          <w:p>
-            <w:pPr>
-              <w:spacing w:after="0" w:line="276" w:lineRule="auto"/>
-            </w:pPr>
-            <w:r/>
-            <w:r>
-              <w:rPr>
-                <w:rFonts w:ascii="Calibri" w:hAnsi="Calibri"/>
-                <w:b w:val="0"/>
-                <w:color w:val="1F2937"/>
-                <w:sz w:val="20"/>
-              </w:rPr>
-              <w:t>DB write, schema 변경, 권한 변경</w:t>
-            </w:r>
-          </w:p>
-        </w:tc>
-      </w:tr>
-      <w:tr>
-        <w:trPr>
-          <w:trHeight w:hRule="atLeast"/>
-        </w:trPr>
-        <w:tc>
-          <w:tcPr>
-            <w:tcW w:type="dxa" w:w="520"/>
-            <w:vAlign w:val="center"/>
-          </w:tcPr>
-          <w:p>
-            <w:pPr>
-              <w:spacing w:after="0" w:line="276" w:lineRule="auto"/>
-              <w:jc w:val="center"/>
-            </w:pPr>
-            <w:r/>
-            <w:r>
-              <w:rPr>
-                <w:rFonts w:ascii="Calibri" w:hAnsi="Calibri"/>
-                <w:b w:val="0"/>
-                <w:color w:val="1F4D78"/>
-                <w:sz w:val="20"/>
-              </w:rPr>
-              <w:t>[ ]</w:t>
-            </w:r>
-          </w:p>
-        </w:tc>
-        <w:tc>
-          <w:tcPr>
-            <w:tcW w:type="dxa" w:w="8840"/>
-            <w:vAlign w:val="center"/>
-          </w:tcPr>
-          <w:p>
-            <w:pPr>
-              <w:spacing w:after="0" w:line="276" w:lineRule="auto"/>
-            </w:pPr>
-            <w:r/>
-            <w:r>
-              <w:rPr>
-                <w:rFonts w:ascii="Calibri" w:hAnsi="Calibri"/>
-                <w:b w:val="0"/>
-                <w:color w:val="1F2937"/>
-                <w:sz w:val="20"/>
-              </w:rPr>
-              <w:t>외부 배포 또는 비용 발생 action</w:t>
-            </w:r>
-          </w:p>
-        </w:tc>
-      </w:tr>
-      <w:tr>
-        <w:trPr>
-          <w:trHeight w:hRule="atLeast"/>
-        </w:trPr>
-        <w:tc>
-          <w:tcPr>
-            <w:tcW w:type="dxa" w:w="520"/>
-            <w:vAlign w:val="center"/>
-          </w:tcPr>
-          <w:p>
-            <w:pPr>
-              <w:spacing w:after="0" w:line="276" w:lineRule="auto"/>
-              <w:jc w:val="center"/>
-            </w:pPr>
-            <w:r/>
-            <w:r>
-              <w:rPr>
-                <w:rFonts w:ascii="Calibri" w:hAnsi="Calibri"/>
-                <w:b w:val="0"/>
-                <w:color w:val="1F4D78"/>
-                <w:sz w:val="20"/>
-              </w:rPr>
-              <w:t>[ ]</w:t>
-            </w:r>
-          </w:p>
-        </w:tc>
-        <w:tc>
-          <w:tcPr>
-            <w:tcW w:type="dxa" w:w="8840"/>
-            <w:vAlign w:val="center"/>
-          </w:tcPr>
-          <w:p>
-            <w:pPr>
-              <w:spacing w:after="0" w:line="276" w:lineRule="auto"/>
-            </w:pPr>
-            <w:r/>
-            <w:r>
-              <w:rPr>
-                <w:rFonts w:ascii="Calibri" w:hAnsi="Calibri"/>
-                <w:b w:val="0"/>
-                <w:color w:val="1F2937"/>
-                <w:sz w:val="20"/>
-              </w:rPr>
-              <w:t>민감정보가 포함된 데이터 외부 반출</w:t>
-            </w:r>
-          </w:p>
-        </w:tc>
-      </w:tr>
-    </w:tbl>
-    <w:p>
-      <w:pPr>
-        <w:spacing w:after="160" w:before="0"/>
-      </w:pPr>
-    </w:p>
-    <w:tbl>
-      <w:tblPr>
-        <w:tblStyle w:val="TableGrid"/>
-        <w:tblW w:type="dxa" w:w="9360"/>
-        <w:tblLook w:firstColumn="1" w:firstRow="1" w:lastColumn="0" w:lastRow="0" w:noHBand="0" w:noVBand="1" w:val="04A0"/>
-        <w:tblInd w:type="dxa" w:w="120"/>
-        <w:tblLayout w:type="fixed"/>
-        <w:tblCellMar>
-          <w:top w:w="80" w:type="dxa"/>
-          <w:bottom w:w="80" w:type="dxa"/>
-          <w:start w:w="120" w:type="dxa"/>
-          <w:end w:w="120" w:type="dxa"/>
-        </w:tblCellMar>
-        <w:tblBorders>
-          <w:top w:val="single" w:sz="4" w:space="0" w:color="C9D3DF"/>
-          <w:left w:val="single" w:sz="4" w:space="0" w:color="C9D3DF"/>
-          <w:bottom w:val="single" w:sz="4" w:space="0" w:color="C9D3DF"/>
-          <w:right w:val="single" w:sz="4" w:space="0" w:color="C9D3DF"/>
-          <w:insideH w:val="single" w:sz="4" w:space="0" w:color="C9D3DF"/>
-          <w:insideV w:val="single" w:sz="4" w:space="0" w:color="C9D3DF"/>
-        </w:tblBorders>
-      </w:tblPr>
-      <w:tblGrid>
-        <w:gridCol w:w="1850"/>
-        <w:gridCol w:w="7510"/>
-      </w:tblGrid>
-      <w:tr>
-        <w:trPr>
-          <w:trHeight w:hRule="atLeast"/>
-          <w:tblHeader w:val="true"/>
-        </w:trPr>
-        <w:tc>
-          <w:tcPr>
-            <w:tcW w:type="dxa" w:w="9360"/>
-            <w:gridSpan w:val="2"/>
-            <w:vAlign w:val="center"/>
-            <w:shd w:fill="E8EEF5"/>
-          </w:tcPr>
-          <w:p>
-            <w:pPr>
-              <w:spacing w:after="0" w:line="276" w:lineRule="auto"/>
-            </w:pPr>
-            <w:r/>
-            <w:r>
-              <w:rPr>
-                <w:rFonts w:ascii="Calibri" w:hAnsi="Calibri"/>
-                <w:b/>
-                <w:color w:val="1F4D78"/>
-                <w:sz w:val="21"/>
-              </w:rPr>
-              <w:t>승인 요청 양식</w:t>
-            </w:r>
-          </w:p>
-        </w:tc>
-      </w:tr>
-      <w:tr>
-        <w:trPr>
-          <w:trHeight w:hRule="atLeast"/>
-        </w:trPr>
-        <w:tc>
-          <w:tcPr>
-            <w:tcW w:type="dxa" w:w="1850"/>
-            <w:vAlign w:val="center"/>
-            <w:shd w:fill="F2F4F7"/>
-          </w:tcPr>
-          <w:p>
-            <w:pPr>
-              <w:spacing w:after="0" w:line="276" w:lineRule="auto"/>
-            </w:pPr>
-            <w:r/>
-            <w:r>
-              <w:rPr>
-                <w:rFonts w:ascii="Calibri" w:hAnsi="Calibri"/>
-                <w:b/>
-                <w:color w:val="1F4D78"/>
-                <w:sz w:val="20"/>
-              </w:rPr>
-              <w:t>Action</w:t>
-            </w:r>
-          </w:p>
-        </w:tc>
-        <w:tc>
-          <w:tcPr>
-            <w:tcW w:type="dxa" w:w="7510"/>
-            <w:vAlign w:val="center"/>
-          </w:tcPr>
-          <w:p>
-            <w:pPr>
-              <w:spacing w:after="0" w:line="276" w:lineRule="auto"/>
-            </w:pPr>
-            <w:r/>
-            <w:r>
-              <w:rPr>
-                <w:rFonts w:ascii="Calibri" w:hAnsi="Calibri"/>
-                <w:b w:val="0"/>
-                <w:color w:val="667085"/>
-                <w:sz w:val="20"/>
-              </w:rPr>
-              <w:t>실행하려는 일</w:t>
-            </w:r>
-          </w:p>
-        </w:tc>
-      </w:tr>
-      <w:tr>
-        <w:trPr>
-          <w:trHeight w:hRule="atLeast"/>
-        </w:trPr>
-        <w:tc>
-          <w:tcPr>
-            <w:tcW w:type="dxa" w:w="1850"/>
-            <w:vAlign w:val="center"/>
-            <w:shd w:fill="F2F4F7"/>
-          </w:tcPr>
-          <w:p>
-            <w:pPr>
-              <w:spacing w:after="0" w:line="276" w:lineRule="auto"/>
-            </w:pPr>
-            <w:r/>
-            <w:r>
-              <w:rPr>
-                <w:rFonts w:ascii="Calibri" w:hAnsi="Calibri"/>
-                <w:b/>
-                <w:color w:val="1F4D78"/>
-                <w:sz w:val="20"/>
-              </w:rPr>
-              <w:t>Target</w:t>
-            </w:r>
-          </w:p>
-        </w:tc>
-        <w:tc>
-          <w:tcPr>
-            <w:tcW w:type="dxa" w:w="7510"/>
-            <w:vAlign w:val="center"/>
-          </w:tcPr>
-          <w:p>
-            <w:pPr>
-              <w:spacing w:after="0" w:line="276" w:lineRule="auto"/>
-            </w:pPr>
-            <w:r/>
-            <w:r>
-              <w:rPr>
-                <w:rFonts w:ascii="Calibri" w:hAnsi="Calibri"/>
-                <w:b w:val="0"/>
-                <w:color w:val="667085"/>
-                <w:sz w:val="20"/>
-              </w:rPr>
-              <w:t>수신자, 시스템, 파일, DB, 서비스</w:t>
-            </w:r>
-          </w:p>
-        </w:tc>
-      </w:tr>
-      <w:tr>
-        <w:trPr>
-          <w:trHeight w:hRule="atLeast"/>
-        </w:trPr>
-        <w:tc>
-          <w:tcPr>
-            <w:tcW w:type="dxa" w:w="1850"/>
-            <w:vAlign w:val="center"/>
-            <w:shd w:fill="F2F4F7"/>
-          </w:tcPr>
-          <w:p>
-            <w:pPr>
-              <w:spacing w:after="0" w:line="276" w:lineRule="auto"/>
-            </w:pPr>
-            <w:r/>
-            <w:r>
-              <w:rPr>
-                <w:rFonts w:ascii="Calibri" w:hAnsi="Calibri"/>
-                <w:b/>
-                <w:color w:val="1F4D78"/>
-                <w:sz w:val="20"/>
-              </w:rPr>
-              <w:t>Payload</w:t>
-            </w:r>
-          </w:p>
-        </w:tc>
-        <w:tc>
-          <w:tcPr>
-            <w:tcW w:type="dxa" w:w="7510"/>
-            <w:vAlign w:val="center"/>
-          </w:tcPr>
-          <w:p>
-            <w:pPr>
-              <w:spacing w:after="0" w:line="276" w:lineRule="auto"/>
-            </w:pPr>
-            <w:r/>
-            <w:r>
-              <w:rPr>
-                <w:rFonts w:ascii="Calibri" w:hAnsi="Calibri"/>
-                <w:b w:val="0"/>
-                <w:color w:val="667085"/>
-                <w:sz w:val="20"/>
-              </w:rPr>
-              <w:t>발송문, 변경 내용, query, 배포 대상 등</w:t>
-            </w:r>
-          </w:p>
-        </w:tc>
-      </w:tr>
-      <w:tr>
-        <w:trPr>
-          <w:trHeight w:hRule="atLeast"/>
-        </w:trPr>
-        <w:tc>
-          <w:tcPr>
-            <w:tcW w:type="dxa" w:w="1850"/>
-            <w:vAlign w:val="center"/>
-            <w:shd w:fill="F2F4F7"/>
-          </w:tcPr>
-          <w:p>
-            <w:pPr>
-              <w:spacing w:after="0" w:line="276" w:lineRule="auto"/>
-            </w:pPr>
-            <w:r/>
-            <w:r>
-              <w:rPr>
-                <w:rFonts w:ascii="Calibri" w:hAnsi="Calibri"/>
-                <w:b/>
-                <w:color w:val="1F4D78"/>
-                <w:sz w:val="20"/>
-              </w:rPr>
-              <w:t>Risk</w:t>
-            </w:r>
-          </w:p>
-        </w:tc>
-        <w:tc>
-          <w:tcPr>
-            <w:tcW w:type="dxa" w:w="7510"/>
-            <w:vAlign w:val="center"/>
-          </w:tcPr>
-          <w:p>
-            <w:pPr>
-              <w:spacing w:after="0" w:line="276" w:lineRule="auto"/>
-            </w:pPr>
-            <w:r/>
-            <w:r>
-              <w:rPr>
-                <w:rFonts w:ascii="Calibri" w:hAnsi="Calibri"/>
-                <w:b w:val="0"/>
-                <w:color w:val="667085"/>
-                <w:sz w:val="20"/>
-              </w:rPr>
-              <w:t>실패/오류/민감정보/비용 위험</w:t>
-            </w:r>
-          </w:p>
-        </w:tc>
-      </w:tr>
-      <w:tr>
-        <w:trPr>
-          <w:trHeight w:hRule="atLeast"/>
-        </w:trPr>
-        <w:tc>
-          <w:tcPr>
-            <w:tcW w:type="dxa" w:w="1850"/>
-            <w:vAlign w:val="center"/>
-            <w:shd w:fill="F2F4F7"/>
-          </w:tcPr>
-          <w:p>
-            <w:pPr>
-              <w:spacing w:after="0" w:line="276" w:lineRule="auto"/>
-            </w:pPr>
-            <w:r/>
-            <w:r>
-              <w:rPr>
-                <w:rFonts w:ascii="Calibri" w:hAnsi="Calibri"/>
-                <w:b/>
-                <w:color w:val="1F4D78"/>
-                <w:sz w:val="20"/>
-              </w:rPr>
-              <w:t>Rollback</w:t>
-            </w:r>
-          </w:p>
-        </w:tc>
-        <w:tc>
-          <w:tcPr>
-            <w:tcW w:type="dxa" w:w="7510"/>
-            <w:vAlign w:val="center"/>
-          </w:tcPr>
-          <w:p>
-            <w:pPr>
-              <w:spacing w:after="0" w:line="276" w:lineRule="auto"/>
-            </w:pPr>
-            <w:r/>
-            <w:r>
-              <w:rPr>
-                <w:rFonts w:ascii="Calibri" w:hAnsi="Calibri"/>
-                <w:b w:val="0"/>
-                <w:color w:val="667085"/>
-                <w:sz w:val="20"/>
-              </w:rPr>
-              <w:t>되돌리기 또는 중지 계획</w:t>
-            </w:r>
-          </w:p>
-        </w:tc>
-      </w:tr>
-      <w:tr>
-        <w:trPr>
-          <w:trHeight w:hRule="atLeast"/>
-        </w:trPr>
-        <w:tc>
-          <w:tcPr>
-            <w:tcW w:type="dxa" w:w="1850"/>
-            <w:vAlign w:val="center"/>
-            <w:shd w:fill="F2F4F7"/>
-          </w:tcPr>
-          <w:p>
-            <w:pPr>
-              <w:spacing w:after="0" w:line="276" w:lineRule="auto"/>
-            </w:pPr>
-            <w:r/>
-            <w:r>
-              <w:rPr>
-                <w:rFonts w:ascii="Calibri" w:hAnsi="Calibri"/>
-                <w:b/>
-                <w:color w:val="1F4D78"/>
-                <w:sz w:val="20"/>
-              </w:rPr>
-              <w:t>Approval</w:t>
-            </w:r>
-          </w:p>
-        </w:tc>
-        <w:tc>
-          <w:tcPr>
-            <w:tcW w:type="dxa" w:w="7510"/>
-            <w:vAlign w:val="center"/>
-          </w:tcPr>
-          <w:p>
-            <w:pPr>
-              <w:spacing w:after="0" w:line="276" w:lineRule="auto"/>
-            </w:pPr>
-            <w:r/>
-            <w:r>
-              <w:rPr>
-                <w:rFonts w:ascii="Calibri" w:hAnsi="Calibri"/>
-                <w:b w:val="0"/>
-                <w:color w:val="667085"/>
-                <w:sz w:val="20"/>
-              </w:rPr>
-              <w:t>승인자와 승인 시각</w:t>
-            </w:r>
-          </w:p>
-        </w:tc>
-      </w:tr>
-    </w:tbl>
-    <w:p>
-      <w:pPr>
-        <w:spacing w:after="160" w:before="0"/>
-      </w:pPr>
-    </w:p>
-    <w:p>
-      <w:pPr>
-        <w:pStyle w:val="Heading1"/>
-      </w:pPr>
-      <w:r>
-        <w:t>8. 실행 프롬프트 초안</w:t>
-      </w:r>
-    </w:p>
-    <w:tbl>
-      <w:tblPr>
-        <w:tblStyle w:val="TableGrid"/>
-        <w:tblW w:type="dxa" w:w="9360"/>
-        <w:tblLook w:firstColumn="1" w:firstRow="1" w:lastColumn="0" w:lastRow="0" w:noHBand="0" w:noVBand="1" w:val="04A0"/>
-        <w:tblInd w:type="dxa" w:w="120"/>
-        <w:tblLayout w:type="fixed"/>
-        <w:tblCellMar>
-          <w:top w:w="80" w:type="dxa"/>
-          <w:bottom w:w="80" w:type="dxa"/>
-          <w:start w:w="120" w:type="dxa"/>
-          <w:end w:w="120" w:type="dxa"/>
-        </w:tblCellMar>
-        <w:tblBorders>
-          <w:top w:val="single" w:sz="4" w:space="0" w:color="C9D3DF"/>
-          <w:left w:val="single" w:sz="4" w:space="0" w:color="C9D3DF"/>
-          <w:bottom w:val="single" w:sz="4" w:space="0" w:color="C9D3DF"/>
-          <w:right w:val="single" w:sz="4" w:space="0" w:color="C9D3DF"/>
-          <w:insideH w:val="single" w:sz="4" w:space="0" w:color="C9D3DF"/>
-          <w:insideV w:val="single" w:sz="4" w:space="0" w:color="C9D3DF"/>
-        </w:tblBorders>
-      </w:tblPr>
-      <w:tblGrid>
-        <w:gridCol w:w="9360"/>
-      </w:tblGrid>
-      <w:tr>
-        <w:trPr>
-          <w:trHeight w:hRule="atLeast"/>
-          <w:tblHeader w:val="true"/>
-        </w:trPr>
-        <w:tc>
-          <w:tcPr>
-            <w:tcW w:type="dxa" w:w="9360"/>
-            <w:vAlign w:val="center"/>
-            <w:shd w:fill="E8EEF5"/>
-          </w:tcPr>
-          <w:p>
-            <w:pPr>
-              <w:spacing w:after="0" w:line="276" w:lineRule="auto"/>
-            </w:pPr>
-            <w:r/>
-            <w:r>
-              <w:rPr>
-                <w:rFonts w:ascii="Calibri" w:hAnsi="Calibri"/>
-                <w:b/>
-                <w:color w:val="1F4D78"/>
-                <w:sz w:val="21"/>
-              </w:rPr>
-              <w:t>목표</w:t>
-            </w:r>
-          </w:p>
-        </w:tc>
-      </w:tr>
-      <w:tr>
-        <w:trPr>
-          <w:trHeight w:hRule="atLeast"/>
-        </w:trPr>
-        <w:tc>
-          <w:tcPr>
-            <w:tcW w:type="dxa" w:w="9360"/>
-            <w:vAlign w:val="center"/>
-          </w:tcPr>
-          <w:p>
-            <w:pPr>
-              <w:spacing w:after="0" w:line="276" w:lineRule="auto"/>
-            </w:pPr>
-            <w:r/>
-            <w:r>
-              <w:rPr>
-                <w:rFonts w:ascii="Calibri" w:hAnsi="Calibri"/>
-                <w:b w:val="0"/>
-                <w:color w:val="667085"/>
-                <w:sz w:val="20"/>
-              </w:rPr>
-              <w:t>무엇을 알고 싶거나 완성하고 싶은가?</w:t>
             </w:r>
           </w:p>
           <w:p>
@@ -4632,7 +506,7 @@
                 <w:color w:val="1F4D78"/>
                 <w:sz w:val="21"/>
               </w:rPr>
-              <w:t>입력</w:t>
+              <w:t>2. 이 결과로 어떤 결정을 하고 싶나요?</w:t>
             </w:r>
           </w:p>
         </w:tc>
@@ -4658,7 +532,1290 @@
                 <w:color w:val="667085"/>
                 <w:sz w:val="20"/>
               </w:rPr>
-              <w:t>파일, URL, 앱, API, DB, Slack/Gmail/GitHub 등 출처는 무엇인가?</w:t>
+              <w:t>예: 광고 예산을 어디에 더 쓸지 정한다. 지연 위험이 큰 수업을 먼저 챙긴다.</w:t>
+            </w:r>
+          </w:p>
+          <w:p>
+            <w:pPr>
+              <w:spacing w:after="0"/>
+            </w:pPr>
+            <w:r>
+              <w:t xml:space="preserve"> </w:t>
+            </w:r>
+          </w:p>
+          <w:p>
+            <w:pPr>
+              <w:spacing w:after="0"/>
+            </w:pPr>
+            <w:r>
+              <w:t xml:space="preserve"> </w:t>
+            </w:r>
+          </w:p>
+          <w:p>
+            <w:pPr>
+              <w:spacing w:after="0"/>
+            </w:pPr>
+            <w:r>
+              <w:t xml:space="preserve"> </w:t>
+            </w:r>
+          </w:p>
+        </w:tc>
+      </w:tr>
+    </w:tbl>
+    <w:p>
+      <w:pPr>
+        <w:spacing w:after="160" w:before="0"/>
+      </w:pPr>
+    </w:p>
+    <w:tbl>
+      <w:tblPr>
+        <w:tblStyle w:val="TableGrid"/>
+        <w:tblW w:type="dxa" w:w="9360"/>
+        <w:tblLook w:firstColumn="1" w:firstRow="1" w:lastColumn="0" w:lastRow="0" w:noHBand="0" w:noVBand="1" w:val="04A0"/>
+        <w:tblInd w:type="dxa" w:w="120"/>
+        <w:tblLayout w:type="fixed"/>
+        <w:tblCellMar>
+          <w:top w:w="80" w:type="dxa"/>
+          <w:bottom w:w="80" w:type="dxa"/>
+          <w:start w:w="120" w:type="dxa"/>
+          <w:end w:w="120" w:type="dxa"/>
+        </w:tblCellMar>
+        <w:tblBorders>
+          <w:top w:val="single" w:sz="4" w:space="0" w:color="C9D3DF"/>
+          <w:left w:val="single" w:sz="4" w:space="0" w:color="C9D3DF"/>
+          <w:bottom w:val="single" w:sz="4" w:space="0" w:color="C9D3DF"/>
+          <w:right w:val="single" w:sz="4" w:space="0" w:color="C9D3DF"/>
+          <w:insideH w:val="single" w:sz="4" w:space="0" w:color="C9D3DF"/>
+          <w:insideV w:val="single" w:sz="4" w:space="0" w:color="C9D3DF"/>
+        </w:tblBorders>
+      </w:tblPr>
+      <w:tblGrid>
+        <w:gridCol w:w="520"/>
+        <w:gridCol w:w="8840"/>
+      </w:tblGrid>
+      <w:tr>
+        <w:trPr>
+          <w:trHeight w:hRule="atLeast"/>
+          <w:tblHeader w:val="true"/>
+        </w:trPr>
+        <w:tc>
+          <w:tcPr>
+            <w:tcW w:type="dxa" w:w="9360"/>
+            <w:gridSpan w:val="2"/>
+            <w:vAlign w:val="center"/>
+            <w:shd w:fill="E8EEF5"/>
+          </w:tcPr>
+          <w:p>
+            <w:pPr>
+              <w:spacing w:after="0" w:line="276" w:lineRule="auto"/>
+            </w:pPr>
+            <w:r/>
+            <w:r>
+              <w:rPr>
+                <w:rFonts w:ascii="Calibri" w:hAnsi="Calibri"/>
+                <w:b/>
+                <w:color w:val="1F4D78"/>
+                <w:sz w:val="21"/>
+              </w:rPr>
+              <w:t>3. 데이터는 어디에 있나요? 아는 것만 체크하세요.</w:t>
+            </w:r>
+          </w:p>
+        </w:tc>
+      </w:tr>
+      <w:tr>
+        <w:trPr>
+          <w:trHeight w:hRule="atLeast"/>
+        </w:trPr>
+        <w:tc>
+          <w:tcPr>
+            <w:tcW w:type="dxa" w:w="520"/>
+            <w:vAlign w:val="center"/>
+          </w:tcPr>
+          <w:p>
+            <w:pPr>
+              <w:spacing w:after="0" w:line="276" w:lineRule="auto"/>
+              <w:jc w:val="center"/>
+            </w:pPr>
+            <w:r/>
+            <w:r>
+              <w:rPr>
+                <w:rFonts w:ascii="Calibri" w:hAnsi="Calibri"/>
+                <w:b w:val="0"/>
+                <w:color w:val="1F4D78"/>
+                <w:sz w:val="20"/>
+              </w:rPr>
+              <w:t>[ ]</w:t>
+            </w:r>
+          </w:p>
+        </w:tc>
+        <w:tc>
+          <w:tcPr>
+            <w:tcW w:type="dxa" w:w="8840"/>
+            <w:vAlign w:val="center"/>
+          </w:tcPr>
+          <w:p>
+            <w:pPr>
+              <w:spacing w:after="0" w:line="276" w:lineRule="auto"/>
+            </w:pPr>
+            <w:r/>
+            <w:r>
+              <w:rPr>
+                <w:rFonts w:ascii="Calibri" w:hAnsi="Calibri"/>
+                <w:b w:val="0"/>
+                <w:color w:val="1F2937"/>
+                <w:sz w:val="20"/>
+              </w:rPr>
+              <w:t>Excel, CSV, Google Sheet 같은 파일</w:t>
+            </w:r>
+          </w:p>
+        </w:tc>
+      </w:tr>
+      <w:tr>
+        <w:trPr>
+          <w:trHeight w:hRule="atLeast"/>
+        </w:trPr>
+        <w:tc>
+          <w:tcPr>
+            <w:tcW w:type="dxa" w:w="520"/>
+            <w:vAlign w:val="center"/>
+          </w:tcPr>
+          <w:p>
+            <w:pPr>
+              <w:spacing w:after="0" w:line="276" w:lineRule="auto"/>
+              <w:jc w:val="center"/>
+            </w:pPr>
+            <w:r/>
+            <w:r>
+              <w:rPr>
+                <w:rFonts w:ascii="Calibri" w:hAnsi="Calibri"/>
+                <w:b w:val="0"/>
+                <w:color w:val="1F4D78"/>
+                <w:sz w:val="20"/>
+              </w:rPr>
+              <w:t>[ ]</w:t>
+            </w:r>
+          </w:p>
+        </w:tc>
+        <w:tc>
+          <w:tcPr>
+            <w:tcW w:type="dxa" w:w="8840"/>
+            <w:vAlign w:val="center"/>
+          </w:tcPr>
+          <w:p>
+            <w:pPr>
+              <w:spacing w:after="0" w:line="276" w:lineRule="auto"/>
+            </w:pPr>
+            <w:r/>
+            <w:r>
+              <w:rPr>
+                <w:rFonts w:ascii="Calibri" w:hAnsi="Calibri"/>
+                <w:b w:val="0"/>
+                <w:color w:val="1F2937"/>
+                <w:sz w:val="20"/>
+              </w:rPr>
+              <w:t>회사 DB 또는 어드민 화면</w:t>
+            </w:r>
+          </w:p>
+        </w:tc>
+      </w:tr>
+      <w:tr>
+        <w:trPr>
+          <w:trHeight w:hRule="atLeast"/>
+        </w:trPr>
+        <w:tc>
+          <w:tcPr>
+            <w:tcW w:type="dxa" w:w="520"/>
+            <w:vAlign w:val="center"/>
+          </w:tcPr>
+          <w:p>
+            <w:pPr>
+              <w:spacing w:after="0" w:line="276" w:lineRule="auto"/>
+              <w:jc w:val="center"/>
+            </w:pPr>
+            <w:r/>
+            <w:r>
+              <w:rPr>
+                <w:rFonts w:ascii="Calibri" w:hAnsi="Calibri"/>
+                <w:b w:val="0"/>
+                <w:color w:val="1F4D78"/>
+                <w:sz w:val="20"/>
+              </w:rPr>
+              <w:t>[ ]</w:t>
+            </w:r>
+          </w:p>
+        </w:tc>
+        <w:tc>
+          <w:tcPr>
+            <w:tcW w:type="dxa" w:w="8840"/>
+            <w:vAlign w:val="center"/>
+          </w:tcPr>
+          <w:p>
+            <w:pPr>
+              <w:spacing w:after="0" w:line="276" w:lineRule="auto"/>
+            </w:pPr>
+            <w:r/>
+            <w:r>
+              <w:rPr>
+                <w:rFonts w:ascii="Calibri" w:hAnsi="Calibri"/>
+                <w:b w:val="0"/>
+                <w:color w:val="1F2937"/>
+                <w:sz w:val="20"/>
+              </w:rPr>
+              <w:t>GA, 광고 플랫폼, CRM 같은 외부 서비스</w:t>
+            </w:r>
+          </w:p>
+        </w:tc>
+      </w:tr>
+      <w:tr>
+        <w:trPr>
+          <w:trHeight w:hRule="atLeast"/>
+        </w:trPr>
+        <w:tc>
+          <w:tcPr>
+            <w:tcW w:type="dxa" w:w="520"/>
+            <w:vAlign w:val="center"/>
+          </w:tcPr>
+          <w:p>
+            <w:pPr>
+              <w:spacing w:after="0" w:line="276" w:lineRule="auto"/>
+              <w:jc w:val="center"/>
+            </w:pPr>
+            <w:r/>
+            <w:r>
+              <w:rPr>
+                <w:rFonts w:ascii="Calibri" w:hAnsi="Calibri"/>
+                <w:b w:val="0"/>
+                <w:color w:val="1F4D78"/>
+                <w:sz w:val="20"/>
+              </w:rPr>
+              <w:t>[ ]</w:t>
+            </w:r>
+          </w:p>
+        </w:tc>
+        <w:tc>
+          <w:tcPr>
+            <w:tcW w:type="dxa" w:w="8840"/>
+            <w:vAlign w:val="center"/>
+          </w:tcPr>
+          <w:p>
+            <w:pPr>
+              <w:spacing w:after="0" w:line="276" w:lineRule="auto"/>
+            </w:pPr>
+            <w:r/>
+            <w:r>
+              <w:rPr>
+                <w:rFonts w:ascii="Calibri" w:hAnsi="Calibri"/>
+                <w:b w:val="0"/>
+                <w:color w:val="1F2937"/>
+                <w:sz w:val="20"/>
+              </w:rPr>
+              <w:t>이메일, Slack, 설문, 리뷰, 커뮤니티 글</w:t>
+            </w:r>
+          </w:p>
+        </w:tc>
+      </w:tr>
+      <w:tr>
+        <w:trPr>
+          <w:trHeight w:hRule="atLeast"/>
+        </w:trPr>
+        <w:tc>
+          <w:tcPr>
+            <w:tcW w:type="dxa" w:w="520"/>
+            <w:vAlign w:val="center"/>
+          </w:tcPr>
+          <w:p>
+            <w:pPr>
+              <w:spacing w:after="0" w:line="276" w:lineRule="auto"/>
+              <w:jc w:val="center"/>
+            </w:pPr>
+            <w:r/>
+            <w:r>
+              <w:rPr>
+                <w:rFonts w:ascii="Calibri" w:hAnsi="Calibri"/>
+                <w:b w:val="0"/>
+                <w:color w:val="1F4D78"/>
+                <w:sz w:val="20"/>
+              </w:rPr>
+              <w:t>[ ]</w:t>
+            </w:r>
+          </w:p>
+        </w:tc>
+        <w:tc>
+          <w:tcPr>
+            <w:tcW w:type="dxa" w:w="8840"/>
+            <w:vAlign w:val="center"/>
+          </w:tcPr>
+          <w:p>
+            <w:pPr>
+              <w:spacing w:after="0" w:line="276" w:lineRule="auto"/>
+            </w:pPr>
+            <w:r/>
+            <w:r>
+              <w:rPr>
+                <w:rFonts w:ascii="Calibri" w:hAnsi="Calibri"/>
+                <w:b w:val="0"/>
+                <w:color w:val="1F2937"/>
+                <w:sz w:val="20"/>
+              </w:rPr>
+              <w:t>아직 잘 모르겠다</w:t>
+            </w:r>
+          </w:p>
+        </w:tc>
+      </w:tr>
+    </w:tbl>
+    <w:p>
+      <w:pPr>
+        <w:spacing w:after="160" w:before="0"/>
+      </w:pPr>
+    </w:p>
+    <w:tbl>
+      <w:tblPr>
+        <w:tblStyle w:val="TableGrid"/>
+        <w:tblW w:type="dxa" w:w="9360"/>
+        <w:tblLook w:firstColumn="1" w:firstRow="1" w:lastColumn="0" w:lastRow="0" w:noHBand="0" w:noVBand="1" w:val="04A0"/>
+        <w:tblInd w:type="dxa" w:w="120"/>
+        <w:tblLayout w:type="fixed"/>
+        <w:tblCellMar>
+          <w:top w:w="80" w:type="dxa"/>
+          <w:bottom w:w="80" w:type="dxa"/>
+          <w:start w:w="120" w:type="dxa"/>
+          <w:end w:w="120" w:type="dxa"/>
+        </w:tblCellMar>
+        <w:tblBorders>
+          <w:top w:val="single" w:sz="4" w:space="0" w:color="C9D3DF"/>
+          <w:left w:val="single" w:sz="4" w:space="0" w:color="C9D3DF"/>
+          <w:bottom w:val="single" w:sz="4" w:space="0" w:color="C9D3DF"/>
+          <w:right w:val="single" w:sz="4" w:space="0" w:color="C9D3DF"/>
+          <w:insideH w:val="single" w:sz="4" w:space="0" w:color="C9D3DF"/>
+          <w:insideV w:val="single" w:sz="4" w:space="0" w:color="C9D3DF"/>
+        </w:tblBorders>
+      </w:tblPr>
+      <w:tblGrid>
+        <w:gridCol w:w="9360"/>
+      </w:tblGrid>
+      <w:tr>
+        <w:trPr>
+          <w:trHeight w:hRule="atLeast"/>
+          <w:tblHeader w:val="true"/>
+        </w:trPr>
+        <w:tc>
+          <w:tcPr>
+            <w:tcW w:type="dxa" w:w="9360"/>
+            <w:vAlign w:val="center"/>
+            <w:shd w:fill="E8EEF5"/>
+          </w:tcPr>
+          <w:p>
+            <w:pPr>
+              <w:spacing w:after="0" w:line="276" w:lineRule="auto"/>
+            </w:pPr>
+            <w:r/>
+            <w:r>
+              <w:rPr>
+                <w:rFonts w:ascii="Calibri" w:hAnsi="Calibri"/>
+                <w:b/>
+                <w:color w:val="1F4D78"/>
+                <w:sz w:val="21"/>
+              </w:rPr>
+              <w:t>데이터 위치를 조금 더 적어주세요.</w:t>
+            </w:r>
+          </w:p>
+        </w:tc>
+      </w:tr>
+      <w:tr>
+        <w:trPr>
+          <w:trHeight w:hRule="atLeast"/>
+        </w:trPr>
+        <w:tc>
+          <w:tcPr>
+            <w:tcW w:type="dxa" w:w="9360"/>
+            <w:vAlign w:val="center"/>
+          </w:tcPr>
+          <w:p>
+            <w:pPr>
+              <w:spacing w:after="0" w:line="276" w:lineRule="auto"/>
+            </w:pPr>
+            <w:r/>
+            <w:r>
+              <w:rPr>
+                <w:rFonts w:ascii="Calibri" w:hAnsi="Calibri"/>
+                <w:b w:val="0"/>
+                <w:color w:val="667085"/>
+                <w:sz w:val="20"/>
+              </w:rPr>
+              <w:t>예: 파일명, 시트 이름, 어드민 메뉴, 대시보드 링크, 담당자 이름</w:t>
+            </w:r>
+          </w:p>
+          <w:p>
+            <w:pPr>
+              <w:spacing w:after="0"/>
+            </w:pPr>
+            <w:r>
+              <w:t xml:space="preserve"> </w:t>
+            </w:r>
+          </w:p>
+          <w:p>
+            <w:pPr>
+              <w:spacing w:after="0"/>
+            </w:pPr>
+            <w:r>
+              <w:t xml:space="preserve"> </w:t>
+            </w:r>
+          </w:p>
+        </w:tc>
+      </w:tr>
+    </w:tbl>
+    <w:p>
+      <w:pPr>
+        <w:spacing w:after="160" w:before="0"/>
+      </w:pPr>
+    </w:p>
+    <w:tbl>
+      <w:tblPr>
+        <w:tblStyle w:val="TableGrid"/>
+        <w:tblW w:type="dxa" w:w="9360"/>
+        <w:tblLook w:firstColumn="1" w:firstRow="1" w:lastColumn="0" w:lastRow="0" w:noHBand="0" w:noVBand="1" w:val="04A0"/>
+        <w:tblInd w:type="dxa" w:w="120"/>
+        <w:tblLayout w:type="fixed"/>
+        <w:tblCellMar>
+          <w:top w:w="80" w:type="dxa"/>
+          <w:bottom w:w="80" w:type="dxa"/>
+          <w:start w:w="120" w:type="dxa"/>
+          <w:end w:w="120" w:type="dxa"/>
+        </w:tblCellMar>
+        <w:tblBorders>
+          <w:top w:val="single" w:sz="4" w:space="0" w:color="C9D3DF"/>
+          <w:left w:val="single" w:sz="4" w:space="0" w:color="C9D3DF"/>
+          <w:bottom w:val="single" w:sz="4" w:space="0" w:color="C9D3DF"/>
+          <w:right w:val="single" w:sz="4" w:space="0" w:color="C9D3DF"/>
+          <w:insideH w:val="single" w:sz="4" w:space="0" w:color="C9D3DF"/>
+          <w:insideV w:val="single" w:sz="4" w:space="0" w:color="C9D3DF"/>
+        </w:tblBorders>
+      </w:tblPr>
+      <w:tblGrid>
+        <w:gridCol w:w="520"/>
+        <w:gridCol w:w="8840"/>
+      </w:tblGrid>
+      <w:tr>
+        <w:trPr>
+          <w:trHeight w:hRule="atLeast"/>
+          <w:tblHeader w:val="true"/>
+        </w:trPr>
+        <w:tc>
+          <w:tcPr>
+            <w:tcW w:type="dxa" w:w="9360"/>
+            <w:gridSpan w:val="2"/>
+            <w:vAlign w:val="center"/>
+            <w:shd w:fill="E8EEF5"/>
+          </w:tcPr>
+          <w:p>
+            <w:pPr>
+              <w:spacing w:after="0" w:line="276" w:lineRule="auto"/>
+            </w:pPr>
+            <w:r/>
+            <w:r>
+              <w:rPr>
+                <w:rFonts w:ascii="Calibri" w:hAnsi="Calibri"/>
+                <w:b/>
+                <w:color w:val="1F4D78"/>
+                <w:sz w:val="21"/>
+              </w:rPr>
+              <w:t>4. 어떤 결과물이 있으면 좋나요?</w:t>
+            </w:r>
+          </w:p>
+        </w:tc>
+      </w:tr>
+      <w:tr>
+        <w:trPr>
+          <w:trHeight w:hRule="atLeast"/>
+        </w:trPr>
+        <w:tc>
+          <w:tcPr>
+            <w:tcW w:type="dxa" w:w="520"/>
+            <w:vAlign w:val="center"/>
+          </w:tcPr>
+          <w:p>
+            <w:pPr>
+              <w:spacing w:after="0" w:line="276" w:lineRule="auto"/>
+              <w:jc w:val="center"/>
+            </w:pPr>
+            <w:r/>
+            <w:r>
+              <w:rPr>
+                <w:rFonts w:ascii="Calibri" w:hAnsi="Calibri"/>
+                <w:b w:val="0"/>
+                <w:color w:val="1F4D78"/>
+                <w:sz w:val="20"/>
+              </w:rPr>
+              <w:t>[ ]</w:t>
+            </w:r>
+          </w:p>
+        </w:tc>
+        <w:tc>
+          <w:tcPr>
+            <w:tcW w:type="dxa" w:w="8840"/>
+            <w:vAlign w:val="center"/>
+          </w:tcPr>
+          <w:p>
+            <w:pPr>
+              <w:spacing w:after="0" w:line="276" w:lineRule="auto"/>
+            </w:pPr>
+            <w:r/>
+            <w:r>
+              <w:rPr>
+                <w:rFonts w:ascii="Calibri" w:hAnsi="Calibri"/>
+                <w:b w:val="0"/>
+                <w:color w:val="1F2937"/>
+                <w:sz w:val="20"/>
+              </w:rPr>
+              <w:t>한 번 보는 분석 리포트</w:t>
+            </w:r>
+          </w:p>
+        </w:tc>
+      </w:tr>
+      <w:tr>
+        <w:trPr>
+          <w:trHeight w:hRule="atLeast"/>
+        </w:trPr>
+        <w:tc>
+          <w:tcPr>
+            <w:tcW w:type="dxa" w:w="520"/>
+            <w:vAlign w:val="center"/>
+          </w:tcPr>
+          <w:p>
+            <w:pPr>
+              <w:spacing w:after="0" w:line="276" w:lineRule="auto"/>
+              <w:jc w:val="center"/>
+            </w:pPr>
+            <w:r/>
+            <w:r>
+              <w:rPr>
+                <w:rFonts w:ascii="Calibri" w:hAnsi="Calibri"/>
+                <w:b w:val="0"/>
+                <w:color w:val="1F4D78"/>
+                <w:sz w:val="20"/>
+              </w:rPr>
+              <w:t>[ ]</w:t>
+            </w:r>
+          </w:p>
+        </w:tc>
+        <w:tc>
+          <w:tcPr>
+            <w:tcW w:type="dxa" w:w="8840"/>
+            <w:vAlign w:val="center"/>
+          </w:tcPr>
+          <w:p>
+            <w:pPr>
+              <w:spacing w:after="0" w:line="276" w:lineRule="auto"/>
+            </w:pPr>
+            <w:r/>
+            <w:r>
+              <w:rPr>
+                <w:rFonts w:ascii="Calibri" w:hAnsi="Calibri"/>
+                <w:b w:val="0"/>
+                <w:color w:val="1F2937"/>
+                <w:sz w:val="20"/>
+              </w:rPr>
+              <w:t>표나 차트</w:t>
+            </w:r>
+          </w:p>
+        </w:tc>
+      </w:tr>
+      <w:tr>
+        <w:trPr>
+          <w:trHeight w:hRule="atLeast"/>
+        </w:trPr>
+        <w:tc>
+          <w:tcPr>
+            <w:tcW w:type="dxa" w:w="520"/>
+            <w:vAlign w:val="center"/>
+          </w:tcPr>
+          <w:p>
+            <w:pPr>
+              <w:spacing w:after="0" w:line="276" w:lineRule="auto"/>
+              <w:jc w:val="center"/>
+            </w:pPr>
+            <w:r/>
+            <w:r>
+              <w:rPr>
+                <w:rFonts w:ascii="Calibri" w:hAnsi="Calibri"/>
+                <w:b w:val="0"/>
+                <w:color w:val="1F4D78"/>
+                <w:sz w:val="20"/>
+              </w:rPr>
+              <w:t>[ ]</w:t>
+            </w:r>
+          </w:p>
+        </w:tc>
+        <w:tc>
+          <w:tcPr>
+            <w:tcW w:type="dxa" w:w="8840"/>
+            <w:vAlign w:val="center"/>
+          </w:tcPr>
+          <w:p>
+            <w:pPr>
+              <w:spacing w:after="0" w:line="276" w:lineRule="auto"/>
+            </w:pPr>
+            <w:r/>
+            <w:r>
+              <w:rPr>
+                <w:rFonts w:ascii="Calibri" w:hAnsi="Calibri"/>
+                <w:b w:val="0"/>
+                <w:color w:val="1F2937"/>
+                <w:sz w:val="20"/>
+              </w:rPr>
+              <w:t>반복해서 보는 대시보드</w:t>
+            </w:r>
+          </w:p>
+        </w:tc>
+      </w:tr>
+      <w:tr>
+        <w:trPr>
+          <w:trHeight w:hRule="atLeast"/>
+        </w:trPr>
+        <w:tc>
+          <w:tcPr>
+            <w:tcW w:type="dxa" w:w="520"/>
+            <w:vAlign w:val="center"/>
+          </w:tcPr>
+          <w:p>
+            <w:pPr>
+              <w:spacing w:after="0" w:line="276" w:lineRule="auto"/>
+              <w:jc w:val="center"/>
+            </w:pPr>
+            <w:r/>
+            <w:r>
+              <w:rPr>
+                <w:rFonts w:ascii="Calibri" w:hAnsi="Calibri"/>
+                <w:b w:val="0"/>
+                <w:color w:val="1F4D78"/>
+                <w:sz w:val="20"/>
+              </w:rPr>
+              <w:t>[ ]</w:t>
+            </w:r>
+          </w:p>
+        </w:tc>
+        <w:tc>
+          <w:tcPr>
+            <w:tcW w:type="dxa" w:w="8840"/>
+            <w:vAlign w:val="center"/>
+          </w:tcPr>
+          <w:p>
+            <w:pPr>
+              <w:spacing w:after="0" w:line="276" w:lineRule="auto"/>
+            </w:pPr>
+            <w:r/>
+            <w:r>
+              <w:rPr>
+                <w:rFonts w:ascii="Calibri" w:hAnsi="Calibri"/>
+                <w:b w:val="0"/>
+                <w:color w:val="1F2937"/>
+                <w:sz w:val="20"/>
+              </w:rPr>
+              <w:t>매일/매주 자동 알림</w:t>
+            </w:r>
+          </w:p>
+        </w:tc>
+      </w:tr>
+      <w:tr>
+        <w:trPr>
+          <w:trHeight w:hRule="atLeast"/>
+        </w:trPr>
+        <w:tc>
+          <w:tcPr>
+            <w:tcW w:type="dxa" w:w="520"/>
+            <w:vAlign w:val="center"/>
+          </w:tcPr>
+          <w:p>
+            <w:pPr>
+              <w:spacing w:after="0" w:line="276" w:lineRule="auto"/>
+              <w:jc w:val="center"/>
+            </w:pPr>
+            <w:r/>
+            <w:r>
+              <w:rPr>
+                <w:rFonts w:ascii="Calibri" w:hAnsi="Calibri"/>
+                <w:b w:val="0"/>
+                <w:color w:val="1F4D78"/>
+                <w:sz w:val="20"/>
+              </w:rPr>
+              <w:t>[ ]</w:t>
+            </w:r>
+          </w:p>
+        </w:tc>
+        <w:tc>
+          <w:tcPr>
+            <w:tcW w:type="dxa" w:w="8840"/>
+            <w:vAlign w:val="center"/>
+          </w:tcPr>
+          <w:p>
+            <w:pPr>
+              <w:spacing w:after="0" w:line="276" w:lineRule="auto"/>
+            </w:pPr>
+            <w:r/>
+            <w:r>
+              <w:rPr>
+                <w:rFonts w:ascii="Calibri" w:hAnsi="Calibri"/>
+                <w:b w:val="0"/>
+                <w:color w:val="1F2937"/>
+                <w:sz w:val="20"/>
+              </w:rPr>
+              <w:t>개선안 또는 다음 액션 목록</w:t>
+            </w:r>
+          </w:p>
+        </w:tc>
+      </w:tr>
+    </w:tbl>
+    <w:p>
+      <w:pPr>
+        <w:spacing w:after="160" w:before="0"/>
+      </w:pPr>
+    </w:p>
+    <w:p>
+      <w:pPr>
+        <w:spacing w:after="200" w:before="0"/>
+      </w:pPr>
+    </w:p>
+    <w:tbl>
+      <w:tblPr>
+        <w:tblStyle w:val="TableGrid"/>
+        <w:tblW w:type="dxa" w:w="9360"/>
+        <w:tblLook w:firstColumn="1" w:firstRow="1" w:lastColumn="0" w:lastRow="0" w:noHBand="0" w:noVBand="1" w:val="04A0"/>
+        <w:tblInd w:type="dxa" w:w="120"/>
+        <w:tblLayout w:type="fixed"/>
+        <w:tblCellMar>
+          <w:top w:w="80" w:type="dxa"/>
+          <w:bottom w:w="80" w:type="dxa"/>
+          <w:start w:w="120" w:type="dxa"/>
+          <w:end w:w="120" w:type="dxa"/>
+        </w:tblCellMar>
+        <w:tblBorders>
+          <w:top w:val="single" w:sz="4" w:space="0" w:color="C9D3DF"/>
+          <w:left w:val="single" w:sz="4" w:space="0" w:color="C9D3DF"/>
+          <w:bottom w:val="single" w:sz="4" w:space="0" w:color="C9D3DF"/>
+          <w:right w:val="single" w:sz="4" w:space="0" w:color="C9D3DF"/>
+          <w:insideH w:val="single" w:sz="4" w:space="0" w:color="C9D3DF"/>
+          <w:insideV w:val="single" w:sz="4" w:space="0" w:color="C9D3DF"/>
+        </w:tblBorders>
+      </w:tblPr>
+      <w:tblGrid>
+        <w:gridCol w:w="9360"/>
+      </w:tblGrid>
+      <w:tr>
+        <w:trPr>
+          <w:trHeight w:hRule="atLeast"/>
+          <w:tblHeader w:val="true"/>
+        </w:trPr>
+        <w:tc>
+          <w:tcPr>
+            <w:tcW w:type="dxa" w:w="9360"/>
+            <w:vAlign w:val="center"/>
+            <w:shd w:fill="E8EEF5"/>
+          </w:tcPr>
+          <w:p>
+            <w:pPr>
+              <w:spacing w:after="0" w:line="276" w:lineRule="auto"/>
+            </w:pPr>
+            <w:r/>
+            <w:r>
+              <w:rPr>
+                <w:rFonts w:ascii="Calibri" w:hAnsi="Calibri"/>
+                <w:b/>
+                <w:color w:val="1F4D78"/>
+                <w:sz w:val="21"/>
+              </w:rPr>
+              <w:t>5. 지금은 어떻게 하고 있나요?</w:t>
+            </w:r>
+          </w:p>
+        </w:tc>
+      </w:tr>
+      <w:tr>
+        <w:trPr>
+          <w:trHeight w:hRule="atLeast"/>
+        </w:trPr>
+        <w:tc>
+          <w:tcPr>
+            <w:tcW w:type="dxa" w:w="9360"/>
+            <w:vAlign w:val="center"/>
+          </w:tcPr>
+          <w:p>
+            <w:pPr>
+              <w:spacing w:after="0" w:line="276" w:lineRule="auto"/>
+            </w:pPr>
+            <w:r/>
+            <w:r>
+              <w:rPr>
+                <w:rFonts w:ascii="Calibri" w:hAnsi="Calibri"/>
+                <w:b w:val="0"/>
+                <w:color w:val="667085"/>
+                <w:sz w:val="20"/>
+              </w:rPr>
+              <w:t>예: 어드민에서 내려받아 엑셀로 계산한다. 담당자가 매주 수동으로 정리한다.</w:t>
+            </w:r>
+          </w:p>
+          <w:p>
+            <w:pPr>
+              <w:spacing w:after="0"/>
+            </w:pPr>
+            <w:r>
+              <w:t xml:space="preserve"> </w:t>
+            </w:r>
+          </w:p>
+          <w:p>
+            <w:pPr>
+              <w:spacing w:after="0"/>
+            </w:pPr>
+            <w:r>
+              <w:t xml:space="preserve"> </w:t>
+            </w:r>
+          </w:p>
+          <w:p>
+            <w:pPr>
+              <w:spacing w:after="0"/>
+            </w:pPr>
+            <w:r>
+              <w:t xml:space="preserve"> </w:t>
+            </w:r>
+          </w:p>
+        </w:tc>
+      </w:tr>
+    </w:tbl>
+    <w:p>
+      <w:pPr>
+        <w:spacing w:after="160" w:before="0"/>
+      </w:pPr>
+    </w:p>
+    <w:tbl>
+      <w:tblPr>
+        <w:tblStyle w:val="TableGrid"/>
+        <w:tblW w:type="dxa" w:w="9360"/>
+        <w:tblLook w:firstColumn="1" w:firstRow="1" w:lastColumn="0" w:lastRow="0" w:noHBand="0" w:noVBand="1" w:val="04A0"/>
+        <w:tblInd w:type="dxa" w:w="120"/>
+        <w:tblLayout w:type="fixed"/>
+        <w:tblCellMar>
+          <w:top w:w="80" w:type="dxa"/>
+          <w:bottom w:w="80" w:type="dxa"/>
+          <w:start w:w="120" w:type="dxa"/>
+          <w:end w:w="120" w:type="dxa"/>
+        </w:tblCellMar>
+        <w:tblBorders>
+          <w:top w:val="single" w:sz="4" w:space="0" w:color="C9D3DF"/>
+          <w:left w:val="single" w:sz="4" w:space="0" w:color="C9D3DF"/>
+          <w:bottom w:val="single" w:sz="4" w:space="0" w:color="C9D3DF"/>
+          <w:right w:val="single" w:sz="4" w:space="0" w:color="C9D3DF"/>
+          <w:insideH w:val="single" w:sz="4" w:space="0" w:color="C9D3DF"/>
+          <w:insideV w:val="single" w:sz="4" w:space="0" w:color="C9D3DF"/>
+        </w:tblBorders>
+      </w:tblPr>
+      <w:tblGrid>
+        <w:gridCol w:w="520"/>
+        <w:gridCol w:w="8840"/>
+      </w:tblGrid>
+      <w:tr>
+        <w:trPr>
+          <w:trHeight w:hRule="atLeast"/>
+          <w:tblHeader w:val="true"/>
+        </w:trPr>
+        <w:tc>
+          <w:tcPr>
+            <w:tcW w:type="dxa" w:w="9360"/>
+            <w:gridSpan w:val="2"/>
+            <w:vAlign w:val="center"/>
+            <w:shd w:fill="E8EEF5"/>
+          </w:tcPr>
+          <w:p>
+            <w:pPr>
+              <w:spacing w:after="0" w:line="276" w:lineRule="auto"/>
+            </w:pPr>
+            <w:r/>
+            <w:r>
+              <w:rPr>
+                <w:rFonts w:ascii="Calibri" w:hAnsi="Calibri"/>
+                <w:b/>
+                <w:color w:val="1F4D78"/>
+                <w:sz w:val="21"/>
+              </w:rPr>
+              <w:t>6. 꼭 조심해야 할 일이 있나요?</w:t>
+            </w:r>
+          </w:p>
+        </w:tc>
+      </w:tr>
+      <w:tr>
+        <w:trPr>
+          <w:trHeight w:hRule="atLeast"/>
+        </w:trPr>
+        <w:tc>
+          <w:tcPr>
+            <w:tcW w:type="dxa" w:w="520"/>
+            <w:vAlign w:val="center"/>
+          </w:tcPr>
+          <w:p>
+            <w:pPr>
+              <w:spacing w:after="0" w:line="276" w:lineRule="auto"/>
+              <w:jc w:val="center"/>
+            </w:pPr>
+            <w:r/>
+            <w:r>
+              <w:rPr>
+                <w:rFonts w:ascii="Calibri" w:hAnsi="Calibri"/>
+                <w:b w:val="0"/>
+                <w:color w:val="1F4D78"/>
+                <w:sz w:val="20"/>
+              </w:rPr>
+              <w:t>[ ]</w:t>
+            </w:r>
+          </w:p>
+        </w:tc>
+        <w:tc>
+          <w:tcPr>
+            <w:tcW w:type="dxa" w:w="8840"/>
+            <w:vAlign w:val="center"/>
+          </w:tcPr>
+          <w:p>
+            <w:pPr>
+              <w:spacing w:after="0" w:line="276" w:lineRule="auto"/>
+            </w:pPr>
+            <w:r/>
+            <w:r>
+              <w:rPr>
+                <w:rFonts w:ascii="Calibri" w:hAnsi="Calibri"/>
+                <w:b w:val="0"/>
+                <w:color w:val="1F2937"/>
+                <w:sz w:val="20"/>
+              </w:rPr>
+              <w:t>개인정보나 민감정보가 있다.</w:t>
+            </w:r>
+          </w:p>
+        </w:tc>
+      </w:tr>
+      <w:tr>
+        <w:trPr>
+          <w:trHeight w:hRule="atLeast"/>
+        </w:trPr>
+        <w:tc>
+          <w:tcPr>
+            <w:tcW w:type="dxa" w:w="520"/>
+            <w:vAlign w:val="center"/>
+          </w:tcPr>
+          <w:p>
+            <w:pPr>
+              <w:spacing w:after="0" w:line="276" w:lineRule="auto"/>
+              <w:jc w:val="center"/>
+            </w:pPr>
+            <w:r/>
+            <w:r>
+              <w:rPr>
+                <w:rFonts w:ascii="Calibri" w:hAnsi="Calibri"/>
+                <w:b w:val="0"/>
+                <w:color w:val="1F4D78"/>
+                <w:sz w:val="20"/>
+              </w:rPr>
+              <w:t>[ ]</w:t>
+            </w:r>
+          </w:p>
+        </w:tc>
+        <w:tc>
+          <w:tcPr>
+            <w:tcW w:type="dxa" w:w="8840"/>
+            <w:vAlign w:val="center"/>
+          </w:tcPr>
+          <w:p>
+            <w:pPr>
+              <w:spacing w:after="0" w:line="276" w:lineRule="auto"/>
+            </w:pPr>
+            <w:r/>
+            <w:r>
+              <w:rPr>
+                <w:rFonts w:ascii="Calibri" w:hAnsi="Calibri"/>
+                <w:b w:val="0"/>
+                <w:color w:val="1F2937"/>
+                <w:sz w:val="20"/>
+              </w:rPr>
+              <w:t>원본 파일이나 DB를 수정하면 안 된다.</w:t>
+            </w:r>
+          </w:p>
+        </w:tc>
+      </w:tr>
+      <w:tr>
+        <w:trPr>
+          <w:trHeight w:hRule="atLeast"/>
+        </w:trPr>
+        <w:tc>
+          <w:tcPr>
+            <w:tcW w:type="dxa" w:w="520"/>
+            <w:vAlign w:val="center"/>
+          </w:tcPr>
+          <w:p>
+            <w:pPr>
+              <w:spacing w:after="0" w:line="276" w:lineRule="auto"/>
+              <w:jc w:val="center"/>
+            </w:pPr>
+            <w:r/>
+            <w:r>
+              <w:rPr>
+                <w:rFonts w:ascii="Calibri" w:hAnsi="Calibri"/>
+                <w:b w:val="0"/>
+                <w:color w:val="1F4D78"/>
+                <w:sz w:val="20"/>
+              </w:rPr>
+              <w:t>[ ]</w:t>
+            </w:r>
+          </w:p>
+        </w:tc>
+        <w:tc>
+          <w:tcPr>
+            <w:tcW w:type="dxa" w:w="8840"/>
+            <w:vAlign w:val="center"/>
+          </w:tcPr>
+          <w:p>
+            <w:pPr>
+              <w:spacing w:after="0" w:line="276" w:lineRule="auto"/>
+            </w:pPr>
+            <w:r/>
+            <w:r>
+              <w:rPr>
+                <w:rFonts w:ascii="Calibri" w:hAnsi="Calibri"/>
+                <w:b w:val="0"/>
+                <w:color w:val="1F2937"/>
+                <w:sz w:val="20"/>
+              </w:rPr>
+              <w:t>숫자가 틀리면 중요한 의사결정에 영향을 준다.</w:t>
+            </w:r>
+          </w:p>
+        </w:tc>
+      </w:tr>
+      <w:tr>
+        <w:trPr>
+          <w:trHeight w:hRule="atLeast"/>
+        </w:trPr>
+        <w:tc>
+          <w:tcPr>
+            <w:tcW w:type="dxa" w:w="520"/>
+            <w:vAlign w:val="center"/>
+          </w:tcPr>
+          <w:p>
+            <w:pPr>
+              <w:spacing w:after="0" w:line="276" w:lineRule="auto"/>
+              <w:jc w:val="center"/>
+            </w:pPr>
+            <w:r/>
+            <w:r>
+              <w:rPr>
+                <w:rFonts w:ascii="Calibri" w:hAnsi="Calibri"/>
+                <w:b w:val="0"/>
+                <w:color w:val="1F4D78"/>
+                <w:sz w:val="20"/>
+              </w:rPr>
+              <w:t>[ ]</w:t>
+            </w:r>
+          </w:p>
+        </w:tc>
+        <w:tc>
+          <w:tcPr>
+            <w:tcW w:type="dxa" w:w="8840"/>
+            <w:vAlign w:val="center"/>
+          </w:tcPr>
+          <w:p>
+            <w:pPr>
+              <w:spacing w:after="0" w:line="276" w:lineRule="auto"/>
+            </w:pPr>
+            <w:r/>
+            <w:r>
+              <w:rPr>
+                <w:rFonts w:ascii="Calibri" w:hAnsi="Calibri"/>
+                <w:b w:val="0"/>
+                <w:color w:val="1F2937"/>
+                <w:sz w:val="20"/>
+              </w:rPr>
+              <w:t>외부로 메일, 메시지, 게시글을 보내면 안 된다.</w:t>
+            </w:r>
+          </w:p>
+        </w:tc>
+      </w:tr>
+      <w:tr>
+        <w:trPr>
+          <w:trHeight w:hRule="atLeast"/>
+        </w:trPr>
+        <w:tc>
+          <w:tcPr>
+            <w:tcW w:type="dxa" w:w="520"/>
+            <w:vAlign w:val="center"/>
+          </w:tcPr>
+          <w:p>
+            <w:pPr>
+              <w:spacing w:after="0" w:line="276" w:lineRule="auto"/>
+              <w:jc w:val="center"/>
+            </w:pPr>
+            <w:r/>
+            <w:r>
+              <w:rPr>
+                <w:rFonts w:ascii="Calibri" w:hAnsi="Calibri"/>
+                <w:b w:val="0"/>
+                <w:color w:val="1F4D78"/>
+                <w:sz w:val="20"/>
+              </w:rPr>
+              <w:t>[ ]</w:t>
+            </w:r>
+          </w:p>
+        </w:tc>
+        <w:tc>
+          <w:tcPr>
+            <w:tcW w:type="dxa" w:w="8840"/>
+            <w:vAlign w:val="center"/>
+          </w:tcPr>
+          <w:p>
+            <w:pPr>
+              <w:spacing w:after="0" w:line="276" w:lineRule="auto"/>
+            </w:pPr>
+            <w:r/>
+            <w:r>
+              <w:rPr>
+                <w:rFonts w:ascii="Calibri" w:hAnsi="Calibri"/>
+                <w:b w:val="0"/>
+                <w:color w:val="1F2937"/>
+                <w:sz w:val="20"/>
+              </w:rPr>
+              <w:t>실행 전에 사람이 승인해야 한다.</w:t>
+            </w:r>
+          </w:p>
+        </w:tc>
+      </w:tr>
+      <w:tr>
+        <w:trPr>
+          <w:trHeight w:hRule="atLeast"/>
+        </w:trPr>
+        <w:tc>
+          <w:tcPr>
+            <w:tcW w:type="dxa" w:w="520"/>
+            <w:vAlign w:val="center"/>
+          </w:tcPr>
+          <w:p>
+            <w:pPr>
+              <w:spacing w:after="0" w:line="276" w:lineRule="auto"/>
+              <w:jc w:val="center"/>
+            </w:pPr>
+            <w:r/>
+            <w:r>
+              <w:rPr>
+                <w:rFonts w:ascii="Calibri" w:hAnsi="Calibri"/>
+                <w:b w:val="0"/>
+                <w:color w:val="1F4D78"/>
+                <w:sz w:val="20"/>
+              </w:rPr>
+              <w:t>[ ]</w:t>
+            </w:r>
+          </w:p>
+        </w:tc>
+        <w:tc>
+          <w:tcPr>
+            <w:tcW w:type="dxa" w:w="8840"/>
+            <w:vAlign w:val="center"/>
+          </w:tcPr>
+          <w:p>
+            <w:pPr>
+              <w:spacing w:after="0" w:line="276" w:lineRule="auto"/>
+            </w:pPr>
+            <w:r/>
+            <w:r>
+              <w:rPr>
+                <w:rFonts w:ascii="Calibri" w:hAnsi="Calibri"/>
+                <w:b w:val="0"/>
+                <w:color w:val="1F2937"/>
+                <w:sz w:val="20"/>
+              </w:rPr>
+              <w:t>잘 모르겠다. 에이전트가 위험을 찾아줬으면 좋겠다.</w:t>
+            </w:r>
+          </w:p>
+        </w:tc>
+      </w:tr>
+    </w:tbl>
+    <w:p>
+      <w:pPr>
+        <w:spacing w:after="160" w:before="0"/>
+      </w:pPr>
+    </w:p>
+    <w:tbl>
+      <w:tblPr>
+        <w:tblStyle w:val="TableGrid"/>
+        <w:tblW w:type="dxa" w:w="9360"/>
+        <w:tblLook w:firstColumn="1" w:firstRow="1" w:lastColumn="0" w:lastRow="0" w:noHBand="0" w:noVBand="1" w:val="04A0"/>
+        <w:tblInd w:type="dxa" w:w="120"/>
+        <w:tblLayout w:type="fixed"/>
+        <w:tblCellMar>
+          <w:top w:w="80" w:type="dxa"/>
+          <w:bottom w:w="80" w:type="dxa"/>
+          <w:start w:w="120" w:type="dxa"/>
+          <w:end w:w="120" w:type="dxa"/>
+        </w:tblCellMar>
+        <w:tblBorders>
+          <w:top w:val="single" w:sz="4" w:space="0" w:color="C9D3DF"/>
+          <w:left w:val="single" w:sz="4" w:space="0" w:color="C9D3DF"/>
+          <w:bottom w:val="single" w:sz="4" w:space="0" w:color="C9D3DF"/>
+          <w:right w:val="single" w:sz="4" w:space="0" w:color="C9D3DF"/>
+          <w:insideH w:val="single" w:sz="4" w:space="0" w:color="C9D3DF"/>
+          <w:insideV w:val="single" w:sz="4" w:space="0" w:color="C9D3DF"/>
+        </w:tblBorders>
+      </w:tblPr>
+      <w:tblGrid>
+        <w:gridCol w:w="9360"/>
+      </w:tblGrid>
+      <w:tr>
+        <w:trPr>
+          <w:trHeight w:hRule="atLeast"/>
+          <w:tblHeader w:val="true"/>
+        </w:trPr>
+        <w:tc>
+          <w:tcPr>
+            <w:tcW w:type="dxa" w:w="9360"/>
+            <w:vAlign w:val="center"/>
+            <w:shd w:fill="E8EEF5"/>
+          </w:tcPr>
+          <w:p>
+            <w:pPr>
+              <w:spacing w:after="0" w:line="276" w:lineRule="auto"/>
+            </w:pPr>
+            <w:r/>
+            <w:r>
+              <w:rPr>
+                <w:rFonts w:ascii="Calibri" w:hAnsi="Calibri"/>
+                <w:b/>
+                <w:color w:val="1F4D78"/>
+                <w:sz w:val="21"/>
+              </w:rPr>
+              <w:t>7. 맞았는지 무엇과 비교하면 좋을까요?</w:t>
+            </w:r>
+          </w:p>
+        </w:tc>
+      </w:tr>
+      <w:tr>
+        <w:trPr>
+          <w:trHeight w:hRule="atLeast"/>
+        </w:trPr>
+        <w:tc>
+          <w:tcPr>
+            <w:tcW w:type="dxa" w:w="9360"/>
+            <w:vAlign w:val="center"/>
+          </w:tcPr>
+          <w:p>
+            <w:pPr>
+              <w:spacing w:after="0" w:line="276" w:lineRule="auto"/>
+            </w:pPr>
+            <w:r/>
+            <w:r>
+              <w:rPr>
+                <w:rFonts w:ascii="Calibri" w:hAnsi="Calibri"/>
+                <w:b w:val="0"/>
+                <w:color w:val="667085"/>
+                <w:sz w:val="20"/>
+              </w:rPr>
+              <w:t>예: 기존 어드민 숫자, 지난달 보고서, DB 총합, 담당자가 이미 알고 있는 기준 숫자</w:t>
+            </w:r>
+          </w:p>
+          <w:p>
+            <w:pPr>
+              <w:spacing w:after="0"/>
+            </w:pPr>
+            <w:r>
+              <w:t xml:space="preserve"> </w:t>
             </w:r>
           </w:p>
           <w:p>
@@ -4733,7 +1890,7 @@
                 <w:color w:val="1F4D78"/>
                 <w:sz w:val="21"/>
               </w:rPr>
-              <w:t>역할</w:t>
+              <w:t>추가로 남기고 싶은 말</w:t>
             </w:r>
           </w:p>
         </w:tc>
@@ -4759,7 +1916,7 @@
                 <w:color w:val="667085"/>
                 <w:sz w:val="20"/>
               </w:rPr>
-              <w:t>분석가, 데이터 감사자, 구현자, QA 담당 등</w:t>
+              <w:t>불편한 점, 원하는 형식, 꼭 포함해야 할 항목, 걱정되는 점을 자유롭게 적습니다.</w:t>
             </w:r>
           </w:p>
           <w:p>
@@ -4776,6 +1933,400 @@
             </w:pPr>
             <w:r>
               <w:t xml:space="preserve"> </w:t>
+            </w:r>
+          </w:p>
+          <w:p>
+            <w:pPr>
+              <w:spacing w:after="0"/>
+            </w:pPr>
+            <w:r>
+              <w:t xml:space="preserve"> </w:t>
+            </w:r>
+          </w:p>
+        </w:tc>
+      </w:tr>
+    </w:tbl>
+    <w:p>
+      <w:pPr>
+        <w:spacing w:after="160" w:before="0"/>
+      </w:pPr>
+    </w:p>
+    <w:p>
+      <w:pPr>
+        <w:spacing w:after="200" w:before="0"/>
+      </w:pPr>
+    </w:p>
+    <w:p>
+      <w:pPr>
+        <w:pStyle w:val="Heading1"/>
+      </w:pPr>
+      <w:r>
+        <w:t>에이전트와 함께 정리하는 영역</w:t>
+      </w:r>
+    </w:p>
+    <w:tbl>
+      <w:tblPr>
+        <w:tblStyle w:val="TableGrid"/>
+        <w:tblW w:type="dxa" w:w="9360"/>
+        <w:tblLook w:firstColumn="1" w:firstRow="1" w:lastColumn="0" w:lastRow="0" w:noHBand="0" w:noVBand="1" w:val="04A0"/>
+        <w:tblInd w:type="dxa" w:w="120"/>
+        <w:tblLayout w:type="fixed"/>
+        <w:tblCellMar>
+          <w:top w:w="80" w:type="dxa"/>
+          <w:bottom w:w="80" w:type="dxa"/>
+          <w:start w:w="120" w:type="dxa"/>
+          <w:end w:w="120" w:type="dxa"/>
+        </w:tblCellMar>
+        <w:tblBorders>
+          <w:top w:val="single" w:sz="4" w:space="0" w:color="D6DEE8"/>
+          <w:left w:val="single" w:sz="4" w:space="0" w:color="D6DEE8"/>
+          <w:bottom w:val="single" w:sz="4" w:space="0" w:color="D6DEE8"/>
+          <w:right w:val="single" w:sz="4" w:space="0" w:color="D6DEE8"/>
+          <w:insideH w:val="single" w:sz="4" w:space="0" w:color="D6DEE8"/>
+          <w:insideV w:val="single" w:sz="4" w:space="0" w:color="D6DEE8"/>
+        </w:tblBorders>
+      </w:tblPr>
+      <w:tblGrid>
+        <w:gridCol w:w="9360"/>
+      </w:tblGrid>
+      <w:tr>
+        <w:trPr>
+          <w:trHeight w:hRule="atLeast"/>
+          <w:tblHeader w:val="true"/>
+        </w:trPr>
+        <w:tc>
+          <w:tcPr>
+            <w:tcW w:type="dxa" w:w="9360"/>
+            <w:vAlign w:val="center"/>
+            <w:shd w:fill="F4F6F9"/>
+          </w:tcPr>
+          <w:p>
+            <w:pPr>
+              <w:spacing w:after="60"/>
+            </w:pPr>
+            <w:r/>
+            <w:r>
+              <w:rPr>
+                <w:rFonts w:ascii="Calibri" w:hAnsi="Calibri"/>
+                <w:b/>
+                <w:color w:val="1F4D78"/>
+                <w:sz w:val="21"/>
+              </w:rPr>
+              <w:t>에이전트 사용 안내</w:t>
+            </w:r>
+          </w:p>
+          <w:p>
+            <w:pPr>
+              <w:spacing w:after="0" w:line="276" w:lineRule="auto"/>
+            </w:pPr>
+            <w:r>
+              <w:rPr>
+                <w:rFonts w:ascii="Calibri" w:hAnsi="Calibri"/>
+                <w:color w:val="1F2937"/>
+                <w:sz w:val="20"/>
+              </w:rPr>
+              <w:t>아래 영역은 비개발자가 혼자 작성하지 않아도 됩니다. 위 내용을 에이전트에게 보여주고, 에이전트가 빠진 질문, 작업 유형, 검증 기준, 실행 프롬프트를 채우게 합니다.</w:t>
+            </w:r>
+          </w:p>
+        </w:tc>
+      </w:tr>
+    </w:tbl>
+    <w:p>
+      <w:pPr>
+        <w:spacing w:after="120" w:before="0"/>
+      </w:pPr>
+    </w:p>
+    <w:tbl>
+      <w:tblPr>
+        <w:tblStyle w:val="TableGrid"/>
+        <w:tblW w:type="dxa" w:w="9360"/>
+        <w:tblLook w:firstColumn="1" w:firstRow="1" w:lastColumn="0" w:lastRow="0" w:noHBand="0" w:noVBand="1" w:val="04A0"/>
+        <w:tblInd w:type="dxa" w:w="120"/>
+        <w:tblLayout w:type="fixed"/>
+        <w:tblCellMar>
+          <w:top w:w="80" w:type="dxa"/>
+          <w:bottom w:w="80" w:type="dxa"/>
+          <w:start w:w="120" w:type="dxa"/>
+          <w:end w:w="120" w:type="dxa"/>
+        </w:tblCellMar>
+        <w:tblBorders>
+          <w:top w:val="single" w:sz="4" w:space="0" w:color="C9D3DF"/>
+          <w:left w:val="single" w:sz="4" w:space="0" w:color="C9D3DF"/>
+          <w:bottom w:val="single" w:sz="4" w:space="0" w:color="C9D3DF"/>
+          <w:right w:val="single" w:sz="4" w:space="0" w:color="C9D3DF"/>
+          <w:insideH w:val="single" w:sz="4" w:space="0" w:color="C9D3DF"/>
+          <w:insideV w:val="single" w:sz="4" w:space="0" w:color="C9D3DF"/>
+        </w:tblBorders>
+      </w:tblPr>
+      <w:tblGrid>
+        <w:gridCol w:w="1850"/>
+        <w:gridCol w:w="7510"/>
+      </w:tblGrid>
+      <w:tr>
+        <w:trPr>
+          <w:trHeight w:hRule="atLeast"/>
+          <w:tblHeader w:val="true"/>
+        </w:trPr>
+        <w:tc>
+          <w:tcPr>
+            <w:tcW w:type="dxa" w:w="9360"/>
+            <w:gridSpan w:val="2"/>
+            <w:vAlign w:val="center"/>
+            <w:shd w:fill="E8EEF5"/>
+          </w:tcPr>
+          <w:p>
+            <w:pPr>
+              <w:spacing w:after="0" w:line="276" w:lineRule="auto"/>
+            </w:pPr>
+            <w:r/>
+            <w:r>
+              <w:rPr>
+                <w:rFonts w:ascii="Calibri" w:hAnsi="Calibri"/>
+                <w:b/>
+                <w:color w:val="1F4D78"/>
+                <w:sz w:val="21"/>
+              </w:rPr>
+              <w:t>에이전트 정리 카드</w:t>
+            </w:r>
+          </w:p>
+        </w:tc>
+      </w:tr>
+      <w:tr>
+        <w:trPr>
+          <w:trHeight w:hRule="atLeast"/>
+        </w:trPr>
+        <w:tc>
+          <w:tcPr>
+            <w:tcW w:type="dxa" w:w="1850"/>
+            <w:vAlign w:val="center"/>
+            <w:shd w:fill="F2F4F7"/>
+          </w:tcPr>
+          <w:p>
+            <w:pPr>
+              <w:spacing w:after="0" w:line="276" w:lineRule="auto"/>
+            </w:pPr>
+            <w:r/>
+            <w:r>
+              <w:rPr>
+                <w:rFonts w:ascii="Calibri" w:hAnsi="Calibri"/>
+                <w:b/>
+                <w:color w:val="1F4D78"/>
+                <w:sz w:val="20"/>
+              </w:rPr>
+              <w:t>작업 유형</w:t>
+            </w:r>
+          </w:p>
+        </w:tc>
+        <w:tc>
+          <w:tcPr>
+            <w:tcW w:type="dxa" w:w="7510"/>
+            <w:vAlign w:val="center"/>
+          </w:tcPr>
+          <w:p>
+            <w:pPr>
+              <w:spacing w:after="0" w:line="276" w:lineRule="auto"/>
+            </w:pPr>
+            <w:r/>
+            <w:r>
+              <w:rPr>
+                <w:rFonts w:ascii="Calibri" w:hAnsi="Calibri"/>
+                <w:b w:val="0"/>
+                <w:color w:val="667085"/>
+                <w:sz w:val="20"/>
+              </w:rPr>
+              <w:t>분석 / 데이터 정리 / 대시보드 / 자동 알림 / 기존 agent 점검 중 무엇에 가까운가?</w:t>
+            </w:r>
+          </w:p>
+        </w:tc>
+      </w:tr>
+      <w:tr>
+        <w:trPr>
+          <w:trHeight w:hRule="atLeast"/>
+        </w:trPr>
+        <w:tc>
+          <w:tcPr>
+            <w:tcW w:type="dxa" w:w="1850"/>
+            <w:vAlign w:val="center"/>
+            <w:shd w:fill="F2F4F7"/>
+          </w:tcPr>
+          <w:p>
+            <w:pPr>
+              <w:spacing w:after="0" w:line="276" w:lineRule="auto"/>
+            </w:pPr>
+            <w:r/>
+            <w:r>
+              <w:rPr>
+                <w:rFonts w:ascii="Calibri" w:hAnsi="Calibri"/>
+                <w:b/>
+                <w:color w:val="1F4D78"/>
+                <w:sz w:val="20"/>
+              </w:rPr>
+              <w:t>추가 질문</w:t>
+            </w:r>
+          </w:p>
+        </w:tc>
+        <w:tc>
+          <w:tcPr>
+            <w:tcW w:type="dxa" w:w="7510"/>
+            <w:vAlign w:val="center"/>
+          </w:tcPr>
+          <w:p>
+            <w:pPr>
+              <w:spacing w:after="0" w:line="276" w:lineRule="auto"/>
+            </w:pPr>
+            <w:r/>
+            <w:r>
+              <w:rPr>
+                <w:rFonts w:ascii="Calibri" w:hAnsi="Calibri"/>
+                <w:b w:val="0"/>
+                <w:color w:val="667085"/>
+                <w:sz w:val="20"/>
+              </w:rPr>
+              <w:t>시작 전에 사용자에게 물어볼 질문 3개 이하</w:t>
+            </w:r>
+          </w:p>
+        </w:tc>
+      </w:tr>
+      <w:tr>
+        <w:trPr>
+          <w:trHeight w:hRule="atLeast"/>
+        </w:trPr>
+        <w:tc>
+          <w:tcPr>
+            <w:tcW w:type="dxa" w:w="1850"/>
+            <w:vAlign w:val="center"/>
+            <w:shd w:fill="F2F4F7"/>
+          </w:tcPr>
+          <w:p>
+            <w:pPr>
+              <w:spacing w:after="0" w:line="276" w:lineRule="auto"/>
+            </w:pPr>
+            <w:r/>
+            <w:r>
+              <w:rPr>
+                <w:rFonts w:ascii="Calibri" w:hAnsi="Calibri"/>
+                <w:b/>
+                <w:color w:val="1F4D78"/>
+                <w:sz w:val="20"/>
+              </w:rPr>
+              <w:t>필요한 자료</w:t>
+            </w:r>
+          </w:p>
+        </w:tc>
+        <w:tc>
+          <w:tcPr>
+            <w:tcW w:type="dxa" w:w="7510"/>
+            <w:vAlign w:val="center"/>
+          </w:tcPr>
+          <w:p>
+            <w:pPr>
+              <w:spacing w:after="0" w:line="276" w:lineRule="auto"/>
+            </w:pPr>
+            <w:r/>
+            <w:r>
+              <w:rPr>
+                <w:rFonts w:ascii="Calibri" w:hAnsi="Calibri"/>
+                <w:b w:val="0"/>
+                <w:color w:val="667085"/>
+                <w:sz w:val="20"/>
+              </w:rPr>
+              <w:t>파일, 링크, 계정, 권한, 기존 보고서 등</w:t>
+            </w:r>
+          </w:p>
+        </w:tc>
+      </w:tr>
+      <w:tr>
+        <w:trPr>
+          <w:trHeight w:hRule="atLeast"/>
+        </w:trPr>
+        <w:tc>
+          <w:tcPr>
+            <w:tcW w:type="dxa" w:w="1850"/>
+            <w:vAlign w:val="center"/>
+            <w:shd w:fill="F2F4F7"/>
+          </w:tcPr>
+          <w:p>
+            <w:pPr>
+              <w:spacing w:after="0" w:line="276" w:lineRule="auto"/>
+            </w:pPr>
+            <w:r/>
+            <w:r>
+              <w:rPr>
+                <w:rFonts w:ascii="Calibri" w:hAnsi="Calibri"/>
+                <w:b/>
+                <w:color w:val="1F4D78"/>
+                <w:sz w:val="20"/>
+              </w:rPr>
+              <w:t>조심할 경계</w:t>
+            </w:r>
+          </w:p>
+        </w:tc>
+        <w:tc>
+          <w:tcPr>
+            <w:tcW w:type="dxa" w:w="7510"/>
+            <w:vAlign w:val="center"/>
+          </w:tcPr>
+          <w:p>
+            <w:pPr>
+              <w:spacing w:after="0" w:line="276" w:lineRule="auto"/>
+            </w:pPr>
+            <w:r/>
+            <w:r>
+              <w:rPr>
+                <w:rFonts w:ascii="Calibri" w:hAnsi="Calibri"/>
+                <w:b w:val="0"/>
+                <w:color w:val="667085"/>
+                <w:sz w:val="20"/>
+              </w:rPr>
+              <w:t>수정 금지, 발송 금지, 개인정보, 승인 필요 항목</w:t>
+            </w:r>
+          </w:p>
+        </w:tc>
+      </w:tr>
+      <w:tr>
+        <w:trPr>
+          <w:trHeight w:hRule="atLeast"/>
+        </w:trPr>
+        <w:tc>
+          <w:tcPr>
+            <w:tcW w:type="dxa" w:w="1850"/>
+            <w:vAlign w:val="center"/>
+            <w:shd w:fill="F2F4F7"/>
+          </w:tcPr>
+          <w:p>
+            <w:pPr>
+              <w:spacing w:after="0" w:line="276" w:lineRule="auto"/>
+            </w:pPr>
+            <w:r/>
+            <w:r>
+              <w:rPr>
+                <w:rFonts w:ascii="Calibri" w:hAnsi="Calibri"/>
+                <w:b/>
+                <w:color w:val="1F4D78"/>
+                <w:sz w:val="20"/>
+              </w:rPr>
+              <w:t>맞춤 확인</w:t>
+            </w:r>
+          </w:p>
+        </w:tc>
+        <w:tc>
+          <w:tcPr>
+            <w:tcW w:type="dxa" w:w="7510"/>
+            <w:vAlign w:val="center"/>
+          </w:tcPr>
+          <w:p>
+            <w:pPr>
+              <w:spacing w:after="0" w:line="276" w:lineRule="auto"/>
+            </w:pPr>
+            <w:r/>
+            <w:r>
+              <w:rPr>
+                <w:rFonts w:ascii="Calibri" w:hAnsi="Calibri"/>
+                <w:b w:val="0"/>
+                <w:color w:val="667085"/>
+                <w:sz w:val="20"/>
+              </w:rPr>
+              <w:t>어떤 숫자나 자료와 비교해 결과를 확인할 것인가?</w:t>
             </w:r>
           </w:p>
         </w:tc>
@@ -4834,7 +2385,7 @@
                 <w:color w:val="1F4D78"/>
                 <w:sz w:val="21"/>
               </w:rPr>
-              <w:t>절차</w:t>
+              <w:t>에이전트에게 보낼 실행 요청 초안</w:t>
             </w:r>
           </w:p>
         </w:tc>
@@ -4860,7 +2411,7 @@
                 <w:color w:val="667085"/>
                 <w:sz w:val="20"/>
               </w:rPr>
-              <w:t>먼저 inventory를 하고, 그 다음 정제/분석/작성/검증으로 진행한다.</w:t>
+              <w:t>위 요청 카드를 바탕으로 필요한 자료를 먼저 확인하고, 분석/자동화 방식을 제안한 뒤, 검증 기준과 승인 필요한 일을 분리해서 실행 계획을 작성해주세요.</w:t>
             </w:r>
           </w:p>
           <w:p>
@@ -4879,89 +2430,12 @@
               <w:t xml:space="preserve"> </w:t>
             </w:r>
           </w:p>
-        </w:tc>
-      </w:tr>
-    </w:tbl>
-    <w:p>
-      <w:pPr>
-        <w:spacing w:after="160" w:before="0"/>
-      </w:pPr>
-    </w:p>
-    <w:tbl>
-      <w:tblPr>
-        <w:tblStyle w:val="TableGrid"/>
-        <w:tblW w:type="dxa" w:w="9360"/>
-        <w:tblLook w:firstColumn="1" w:firstRow="1" w:lastColumn="0" w:lastRow="0" w:noHBand="0" w:noVBand="1" w:val="04A0"/>
-        <w:tblInd w:type="dxa" w:w="120"/>
-        <w:tblLayout w:type="fixed"/>
-        <w:tblCellMar>
-          <w:top w:w="80" w:type="dxa"/>
-          <w:bottom w:w="80" w:type="dxa"/>
-          <w:start w:w="120" w:type="dxa"/>
-          <w:end w:w="120" w:type="dxa"/>
-        </w:tblCellMar>
-        <w:tblBorders>
-          <w:top w:val="single" w:sz="4" w:space="0" w:color="C9D3DF"/>
-          <w:left w:val="single" w:sz="4" w:space="0" w:color="C9D3DF"/>
-          <w:bottom w:val="single" w:sz="4" w:space="0" w:color="C9D3DF"/>
-          <w:right w:val="single" w:sz="4" w:space="0" w:color="C9D3DF"/>
-          <w:insideH w:val="single" w:sz="4" w:space="0" w:color="C9D3DF"/>
-          <w:insideV w:val="single" w:sz="4" w:space="0" w:color="C9D3DF"/>
-        </w:tblBorders>
-      </w:tblPr>
-      <w:tblGrid>
-        <w:gridCol w:w="9360"/>
-      </w:tblGrid>
-      <w:tr>
-        <w:trPr>
-          <w:trHeight w:hRule="atLeast"/>
-          <w:tblHeader w:val="true"/>
-        </w:trPr>
-        <w:tc>
-          <w:tcPr>
-            <w:tcW w:type="dxa" w:w="9360"/>
-            <w:vAlign w:val="center"/>
-            <w:shd w:fill="E8EEF5"/>
-          </w:tcPr>
           <w:p>
             <w:pPr>
-              <w:spacing w:after="0" w:line="276" w:lineRule="auto"/>
+              <w:spacing w:after="0"/>
             </w:pPr>
-            <w:r/>
             <w:r>
-              <w:rPr>
-                <w:rFonts w:ascii="Calibri" w:hAnsi="Calibri"/>
-                <w:b/>
-                <w:color w:val="1F4D78"/>
-                <w:sz w:val="21"/>
-              </w:rPr>
-              <w:t>제약</w:t>
-            </w:r>
-          </w:p>
-        </w:tc>
-      </w:tr>
-      <w:tr>
-        <w:trPr>
-          <w:trHeight w:hRule="atLeast"/>
-        </w:trPr>
-        <w:tc>
-          <w:tcPr>
-            <w:tcW w:type="dxa" w:w="9360"/>
-            <w:vAlign w:val="center"/>
-          </w:tcPr>
-          <w:p>
-            <w:pPr>
-              <w:spacing w:after="0" w:line="276" w:lineRule="auto"/>
-            </w:pPr>
-            <w:r/>
-            <w:r>
-              <w:rPr>
-                <w:rFonts w:ascii="Calibri" w:hAnsi="Calibri"/>
-                <w:b w:val="0"/>
-                <w:color w:val="667085"/>
-                <w:sz w:val="20"/>
-              </w:rPr>
-              <w:t>원본 보존, 외부 전송 금지, read-only, 승인 필요 action 등</w:t>
+              <w:t xml:space="preserve"> </w:t>
             </w:r>
           </w:p>
           <w:p>
@@ -4978,522 +2452,6 @@
             </w:pPr>
             <w:r>
               <w:t xml:space="preserve"> </w:t>
-            </w:r>
-          </w:p>
-        </w:tc>
-      </w:tr>
-    </w:tbl>
-    <w:p>
-      <w:pPr>
-        <w:spacing w:after="160" w:before="0"/>
-      </w:pPr>
-    </w:p>
-    <w:tbl>
-      <w:tblPr>
-        <w:tblStyle w:val="TableGrid"/>
-        <w:tblW w:type="dxa" w:w="9360"/>
-        <w:tblLook w:firstColumn="1" w:firstRow="1" w:lastColumn="0" w:lastRow="0" w:noHBand="0" w:noVBand="1" w:val="04A0"/>
-        <w:tblInd w:type="dxa" w:w="120"/>
-        <w:tblLayout w:type="fixed"/>
-        <w:tblCellMar>
-          <w:top w:w="80" w:type="dxa"/>
-          <w:bottom w:w="80" w:type="dxa"/>
-          <w:start w:w="120" w:type="dxa"/>
-          <w:end w:w="120" w:type="dxa"/>
-        </w:tblCellMar>
-        <w:tblBorders>
-          <w:top w:val="single" w:sz="4" w:space="0" w:color="C9D3DF"/>
-          <w:left w:val="single" w:sz="4" w:space="0" w:color="C9D3DF"/>
-          <w:bottom w:val="single" w:sz="4" w:space="0" w:color="C9D3DF"/>
-          <w:right w:val="single" w:sz="4" w:space="0" w:color="C9D3DF"/>
-          <w:insideH w:val="single" w:sz="4" w:space="0" w:color="C9D3DF"/>
-          <w:insideV w:val="single" w:sz="4" w:space="0" w:color="C9D3DF"/>
-        </w:tblBorders>
-      </w:tblPr>
-      <w:tblGrid>
-        <w:gridCol w:w="9360"/>
-      </w:tblGrid>
-      <w:tr>
-        <w:trPr>
-          <w:trHeight w:hRule="atLeast"/>
-          <w:tblHeader w:val="true"/>
-        </w:trPr>
-        <w:tc>
-          <w:tcPr>
-            <w:tcW w:type="dxa" w:w="9360"/>
-            <w:vAlign w:val="center"/>
-            <w:shd w:fill="E8EEF5"/>
-          </w:tcPr>
-          <w:p>
-            <w:pPr>
-              <w:spacing w:after="0" w:line="276" w:lineRule="auto"/>
-            </w:pPr>
-            <w:r/>
-            <w:r>
-              <w:rPr>
-                <w:rFonts w:ascii="Calibri" w:hAnsi="Calibri"/>
-                <w:b/>
-                <w:color w:val="1F4D78"/>
-                <w:sz w:val="21"/>
-              </w:rPr>
-              <w:t>검증</w:t>
-            </w:r>
-          </w:p>
-        </w:tc>
-      </w:tr>
-      <w:tr>
-        <w:trPr>
-          <w:trHeight w:hRule="atLeast"/>
-        </w:trPr>
-        <w:tc>
-          <w:tcPr>
-            <w:tcW w:type="dxa" w:w="9360"/>
-            <w:vAlign w:val="center"/>
-          </w:tcPr>
-          <w:p>
-            <w:pPr>
-              <w:spacing w:after="0" w:line="276" w:lineRule="auto"/>
-            </w:pPr>
-            <w:r/>
-            <w:r>
-              <w:rPr>
-                <w:rFonts w:ascii="Calibri" w:hAnsi="Calibri"/>
-                <w:b w:val="0"/>
-                <w:color w:val="667085"/>
-                <w:sz w:val="20"/>
-              </w:rPr>
-              <w:t>row count, total, sample check, screenshot, source link 등</w:t>
-            </w:r>
-          </w:p>
-          <w:p>
-            <w:pPr>
-              <w:spacing w:after="0"/>
-            </w:pPr>
-            <w:r>
-              <w:t xml:space="preserve"> </w:t>
-            </w:r>
-          </w:p>
-          <w:p>
-            <w:pPr>
-              <w:spacing w:after="0"/>
-            </w:pPr>
-            <w:r>
-              <w:t xml:space="preserve"> </w:t>
-            </w:r>
-          </w:p>
-        </w:tc>
-      </w:tr>
-    </w:tbl>
-    <w:p>
-      <w:pPr>
-        <w:spacing w:after="160" w:before="0"/>
-      </w:pPr>
-    </w:p>
-    <w:tbl>
-      <w:tblPr>
-        <w:tblStyle w:val="TableGrid"/>
-        <w:tblW w:type="dxa" w:w="9360"/>
-        <w:tblLook w:firstColumn="1" w:firstRow="1" w:lastColumn="0" w:lastRow="0" w:noHBand="0" w:noVBand="1" w:val="04A0"/>
-        <w:tblInd w:type="dxa" w:w="120"/>
-        <w:tblLayout w:type="fixed"/>
-        <w:tblCellMar>
-          <w:top w:w="80" w:type="dxa"/>
-          <w:bottom w:w="80" w:type="dxa"/>
-          <w:start w:w="120" w:type="dxa"/>
-          <w:end w:w="120" w:type="dxa"/>
-        </w:tblCellMar>
-        <w:tblBorders>
-          <w:top w:val="single" w:sz="4" w:space="0" w:color="C9D3DF"/>
-          <w:left w:val="single" w:sz="4" w:space="0" w:color="C9D3DF"/>
-          <w:bottom w:val="single" w:sz="4" w:space="0" w:color="C9D3DF"/>
-          <w:right w:val="single" w:sz="4" w:space="0" w:color="C9D3DF"/>
-          <w:insideH w:val="single" w:sz="4" w:space="0" w:color="C9D3DF"/>
-          <w:insideV w:val="single" w:sz="4" w:space="0" w:color="C9D3DF"/>
-        </w:tblBorders>
-      </w:tblPr>
-      <w:tblGrid>
-        <w:gridCol w:w="9360"/>
-      </w:tblGrid>
-      <w:tr>
-        <w:trPr>
-          <w:trHeight w:hRule="atLeast"/>
-          <w:tblHeader w:val="true"/>
-        </w:trPr>
-        <w:tc>
-          <w:tcPr>
-            <w:tcW w:type="dxa" w:w="9360"/>
-            <w:vAlign w:val="center"/>
-            <w:shd w:fill="E8EEF5"/>
-          </w:tcPr>
-          <w:p>
-            <w:pPr>
-              <w:spacing w:after="0" w:line="276" w:lineRule="auto"/>
-            </w:pPr>
-            <w:r/>
-            <w:r>
-              <w:rPr>
-                <w:rFonts w:ascii="Calibri" w:hAnsi="Calibri"/>
-                <w:b/>
-                <w:color w:val="1F4D78"/>
-                <w:sz w:val="21"/>
-              </w:rPr>
-              <w:t>출력</w:t>
-            </w:r>
-          </w:p>
-        </w:tc>
-      </w:tr>
-      <w:tr>
-        <w:trPr>
-          <w:trHeight w:hRule="atLeast"/>
-        </w:trPr>
-        <w:tc>
-          <w:tcPr>
-            <w:tcW w:type="dxa" w:w="9360"/>
-            <w:vAlign w:val="center"/>
-          </w:tcPr>
-          <w:p>
-            <w:pPr>
-              <w:spacing w:after="0" w:line="276" w:lineRule="auto"/>
-            </w:pPr>
-            <w:r/>
-            <w:r>
-              <w:rPr>
-                <w:rFonts w:ascii="Calibri" w:hAnsi="Calibri"/>
-                <w:b w:val="0"/>
-                <w:color w:val="667085"/>
-                <w:sz w:val="20"/>
-              </w:rPr>
-              <w:t>표, 리포트, dashboard spec, action queue, 확인 질문 등</w:t>
-            </w:r>
-          </w:p>
-          <w:p>
-            <w:pPr>
-              <w:spacing w:after="0"/>
-            </w:pPr>
-            <w:r>
-              <w:t xml:space="preserve"> </w:t>
-            </w:r>
-          </w:p>
-          <w:p>
-            <w:pPr>
-              <w:spacing w:after="0"/>
-            </w:pPr>
-            <w:r>
-              <w:t xml:space="preserve"> </w:t>
-            </w:r>
-          </w:p>
-        </w:tc>
-      </w:tr>
-    </w:tbl>
-    <w:p>
-      <w:pPr>
-        <w:spacing w:after="160" w:before="0"/>
-      </w:pPr>
-    </w:p>
-    <w:p>
-      <w:r>
-        <w:br w:type="page"/>
-      </w:r>
-    </w:p>
-    <w:p>
-      <w:pPr>
-        <w:pStyle w:val="Heading1"/>
-      </w:pPr>
-      <w:r>
-        <w:t>9. 검토 결정</w:t>
-      </w:r>
-    </w:p>
-    <w:tbl>
-      <w:tblPr>
-        <w:tblStyle w:val="TableGrid"/>
-        <w:tblW w:type="dxa" w:w="9360"/>
-        <w:tblLook w:firstColumn="1" w:firstRow="1" w:lastColumn="0" w:lastRow="0" w:noHBand="0" w:noVBand="1" w:val="04A0"/>
-        <w:tblInd w:type="dxa" w:w="120"/>
-        <w:tblLayout w:type="fixed"/>
-        <w:tblCellMar>
-          <w:top w:w="80" w:type="dxa"/>
-          <w:bottom w:w="80" w:type="dxa"/>
-          <w:start w:w="120" w:type="dxa"/>
-          <w:end w:w="120" w:type="dxa"/>
-        </w:tblCellMar>
-        <w:tblBorders>
-          <w:top w:val="single" w:sz="4" w:space="0" w:color="C9D3DF"/>
-          <w:left w:val="single" w:sz="4" w:space="0" w:color="C9D3DF"/>
-          <w:bottom w:val="single" w:sz="4" w:space="0" w:color="C9D3DF"/>
-          <w:right w:val="single" w:sz="4" w:space="0" w:color="C9D3DF"/>
-          <w:insideH w:val="single" w:sz="4" w:space="0" w:color="C9D3DF"/>
-          <w:insideV w:val="single" w:sz="4" w:space="0" w:color="C9D3DF"/>
-        </w:tblBorders>
-      </w:tblPr>
-      <w:tblGrid>
-        <w:gridCol w:w="520"/>
-        <w:gridCol w:w="8840"/>
-      </w:tblGrid>
-      <w:tr>
-        <w:trPr>
-          <w:trHeight w:hRule="atLeast"/>
-          <w:tblHeader w:val="true"/>
-        </w:trPr>
-        <w:tc>
-          <w:tcPr>
-            <w:tcW w:type="dxa" w:w="9360"/>
-            <w:gridSpan w:val="2"/>
-            <w:vAlign w:val="center"/>
-            <w:shd w:fill="E8EEF5"/>
-          </w:tcPr>
-          <w:p>
-            <w:pPr>
-              <w:spacing w:after="0" w:line="276" w:lineRule="auto"/>
-            </w:pPr>
-            <w:r/>
-            <w:r>
-              <w:rPr>
-                <w:rFonts w:ascii="Calibri" w:hAnsi="Calibri"/>
-                <w:b/>
-                <w:color w:val="1F4D78"/>
-                <w:sz w:val="21"/>
-              </w:rPr>
-              <w:t>실행 전 최종 확인</w:t>
-            </w:r>
-          </w:p>
-        </w:tc>
-      </w:tr>
-      <w:tr>
-        <w:trPr>
-          <w:trHeight w:hRule="atLeast"/>
-        </w:trPr>
-        <w:tc>
-          <w:tcPr>
-            <w:tcW w:type="dxa" w:w="520"/>
-            <w:vAlign w:val="center"/>
-          </w:tcPr>
-          <w:p>
-            <w:pPr>
-              <w:spacing w:after="0" w:line="276" w:lineRule="auto"/>
-              <w:jc w:val="center"/>
-            </w:pPr>
-            <w:r/>
-            <w:r>
-              <w:rPr>
-                <w:rFonts w:ascii="Calibri" w:hAnsi="Calibri"/>
-                <w:b w:val="0"/>
-                <w:color w:val="1F4D78"/>
-                <w:sz w:val="20"/>
-              </w:rPr>
-              <w:t>[ ]</w:t>
-            </w:r>
-          </w:p>
-        </w:tc>
-        <w:tc>
-          <w:tcPr>
-            <w:tcW w:type="dxa" w:w="8840"/>
-            <w:vAlign w:val="center"/>
-          </w:tcPr>
-          <w:p>
-            <w:pPr>
-              <w:spacing w:after="0" w:line="276" w:lineRule="auto"/>
-            </w:pPr>
-            <w:r/>
-            <w:r>
-              <w:rPr>
-                <w:rFonts w:ascii="Calibri" w:hAnsi="Calibri"/>
-                <w:b w:val="0"/>
-                <w:color w:val="1F2937"/>
-                <w:sz w:val="20"/>
-              </w:rPr>
-              <w:t>요구사항 카드가 사용자 의도와 맞는다.</w:t>
-            </w:r>
-          </w:p>
-        </w:tc>
-      </w:tr>
-      <w:tr>
-        <w:trPr>
-          <w:trHeight w:hRule="atLeast"/>
-        </w:trPr>
-        <w:tc>
-          <w:tcPr>
-            <w:tcW w:type="dxa" w:w="520"/>
-            <w:vAlign w:val="center"/>
-          </w:tcPr>
-          <w:p>
-            <w:pPr>
-              <w:spacing w:after="0" w:line="276" w:lineRule="auto"/>
-              <w:jc w:val="center"/>
-            </w:pPr>
-            <w:r/>
-            <w:r>
-              <w:rPr>
-                <w:rFonts w:ascii="Calibri" w:hAnsi="Calibri"/>
-                <w:b w:val="0"/>
-                <w:color w:val="1F4D78"/>
-                <w:sz w:val="20"/>
-              </w:rPr>
-              <w:t>[ ]</w:t>
-            </w:r>
-          </w:p>
-        </w:tc>
-        <w:tc>
-          <w:tcPr>
-            <w:tcW w:type="dxa" w:w="8840"/>
-            <w:vAlign w:val="center"/>
-          </w:tcPr>
-          <w:p>
-            <w:pPr>
-              <w:spacing w:after="0" w:line="276" w:lineRule="auto"/>
-            </w:pPr>
-            <w:r/>
-            <w:r>
-              <w:rPr>
-                <w:rFonts w:ascii="Calibri" w:hAnsi="Calibri"/>
-                <w:b w:val="0"/>
-                <w:color w:val="1F2937"/>
-                <w:sz w:val="20"/>
-              </w:rPr>
-              <w:t>선택한 harness와 제외한 harness의 이유가 설명되어 있다.</w:t>
-            </w:r>
-          </w:p>
-        </w:tc>
-      </w:tr>
-      <w:tr>
-        <w:trPr>
-          <w:trHeight w:hRule="atLeast"/>
-        </w:trPr>
-        <w:tc>
-          <w:tcPr>
-            <w:tcW w:type="dxa" w:w="520"/>
-            <w:vAlign w:val="center"/>
-          </w:tcPr>
-          <w:p>
-            <w:pPr>
-              <w:spacing w:after="0" w:line="276" w:lineRule="auto"/>
-              <w:jc w:val="center"/>
-            </w:pPr>
-            <w:r/>
-            <w:r>
-              <w:rPr>
-                <w:rFonts w:ascii="Calibri" w:hAnsi="Calibri"/>
-                <w:b w:val="0"/>
-                <w:color w:val="1F4D78"/>
-                <w:sz w:val="20"/>
-              </w:rPr>
-              <w:t>[ ]</w:t>
-            </w:r>
-          </w:p>
-        </w:tc>
-        <w:tc>
-          <w:tcPr>
-            <w:tcW w:type="dxa" w:w="8840"/>
-            <w:vAlign w:val="center"/>
-          </w:tcPr>
-          <w:p>
-            <w:pPr>
-              <w:spacing w:after="0" w:line="276" w:lineRule="auto"/>
-            </w:pPr>
-            <w:r/>
-            <w:r>
-              <w:rPr>
-                <w:rFonts w:ascii="Calibri" w:hAnsi="Calibri"/>
-                <w:b w:val="0"/>
-                <w:color w:val="1F2937"/>
-                <w:sz w:val="20"/>
-              </w:rPr>
-              <w:t>필요 데이터와 접근 권한이 확인되었다.</w:t>
-            </w:r>
-          </w:p>
-        </w:tc>
-      </w:tr>
-      <w:tr>
-        <w:trPr>
-          <w:trHeight w:hRule="atLeast"/>
-        </w:trPr>
-        <w:tc>
-          <w:tcPr>
-            <w:tcW w:type="dxa" w:w="520"/>
-            <w:vAlign w:val="center"/>
-          </w:tcPr>
-          <w:p>
-            <w:pPr>
-              <w:spacing w:after="0" w:line="276" w:lineRule="auto"/>
-              <w:jc w:val="center"/>
-            </w:pPr>
-            <w:r/>
-            <w:r>
-              <w:rPr>
-                <w:rFonts w:ascii="Calibri" w:hAnsi="Calibri"/>
-                <w:b w:val="0"/>
-                <w:color w:val="1F4D78"/>
-                <w:sz w:val="20"/>
-              </w:rPr>
-              <w:t>[ ]</w:t>
-            </w:r>
-          </w:p>
-        </w:tc>
-        <w:tc>
-          <w:tcPr>
-            <w:tcW w:type="dxa" w:w="8840"/>
-            <w:vAlign w:val="center"/>
-          </w:tcPr>
-          <w:p>
-            <w:pPr>
-              <w:spacing w:after="0" w:line="276" w:lineRule="auto"/>
-            </w:pPr>
-            <w:r/>
-            <w:r>
-              <w:rPr>
-                <w:rFonts w:ascii="Calibri" w:hAnsi="Calibri"/>
-                <w:b w:val="0"/>
-                <w:color w:val="1F2937"/>
-                <w:sz w:val="20"/>
-              </w:rPr>
-              <w:t>검증 기준이 최소 L2 이상이다.</w:t>
-            </w:r>
-          </w:p>
-        </w:tc>
-      </w:tr>
-      <w:tr>
-        <w:trPr>
-          <w:trHeight w:hRule="atLeast"/>
-        </w:trPr>
-        <w:tc>
-          <w:tcPr>
-            <w:tcW w:type="dxa" w:w="520"/>
-            <w:vAlign w:val="center"/>
-          </w:tcPr>
-          <w:p>
-            <w:pPr>
-              <w:spacing w:after="0" w:line="276" w:lineRule="auto"/>
-              <w:jc w:val="center"/>
-            </w:pPr>
-            <w:r/>
-            <w:r>
-              <w:rPr>
-                <w:rFonts w:ascii="Calibri" w:hAnsi="Calibri"/>
-                <w:b w:val="0"/>
-                <w:color w:val="1F4D78"/>
-                <w:sz w:val="20"/>
-              </w:rPr>
-              <w:t>[ ]</w:t>
-            </w:r>
-          </w:p>
-        </w:tc>
-        <w:tc>
-          <w:tcPr>
-            <w:tcW w:type="dxa" w:w="8840"/>
-            <w:vAlign w:val="center"/>
-          </w:tcPr>
-          <w:p>
-            <w:pPr>
-              <w:spacing w:after="0" w:line="276" w:lineRule="auto"/>
-            </w:pPr>
-            <w:r/>
-            <w:r>
-              <w:rPr>
-                <w:rFonts w:ascii="Calibri" w:hAnsi="Calibri"/>
-                <w:b w:val="0"/>
-                <w:color w:val="1F2937"/>
-                <w:sz w:val="20"/>
-              </w:rPr>
-              <w:t>승인 필요한 action이 분리되어 있다.</w:t>
             </w:r>
           </w:p>
         </w:tc>
@@ -5554,7 +2512,7 @@
                 <w:color w:val="1F4D78"/>
                 <w:sz w:val="21"/>
               </w:rPr>
-              <w:t>리뷰 결과</w:t>
+              <w:t>실행 전 확인</w:t>
             </w:r>
           </w:p>
         </w:tc>
@@ -5581,7 +2539,7 @@
                 <w:color w:val="1F4D78"/>
                 <w:sz w:val="20"/>
               </w:rPr>
-              <w:t>결정</w:t>
+              <w:t>사용자 확인</w:t>
             </w:r>
           </w:p>
         </w:tc>
@@ -5602,7 +2560,7 @@
                 <w:color w:val="667085"/>
                 <w:sz w:val="20"/>
               </w:rPr>
-              <w:t>실행 / 보류 / 추가 질문 / 다른 harness로 변경</w:t>
+              <w:t>이해한 내용이 맞음 / 일부 수정 필요 / 더 질문 필요</w:t>
             </w:r>
           </w:p>
         </w:tc>
@@ -5629,7 +2587,7 @@
                 <w:color w:val="1F4D78"/>
                 <w:sz w:val="20"/>
               </w:rPr>
-              <w:t>이유</w:t>
+              <w:t>다음 단계</w:t>
             </w:r>
           </w:p>
         </w:tc>
@@ -5650,7 +2608,7 @@
                 <w:color w:val="667085"/>
                 <w:sz w:val="20"/>
               </w:rPr>
-              <w:t>결정 근거</w:t>
+              <w:t>자료 전달 / 에이전트 실행 / 대시보드 설계 / 자동화 보류</w:t>
             </w:r>
           </w:p>
         </w:tc>
@@ -5677,7 +2635,7 @@
                 <w:color w:val="1F4D78"/>
                 <w:sz w:val="20"/>
               </w:rPr>
-              <w:t>다음 작업</w:t>
+              <w:t>승인자</w:t>
             </w:r>
           </w:p>
         </w:tc>
@@ -5698,7 +2656,7 @@
                 <w:color w:val="667085"/>
                 <w:sz w:val="20"/>
               </w:rPr>
-              <w:t>에이전트 실행, 데이터 요청, 검토 회의, 자동화 설계 등</w:t>
+              <w:t>필요할 때만 작성</w:t>
             </w:r>
           </w:p>
         </w:tc>
@@ -5734,7 +2692,7 @@
         <w:color w:val="667085"/>
         <w:sz w:val="17"/>
       </w:rPr>
-      <w:t>Requirement Card · Harness Spec · Verification Boundary</w:t>
+      <w:t>비개발자는 앞쪽의 쉬운 질문만 작성하고, 나머지는 에이전트와 함께 정리합니다.</w:t>
     </w:r>
   </w:p>
 </w:ftr>

--- a/templates/data-analysis-agent-requirement-form.docx
+++ b/templates/data-analysis-agent-requirement-form.docx
@@ -2113,7 +2113,7 @@
                 <w:color w:val="1F4D78"/>
                 <w:sz w:val="20"/>
               </w:rPr>
-              <w:t>작업 유형</w:t>
+              <w:t>분석 유형</w:t>
             </w:r>
           </w:p>
         </w:tc>
@@ -2134,7 +2134,55 @@
                 <w:color w:val="667085"/>
                 <w:sz w:val="20"/>
               </w:rPr>
-              <w:t>분석 / 데이터 정리 / 대시보드 / 자동 알림 / 기존 agent 점검 중 무엇에 가까운가?</w:t>
+              <w:t>데이터 분석 / 데이터 정리 / 피드백 분석 / 대시보드 / 기존 agent 점검 중 무엇에 가까운가?</w:t>
+            </w:r>
+          </w:p>
+        </w:tc>
+      </w:tr>
+      <w:tr>
+        <w:trPr>
+          <w:trHeight w:hRule="atLeast"/>
+        </w:trPr>
+        <w:tc>
+          <w:tcPr>
+            <w:tcW w:type="dxa" w:w="1850"/>
+            <w:vAlign w:val="center"/>
+            <w:shd w:fill="F2F4F7"/>
+          </w:tcPr>
+          <w:p>
+            <w:pPr>
+              <w:spacing w:after="0" w:line="276" w:lineRule="auto"/>
+            </w:pPr>
+            <w:r/>
+            <w:r>
+              <w:rPr>
+                <w:rFonts w:ascii="Calibri" w:hAnsi="Calibri"/>
+                <w:b/>
+                <w:color w:val="1F4D78"/>
+                <w:sz w:val="20"/>
+              </w:rPr>
+              <w:t>자동화 유형</w:t>
+            </w:r>
+          </w:p>
+        </w:tc>
+        <w:tc>
+          <w:tcPr>
+            <w:tcW w:type="dxa" w:w="7510"/>
+            <w:vAlign w:val="center"/>
+          </w:tcPr>
+          <w:p>
+            <w:pPr>
+              <w:spacing w:after="0" w:line="276" w:lineRule="auto"/>
+            </w:pPr>
+            <w:r/>
+            <w:r>
+              <w:rPr>
+                <w:rFonts w:ascii="Calibri" w:hAnsi="Calibri"/>
+                <w:b w:val="0"/>
+                <w:color w:val="667085"/>
+                <w:sz w:val="20"/>
+              </w:rPr>
+              <w:t>반복 리포트 / 대시보드 갱신 / 알림 queue / 회의 follow-up / 자동화 보류 중 무엇인가?</w:t>
             </w:r>
           </w:p>
         </w:tc>
@@ -2411,7 +2459,7 @@
                 <w:color w:val="667085"/>
                 <w:sz w:val="20"/>
               </w:rPr>
-              <w:t>위 요청 카드를 바탕으로 필요한 자료를 먼저 확인하고, 분석/자동화 방식을 제안한 뒤, 검증 기준과 승인 필요한 일을 분리해서 실행 계획을 작성해주세요.</w:t>
+              <w:t>위 요청 카드를 바탕으로 필요한 자료를 먼저 확인하고, 데이터 분석 유형과 자동화 유형을 나눠 제안한 뒤, 검증 기준과 승인 필요한 일을 분리해서 실행 계획을 작성해주세요.</w:t>
             </w:r>
           </w:p>
           <w:p>
